--- a/klagomål/A 61201-2025 FSC-klagomål.docx
+++ b/klagomål/A 61201-2025 FSC-klagomål.docx
@@ -1229,7 +1229,7 @@
     <w:r>
       <w:tab/>
       <w:tab/>
-      <w:t>2026-01-07</w:t>
+      <w:t>2026-01-08</w:t>
       <w:br/>
       <w:br/>
     </w:r>

--- a/klagomål/A 61201-2025 FSC-klagomål.docx
+++ b/klagomål/A 61201-2025 FSC-klagomål.docx
@@ -1229,7 +1229,7 @@
     <w:r>
       <w:tab/>
       <w:tab/>
-      <w:t>2026-01-08</w:t>
+      <w:t>2026-01-09</w:t>
       <w:br/>
       <w:br/>
     </w:r>

--- a/klagomål/A 61201-2025 FSC-klagomål.docx
+++ b/klagomål/A 61201-2025 FSC-klagomål.docx
@@ -1229,7 +1229,7 @@
     <w:r>
       <w:tab/>
       <w:tab/>
-      <w:t>2026-01-09</w:t>
+      <w:t>2026-01-10</w:t>
       <w:br/>
       <w:br/>
     </w:r>

--- a/klagomål/A 61201-2025 FSC-klagomål.docx
+++ b/klagomål/A 61201-2025 FSC-klagomål.docx
@@ -1229,7 +1229,7 @@
     <w:r>
       <w:tab/>
       <w:tab/>
-      <w:t>2026-01-10</w:t>
+      <w:t>2026-01-11</w:t>
       <w:br/>
       <w:br/>
     </w:r>

--- a/klagomål/A 61201-2025 FSC-klagomål.docx
+++ b/klagomål/A 61201-2025 FSC-klagomål.docx
@@ -1229,7 +1229,7 @@
     <w:r>
       <w:tab/>
       <w:tab/>
-      <w:t>2026-01-11</w:t>
+      <w:t>2026-01-12</w:t>
       <w:br/>
       <w:br/>
     </w:r>

--- a/klagomål/A 61201-2025 FSC-klagomål.docx
+++ b/klagomål/A 61201-2025 FSC-klagomål.docx
@@ -1229,7 +1229,7 @@
     <w:r>
       <w:tab/>
       <w:tab/>
-      <w:t>2026-01-12</w:t>
+      <w:t>2026-01-13</w:t>
       <w:br/>
       <w:br/>
     </w:r>

--- a/klagomål/A 61201-2025 FSC-klagomål.docx
+++ b/klagomål/A 61201-2025 FSC-klagomål.docx
@@ -1229,7 +1229,7 @@
     <w:r>
       <w:tab/>
       <w:tab/>
-      <w:t>2026-01-13</w:t>
+      <w:t>2026-01-14</w:t>
       <w:br/>
       <w:br/>
     </w:r>

--- a/klagomål/A 61201-2025 FSC-klagomål.docx
+++ b/klagomål/A 61201-2025 FSC-klagomål.docx
@@ -1229,7 +1229,7 @@
     <w:r>
       <w:tab/>
       <w:tab/>
-      <w:t>2026-01-14</w:t>
+      <w:t>2026-01-15</w:t>
       <w:br/>
       <w:br/>
     </w:r>

--- a/klagomål/A 61201-2025 FSC-klagomål.docx
+++ b/klagomål/A 61201-2025 FSC-klagomål.docx
@@ -1229,7 +1229,7 @@
     <w:r>
       <w:tab/>
       <w:tab/>
-      <w:t>2026-01-15</w:t>
+      <w:t>2026-01-16</w:t>
       <w:br/>
       <w:br/>
     </w:r>

--- a/klagomål/A 61201-2025 FSC-klagomål.docx
+++ b/klagomål/A 61201-2025 FSC-klagomål.docx
@@ -191,7 +191,7 @@
     </w:p>
     <w:p>
       <w:r>
-        <w:t>I avverkningsanmälan har följande 15 naturvårdsarter hittats: knärot (VU, §8), garnlav (NT), liten svartspik (NT), lunglav (NT), mjölig dropplav (NT), skrovellav (NT), ullticka (NT), vitgrynig nållav (NT), vitskaftad svartspik (NT), norrlandslav (S), rostfläck (S), stuplav (S), trådfräken (S), vedticka (S) och revlummer (§9). Av dessa är 9 rödlistade. För rödlistade arter har rödlistekategorin angivits inom parentes. Arter som är signalarter enligt Skogsstyrelsen har markerats med (S). För fridlysta arter anges även paragrafen i Artskyddsförordningen som arten är fridlyst enligt.</w:t>
+        <w:t>I avverkningsanmälan har följande 16 naturvårdsarter hittats: knärot (VU, §8), garnlav (NT), harticka (NT), liten svartspik (NT), lunglav (NT), mjölig dropplav (NT), skrovellav (NT), ullticka (NT), vitgrynig nållav (NT), vitskaftad svartspik (NT), norrlandslav (S), rostfläck (S), stuplav (S), trådfräken (S), vedticka (S) och revlummer (§9). Av dessa är 10 rödlistade. För rödlistade arter har rödlistekategorin angivits inom parentes. Arter som är signalarter enligt Skogsstyrelsen har markerats med (S). För fridlysta arter anges även paragrafen i Artskyddsförordningen som arten är fridlyst enligt.</w:t>
       </w:r>
     </w:p>
     <w:p>
@@ -262,6 +262,17 @@
         <w:rPr>
           <w:b/>
         </w:rPr>
+        <w:t>Harticka (NT)</w:t>
+      </w:r>
+      <w:r>
+        <w:t xml:space="preserve"> är normalt en mycket bra signalart för granskogar med höga naturvärden. Även när svampen påträffas i mer påverkade skogar är det nästan alltid fråga om skogsmiljöer i sena successionsstadier med höga naturvärden. Skogsskötselåtgärder på eller i omedelbar närhet av växtplatserna kan innebära ett hot mot arten (SLU Artdatabanken, 2024; Nitare &amp; Skogsstyrelsen, 2019).</w:t>
+      </w:r>
+    </w:p>
+    <w:p>
+      <w:r>
+        <w:rPr>
+          <w:b/>
+        </w:rPr>
         <w:t>Liten svartspik (NT)</w:t>
       </w:r>
       <w:r>
@@ -593,7 +604,7 @@
         <w:rPr>
           <w:i/>
         </w:rPr>
-        <w:t>I det avverkningsanmälda skogsområdet har 15 naturvårdsarter varav 9 rödlistade arter sina livsmiljöer och växtplatser.</w:t>
+        <w:t>I det avverkningsanmälda skogsområdet har 16 naturvårdsarter varav 10 rödlistade arter sina livsmiljöer och växtplatser.</w:t>
       </w:r>
     </w:p>
     <w:p>
@@ -1229,7 +1240,7 @@
     <w:r>
       <w:tab/>
       <w:tab/>
-      <w:t>2026-01-16</w:t>
+      <w:t>2026-01-17</w:t>
       <w:br/>
       <w:br/>
     </w:r>

--- a/klagomål/A 61201-2025 FSC-klagomål.docx
+++ b/klagomål/A 61201-2025 FSC-klagomål.docx
@@ -1240,7 +1240,7 @@
     <w:r>
       <w:tab/>
       <w:tab/>
-      <w:t>2026-01-17</w:t>
+      <w:t>2026-01-18</w:t>
       <w:br/>
       <w:br/>
     </w:r>

--- a/klagomål/A 61201-2025 FSC-klagomål.docx
+++ b/klagomål/A 61201-2025 FSC-klagomål.docx
@@ -1240,7 +1240,7 @@
     <w:r>
       <w:tab/>
       <w:tab/>
-      <w:t>2026-01-18</w:t>
+      <w:t>2026-01-19</w:t>
       <w:br/>
       <w:br/>
     </w:r>

--- a/klagomål/A 61201-2025 FSC-klagomål.docx
+++ b/klagomål/A 61201-2025 FSC-klagomål.docx
@@ -1240,7 +1240,7 @@
     <w:r>
       <w:tab/>
       <w:tab/>
-      <w:t>2026-01-19</w:t>
+      <w:t>2026-01-20</w:t>
       <w:br/>
       <w:br/>
     </w:r>

--- a/klagomål/A 61201-2025 FSC-klagomål.docx
+++ b/klagomål/A 61201-2025 FSC-klagomål.docx
@@ -1240,7 +1240,7 @@
     <w:r>
       <w:tab/>
       <w:tab/>
-      <w:t>2026-01-20</w:t>
+      <w:t>2026-01-21</w:t>
       <w:br/>
       <w:br/>
     </w:r>

--- a/klagomål/A 61201-2025 FSC-klagomål.docx
+++ b/klagomål/A 61201-2025 FSC-klagomål.docx
@@ -1240,7 +1240,7 @@
     <w:r>
       <w:tab/>
       <w:tab/>
-      <w:t>2026-01-21</w:t>
+      <w:t>2026-01-23</w:t>
       <w:br/>
       <w:br/>
     </w:r>

--- a/klagomål/A 61201-2025 FSC-klagomål.docx
+++ b/klagomål/A 61201-2025 FSC-klagomål.docx
@@ -191,7 +191,7 @@
     </w:p>
     <w:p>
       <w:r>
-        <w:t>I avverkningsanmälan har följande 16 naturvårdsarter hittats: knärot (VU, §8), garnlav (NT), harticka (NT), liten svartspik (NT), lunglav (NT), mjölig dropplav (NT), skrovellav (NT), ullticka (NT), vitgrynig nållav (NT), vitskaftad svartspik (NT), norrlandslav (S), rostfläck (S), stuplav (S), trådfräken (S), vedticka (S) och revlummer (§9). Av dessa är 10 rödlistade. För rödlistade arter har rödlistekategorin angivits inom parentes. Arter som är signalarter enligt Skogsstyrelsen har markerats med (S). För fridlysta arter anges även paragrafen i Artskyddsförordningen som arten är fridlyst enligt.</w:t>
+        <w:t>I avverkningsanmälan har följande 20 naturvårdsarter hittats: knärot (VU, §8), doftskinn (NT), garnlav (NT), granticka (NT), harticka (NT), liten svartspik (NT), lunglav (NT), mjölig dropplav (NT), rödbrun blekspik (NT), skrovellav (NT), ullticka (NT), vitgrynig nållav (NT), vitskaftad svartspik (NT), barkkornlav (S), norrlandslav (S), rostfläck (S), stuplav (S), trådfräken (S), vedticka (S) och revlummer (§9). Av dessa är 13 rödlistade. För rödlistade arter har rödlistekategorin angivits inom parentes. Arter som är signalarter enligt Skogsstyrelsen har markerats med (S). För fridlysta arter anges även paragrafen i Artskyddsförordningen som arten är fridlyst enligt.</w:t>
       </w:r>
     </w:p>
     <w:p>
@@ -251,10 +251,32 @@
         <w:rPr>
           <w:b/>
         </w:rPr>
+        <w:t>Doftskinn (NT)</w:t>
+      </w:r>
+      <w:r>
+        <w:t>, rödlistad som nära hotad, är en mycket bra signalart för boreal granskog och indikerar ett gran-skogsekosystem med lång kontinuitet av grova lågor. Arten är placerad i toppen av Skogsstyrelsens värdepyramid för bedömning av skog med höga naturvärden och har klassats som en “urskogsindikator”, då den förekommer med ett tydligt optimum i helt eller nästan helt orörda skogar (Nitare &amp; Skogsstyrelsen, 2019).</w:t>
+      </w:r>
+    </w:p>
+    <w:p>
+      <w:r>
+        <w:rPr>
+          <w:b/>
+        </w:rPr>
         <w:t>Garnlav (NT)</w:t>
       </w:r>
       <w:r>
         <w:t xml:space="preserve"> är en utpräglad barrskogsart som ibland kan drapera träden i norrländska grannaturskogar med hög luftfuktighet. Den förekommer även i talldominerade bestånd där den, förutom i trädens grenverk, påträffas hängande över ojämnheter i tallbarken. Arten har minskat starkt i södra och mellersta Sverige och den minskar även i sitt nordliga utbredningsområde. Orsaken till tillbakagången beror främst på slutavverkningar av naturskogsartade skogar. Bestånd med riklig förekomst bör regelmässigt sparas. Garnlav är värdväxt för den mycket sällsynta och akut hotade fjärilen barrskogslavfly (CR) som hör hemma i boreala barrskogar med riklig förekomst av värdväxten. Tidigare kunde arten konstateras årligen på flera platser vid Dala-Floda i Dalarna innan lokalerna kalavverkades. Senaste fyndet i landet av barrskogslavfly är från år 2000 då den påträffades vid Högberget i Sollefteå kommun (SLU Artdatabanken, 2024).</w:t>
+      </w:r>
+    </w:p>
+    <w:p>
+      <w:r>
+        <w:rPr>
+          <w:b/>
+        </w:rPr>
+        <w:t>Granticka (NT)</w:t>
+      </w:r>
+      <w:r>
+        <w:t xml:space="preserve"> förekommer främst i äldre skogar med naturskogskaraktär, liksom i dimensionsavverkade och plockhuggna skogar. I äldre grannaturskog i norra Sverige är den alltjämt en förhållandevis vanlig karaktärsart, medan den längre söderut blir allt mer sällsynt. I Götaland och delar av Svealand är den en god signalart för skyddsvärda granskogsmiljöer. Arten bedöms ha minskat starkt under senare år på grund av skogsavverkningar, då den framför allt växer i äldre granskog med långvarig grankontinuitet. I urskogsliknande bestånd i norra Sverige kan ibland påträffas den mycket sällsynta tickan grantickeporing (VU), som lever på döda grantickor (SLU Artdatabanken, 2024; Nitare &amp; Skogsstyrelsen, 2019).</w:t>
       </w:r>
     </w:p>
     <w:p>
@@ -317,6 +339,17 @@
       </w:r>
       <w:r>
         <w:t xml:space="preserve"> växer på gamla granar i boreala granskogar med lång trädkontinuitet och hög luftfuktighet. Avverkning liksom även kraftig utglesning av skog på eller i omedelbar närhet av lokalerna utgör ett hot. Bördiga sumpgranskogar med hög och jämn luftfuktighet bör inte avverkas (SLU Artdatabanken, 2024).</w:t>
+      </w:r>
+    </w:p>
+    <w:p>
+      <w:r>
+        <w:rPr>
+          <w:b/>
+        </w:rPr>
+        <w:t>Rödbrun blekspik (NT)</w:t>
+      </w:r>
+      <w:r>
+        <w:t xml:space="preserve"> växer i norra Sverige på bark och ved av björk och gran i skogar med hög och jämn luftfuktighet. I södra Sverige växer den främst på ek i öppna åldriga lövskogar. I norra delen av sitt utbredningsområde hotas arten av slutavverkningar av gamla granskogar. I den södra delen av landet hotas den genom de åldriga lövskogarnas tillbakagång och särskilt ekhagarnas igenväxning och genom plantering av sådan mark med barrskog. Rödbrun blekspik signalerar alltid höga naturvärden (SLU Artdatabanken, 2024; Nitare &amp; Skogsstyrelsen, 2019).</w:t>
       </w:r>
     </w:p>
     <w:p>
@@ -604,7 +637,7 @@
         <w:rPr>
           <w:i/>
         </w:rPr>
-        <w:t>I det avverkningsanmälda skogsområdet har 16 naturvårdsarter varav 10 rödlistade arter sina livsmiljöer och växtplatser.</w:t>
+        <w:t>I det avverkningsanmälda skogsområdet har 20 naturvårdsarter varav 13 rödlistade arter sina livsmiljöer och växtplatser.</w:t>
       </w:r>
     </w:p>
     <w:p>
@@ -1240,7 +1273,7 @@
     <w:r>
       <w:tab/>
       <w:tab/>
-      <w:t>2026-01-23</w:t>
+      <w:t>2026-01-24</w:t>
       <w:br/>
       <w:br/>
     </w:r>

--- a/klagomål/A 61201-2025 FSC-klagomål.docx
+++ b/klagomål/A 61201-2025 FSC-klagomål.docx
@@ -1273,7 +1273,7 @@
     <w:r>
       <w:tab/>
       <w:tab/>
-      <w:t>2026-01-24</w:t>
+      <w:t>2026-01-25</w:t>
       <w:br/>
       <w:br/>
     </w:r>

--- a/klagomål/A 61201-2025 FSC-klagomål.docx
+++ b/klagomål/A 61201-2025 FSC-klagomål.docx
@@ -1273,7 +1273,7 @@
     <w:r>
       <w:tab/>
       <w:tab/>
-      <w:t>2026-01-25</w:t>
+      <w:t>2026-01-26</w:t>
       <w:br/>
       <w:br/>
     </w:r>

--- a/klagomål/A 61201-2025 FSC-klagomål.docx
+++ b/klagomål/A 61201-2025 FSC-klagomål.docx
@@ -1273,7 +1273,7 @@
     <w:r>
       <w:tab/>
       <w:tab/>
-      <w:t>2026-01-26</w:t>
+      <w:t>2026-01-27</w:t>
       <w:br/>
       <w:br/>
     </w:r>

--- a/klagomål/A 61201-2025 FSC-klagomål.docx
+++ b/klagomål/A 61201-2025 FSC-klagomål.docx
@@ -1273,7 +1273,7 @@
     <w:r>
       <w:tab/>
       <w:tab/>
-      <w:t>2026-01-27</w:t>
+      <w:t>2026-01-28</w:t>
       <w:br/>
       <w:br/>
     </w:r>

--- a/klagomål/A 61201-2025 FSC-klagomål.docx
+++ b/klagomål/A 61201-2025 FSC-klagomål.docx
@@ -1687,7 +1687,7 @@
     <w:r>
       <w:tab/>
       <w:tab/>
-      <w:t>2026-02-21</w:t>
+      <w:t>2026-02-22</w:t>
       <w:br/>
       <w:br/>
     </w:r>

--- a/klagomål/A 61201-2025 FSC-klagomål.docx
+++ b/klagomål/A 61201-2025 FSC-klagomål.docx
@@ -1687,7 +1687,7 @@
     <w:r>
       <w:tab/>
       <w:tab/>
-      <w:t>2026-02-22</w:t>
+      <w:t>2026-02-23</w:t>
       <w:br/>
       <w:br/>
     </w:r>

--- a/klagomål/A 61201-2025 FSC-klagomål.docx
+++ b/klagomål/A 61201-2025 FSC-klagomål.docx
@@ -1687,7 +1687,7 @@
     <w:r>
       <w:tab/>
       <w:tab/>
-      <w:t>2026-02-23</w:t>
+      <w:t>2026-02-24</w:t>
       <w:br/>
       <w:br/>
     </w:r>

--- a/klagomål/A 61201-2025 FSC-klagomål.docx
+++ b/klagomål/A 61201-2025 FSC-klagomål.docx
@@ -1687,7 +1687,7 @@
     <w:r>
       <w:tab/>
       <w:tab/>
-      <w:t>2026-02-24</w:t>
+      <w:t>2026-02-25</w:t>
       <w:br/>
       <w:br/>
     </w:r>

--- a/klagomål/A 61201-2025 FSC-klagomål.docx
+++ b/klagomål/A 61201-2025 FSC-klagomål.docx
@@ -1687,7 +1687,7 @@
     <w:r>
       <w:tab/>
       <w:tab/>
-      <w:t>2026-02-25</w:t>
+      <w:t>2026-02-26</w:t>
       <w:br/>
       <w:br/>
     </w:r>

--- a/klagomål/A 61201-2025 FSC-klagomål.docx
+++ b/klagomål/A 61201-2025 FSC-klagomål.docx
@@ -1687,7 +1687,7 @@
     <w:r>
       <w:tab/>
       <w:tab/>
-      <w:t>2026-02-26</w:t>
+      <w:t>2026-02-28</w:t>
       <w:br/>
       <w:br/>
     </w:r>

--- a/klagomål/A 61201-2025 FSC-klagomål.docx
+++ b/klagomål/A 61201-2025 FSC-klagomål.docx
@@ -1687,7 +1687,7 @@
     <w:r>
       <w:tab/>
       <w:tab/>
-      <w:t>2026-02-28</w:t>
+      <w:t>2026-03-01</w:t>
       <w:br/>
       <w:br/>
     </w:r>

--- a/klagomål/A 61201-2025 FSC-klagomål.docx
+++ b/klagomål/A 61201-2025 FSC-klagomål.docx
@@ -1687,7 +1687,7 @@
     <w:r>
       <w:tab/>
       <w:tab/>
-      <w:t>2026-03-01</w:t>
+      <w:t>2026-03-02</w:t>
       <w:br/>
       <w:br/>
     </w:r>

--- a/klagomål/A 61201-2025 FSC-klagomål.docx
+++ b/klagomål/A 61201-2025 FSC-klagomål.docx
@@ -309,7 +309,7 @@
         <w:rPr>
           <w:i/>
         </w:rPr>
-        <w:t xml:space="preserve"> 9070 Trädklädd betesmark </w:t>
+        <w:t xml:space="preserve"> 9070 Trädklädd betesmark</w:t>
       </w:r>
       <w:r>
         <w:t xml:space="preserve"> (SLU Artdatabanken, 2024).</w:t>
@@ -1687,7 +1687,7 @@
     <w:r>
       <w:tab/>
       <w:tab/>
-      <w:t>2026-03-02</w:t>
+      <w:t>2026-03-03</w:t>
       <w:br/>
       <w:br/>
     </w:r>

--- a/klagomål/A 61201-2025 FSC-klagomål.docx
+++ b/klagomål/A 61201-2025 FSC-klagomål.docx
@@ -1687,7 +1687,7 @@
     <w:r>
       <w:tab/>
       <w:tab/>
-      <w:t>2026-03-03</w:t>
+      <w:t>2026-03-04</w:t>
       <w:br/>
       <w:br/>
     </w:r>

--- a/klagomål/A 61201-2025 FSC-klagomål.docx
+++ b/klagomål/A 61201-2025 FSC-klagomål.docx
@@ -1687,7 +1687,7 @@
     <w:r>
       <w:tab/>
       <w:tab/>
-      <w:t>2026-03-04</w:t>
+      <w:t>2026-03-05</w:t>
       <w:br/>
       <w:br/>
     </w:r>

--- a/klagomål/A 61201-2025 FSC-klagomål.docx
+++ b/klagomål/A 61201-2025 FSC-klagomål.docx
@@ -1687,7 +1687,7 @@
     <w:r>
       <w:tab/>
       <w:tab/>
-      <w:t>2026-03-05</w:t>
+      <w:t>2026-03-06</w:t>
       <w:br/>
       <w:br/>
     </w:r>

--- a/klagomål/A 61201-2025 FSC-klagomål.docx
+++ b/klagomål/A 61201-2025 FSC-klagomål.docx
@@ -1687,7 +1687,7 @@
     <w:r>
       <w:tab/>
       <w:tab/>
-      <w:t>2026-03-06</w:t>
+      <w:t>2026-03-07</w:t>
       <w:br/>
       <w:br/>
     </w:r>

--- a/klagomål/A 61201-2025 FSC-klagomål.docx
+++ b/klagomål/A 61201-2025 FSC-klagomål.docx
@@ -1687,7 +1687,7 @@
     <w:r>
       <w:tab/>
       <w:tab/>
-      <w:t>2026-03-07</w:t>
+      <w:t>2026-03-08</w:t>
       <w:br/>
       <w:br/>
     </w:r>

--- a/klagomål/A 61201-2025 FSC-klagomål.docx
+++ b/klagomål/A 61201-2025 FSC-klagomål.docx
@@ -1687,7 +1687,7 @@
     <w:r>
       <w:tab/>
       <w:tab/>
-      <w:t>2026-03-08</w:t>
+      <w:t>2026-03-09</w:t>
       <w:br/>
       <w:br/>
     </w:r>

--- a/klagomål/A 61201-2025 FSC-klagomål.docx
+++ b/klagomål/A 61201-2025 FSC-klagomål.docx
@@ -1687,7 +1687,7 @@
     <w:r>
       <w:tab/>
       <w:tab/>
-      <w:t>2026-03-09</w:t>
+      <w:t>2026-03-10</w:t>
       <w:br/>
       <w:br/>
     </w:r>

--- a/klagomål/A 61201-2025 FSC-klagomål.docx
+++ b/klagomål/A 61201-2025 FSC-klagomål.docx
@@ -815,7 +815,7 @@
         <w:t>9010 Taiga</w:t>
       </w:r>
       <w:r>
-        <w:t xml:space="preserve"> och prioriterad art i Skogsvårdslagen, är en mycket stationär fågel, som häckar i äldre, slutna och hänglavsrika barrskogar. Reviren är livslånga med hemområden som varierar mellan 50 och 150 ha. Inom ett revir av hög kvalitet finns det som regel ett eller flera kärnområden (1–20 ha) med relativt tät flerskiktad granskog. Arten missgynnas när flerskiktad skog omförs till enskiktade bestånd och även röjning och hård gallring är starkt negativt. Lavskrikan har relativt stora hemområden och försvinner när den äldre skogen fragmenteras, särskilt allvarligt är när kärnområdena avverkas. (Skogsstyrelsen 2016). Populationen har minskat med 20–40 % de senaste 30 åren. Arten försvinner successivt framför allt vid dess utbredningsgränser (SLU Artdatabanken, 2021).</w:t>
+        <w:t xml:space="preserve"> och prioriterad art i Skogsvårdslagen, är en mycket stationär fågel, som häckar i äldre, slutna och hänglavsrika barrskogar. Reviren är livslånga med hemområden som varierar mellan 50 och 150 ha. Inom ett revir av hög kvalitet finns det som regel ett eller flera kärnområden (1–20 ha) med relativt tät flerskiktad granskog. Arten missgynnas när flerskiktad skog omförs till enskiktade bestånd och även röjning och hård gallring är starkt negativt. Lavskrikan har relativt stora hemområden och försvinner när den äldre skogen fragmenteras, särskilt allvarligt är när kärnområdena avverkas. Arten försvinner successivt framför allt vid dess utbredningsgränser och populationen har minskat med 20–40 % de senaste 30 åren (SLU Artdatabanken, 2021; Skogsstyrelsen 2016).</w:t>
       </w:r>
     </w:p>
     <w:p>
@@ -1416,7 +1416,7 @@
     </w:p>
     <w:p>
       <w:r>
-        <w:t xml:space="preserve">SLU Artdatabanken, 2021. </w:t>
+        <w:t xml:space="preserve">SLU Artdatabanken, 2022. </w:t>
       </w:r>
       <w:r>
         <w:rPr>
@@ -1687,7 +1687,7 @@
     <w:r>
       <w:tab/>
       <w:tab/>
-      <w:t>2026-03-10</w:t>
+      <w:t>2026-03-11</w:t>
       <w:br/>
       <w:br/>
     </w:r>

--- a/klagomål/A 61201-2025 FSC-klagomål.docx
+++ b/klagomål/A 61201-2025 FSC-klagomål.docx
@@ -1687,7 +1687,7 @@
     <w:r>
       <w:tab/>
       <w:tab/>
-      <w:t>2026-03-11</w:t>
+      <w:t>2026-03-12</w:t>
       <w:br/>
       <w:br/>
     </w:r>

--- a/klagomål/A 61201-2025 FSC-klagomål.docx
+++ b/klagomål/A 61201-2025 FSC-klagomål.docx
@@ -1687,7 +1687,7 @@
     <w:r>
       <w:tab/>
       <w:tab/>
-      <w:t>2026-03-12</w:t>
+      <w:t>2026-03-13</w:t>
       <w:br/>
       <w:br/>
     </w:r>

--- a/klagomål/A 61201-2025 FSC-klagomål.docx
+++ b/klagomål/A 61201-2025 FSC-klagomål.docx
@@ -1687,7 +1687,7 @@
     <w:r>
       <w:tab/>
       <w:tab/>
-      <w:t>2026-03-13</w:t>
+      <w:t>2026-03-16</w:t>
       <w:br/>
       <w:br/>
     </w:r>

--- a/klagomål/A 61201-2025 FSC-klagomål.docx
+++ b/klagomål/A 61201-2025 FSC-klagomål.docx
@@ -1687,7 +1687,7 @@
     <w:r>
       <w:tab/>
       <w:tab/>
-      <w:t>2026-03-16</w:t>
+      <w:t>2026-03-17</w:t>
       <w:br/>
       <w:br/>
     </w:r>

--- a/klagomål/A 61201-2025 FSC-klagomål.docx
+++ b/klagomål/A 61201-2025 FSC-klagomål.docx
@@ -1687,7 +1687,7 @@
     <w:r>
       <w:tab/>
       <w:tab/>
-      <w:t>2026-03-17</w:t>
+      <w:t>2026-03-18</w:t>
       <w:br/>
       <w:br/>
     </w:r>

--- a/klagomål/A 61201-2025 FSC-klagomål.docx
+++ b/klagomål/A 61201-2025 FSC-klagomål.docx
@@ -1687,7 +1687,7 @@
     <w:r>
       <w:tab/>
       <w:tab/>
-      <w:t>2026-03-18</w:t>
+      <w:t>2026-03-19</w:t>
       <w:br/>
       <w:br/>
     </w:r>

--- a/klagomål/A 61201-2025 FSC-klagomål.docx
+++ b/klagomål/A 61201-2025 FSC-klagomål.docx
@@ -1687,7 +1687,7 @@
     <w:r>
       <w:tab/>
       <w:tab/>
-      <w:t>2026-03-19</w:t>
+      <w:t>2026-03-20</w:t>
       <w:br/>
       <w:br/>
     </w:r>

--- a/klagomål/A 61201-2025 FSC-klagomål.docx
+++ b/klagomål/A 61201-2025 FSC-klagomål.docx
@@ -1687,7 +1687,7 @@
     <w:r>
       <w:tab/>
       <w:tab/>
-      <w:t>2026-03-20</w:t>
+      <w:t>2026-03-21</w:t>
       <w:br/>
       <w:br/>
     </w:r>

--- a/klagomål/A 61201-2025 FSC-klagomål.docx
+++ b/klagomål/A 61201-2025 FSC-klagomål.docx
@@ -1687,7 +1687,7 @@
     <w:r>
       <w:tab/>
       <w:tab/>
-      <w:t>2026-03-21</w:t>
+      <w:t>2026-03-22</w:t>
       <w:br/>
       <w:br/>
     </w:r>

--- a/klagomål/A 61201-2025 FSC-klagomål.docx
+++ b/klagomål/A 61201-2025 FSC-klagomål.docx
@@ -1736,7 +1736,7 @@
     <w:r>
       <w:tab/>
       <w:tab/>
-      <w:t>2026-05-16</w:t>
+      <w:t>2026-05-17</w:t>
       <w:br/>
       <w:br/>
     </w:r>

--- a/klagomål/A 61201-2025 FSC-klagomål.docx
+++ b/klagomål/A 61201-2025 FSC-klagomål.docx
@@ -1736,7 +1736,7 @@
     <w:r>
       <w:tab/>
       <w:tab/>
-      <w:t>2026-05-17</w:t>
+      <w:t>2026-05-18</w:t>
       <w:br/>
       <w:br/>
     </w:r>

--- a/klagomål/A 61201-2025 FSC-klagomål.docx
+++ b/klagomål/A 61201-2025 FSC-klagomål.docx
@@ -1736,7 +1736,7 @@
     <w:r>
       <w:tab/>
       <w:tab/>
-      <w:t>2026-05-18</w:t>
+      <w:t>2026-05-19</w:t>
       <w:br/>
       <w:br/>
     </w:r>

--- a/klagomål/A 61201-2025 FSC-klagomål.docx
+++ b/klagomål/A 61201-2025 FSC-klagomål.docx
@@ -1736,7 +1736,7 @@
     <w:r>
       <w:tab/>
       <w:tab/>
-      <w:t>2026-05-19</w:t>
+      <w:t>2026-05-20</w:t>
       <w:br/>
       <w:br/>
     </w:r>

--- a/klagomål/A 61201-2025 FSC-klagomål.docx
+++ b/klagomål/A 61201-2025 FSC-klagomål.docx
@@ -1736,7 +1736,7 @@
     <w:r>
       <w:tab/>
       <w:tab/>
-      <w:t>2026-05-20</w:t>
+      <w:t>2026-05-21</w:t>
       <w:br/>
       <w:br/>
     </w:r>

--- a/klagomål/A 61201-2025 FSC-klagomål.docx
+++ b/klagomål/A 61201-2025 FSC-klagomål.docx
@@ -1736,7 +1736,7 @@
     <w:r>
       <w:tab/>
       <w:tab/>
-      <w:t>2026-05-21</w:t>
+      <w:t>2026-05-22</w:t>
       <w:br/>
       <w:br/>
     </w:r>

--- a/klagomål/A 61201-2025 FSC-klagomål.docx
+++ b/klagomål/A 61201-2025 FSC-klagomål.docx
@@ -1736,7 +1736,7 @@
     <w:r>
       <w:tab/>
       <w:tab/>
-      <w:t>2026-05-22</w:t>
+      <w:t>2026-05-23</w:t>
       <w:br/>
       <w:br/>
     </w:r>

--- a/klagomål/A 61201-2025 FSC-klagomål.docx
+++ b/klagomål/A 61201-2025 FSC-klagomål.docx
@@ -1736,7 +1736,7 @@
     <w:r>
       <w:tab/>
       <w:tab/>
-      <w:t>2026-05-23</w:t>
+      <w:t>2026-05-24</w:t>
       <w:br/>
       <w:br/>
     </w:r>

--- a/klagomål/A 61201-2025 FSC-klagomål.docx
+++ b/klagomål/A 61201-2025 FSC-klagomål.docx
@@ -1736,7 +1736,7 @@
     <w:r>
       <w:tab/>
       <w:tab/>
-      <w:t>2026-05-24</w:t>
+      <w:t>2026-05-25</w:t>
       <w:br/>
       <w:br/>
     </w:r>

--- a/klagomål/A 61201-2025 FSC-klagomål.docx
+++ b/klagomål/A 61201-2025 FSC-klagomål.docx
@@ -1736,7 +1736,7 @@
     <w:r>
       <w:tab/>
       <w:tab/>
-      <w:t>2026-05-25</w:t>
+      <w:t>2026-05-26</w:t>
       <w:br/>
       <w:br/>
     </w:r>

--- a/klagomål/A 61201-2025 FSC-klagomål.docx
+++ b/klagomål/A 61201-2025 FSC-klagomål.docx
@@ -1736,7 +1736,7 @@
     <w:r>
       <w:tab/>
       <w:tab/>
-      <w:t>2026-05-26</w:t>
+      <w:t>2026-05-27</w:t>
       <w:br/>
       <w:br/>
     </w:r>

--- a/klagomål/A 61201-2025 FSC-klagomål.docx
+++ b/klagomål/A 61201-2025 FSC-klagomål.docx
@@ -1736,7 +1736,7 @@
     <w:r>
       <w:tab/>
       <w:tab/>
-      <w:t>2026-05-27</w:t>
+      <w:t>2026-05-28</w:t>
       <w:br/>
       <w:br/>
     </w:r>

--- a/klagomål/A 61201-2025 FSC-klagomål.docx
+++ b/klagomål/A 61201-2025 FSC-klagomål.docx
@@ -1736,7 +1736,7 @@
     <w:r>
       <w:tab/>
       <w:tab/>
-      <w:t>2026-05-28</w:t>
+      <w:t>2026-05-29</w:t>
       <w:br/>
       <w:br/>
     </w:r>

--- a/klagomål/A 61201-2025 FSC-klagomål.docx
+++ b/klagomål/A 61201-2025 FSC-klagomål.docx
@@ -1736,7 +1736,7 @@
     <w:r>
       <w:tab/>
       <w:tab/>
-      <w:t>2026-05-29</w:t>
+      <w:t>2026-05-30</w:t>
       <w:br/>
       <w:br/>
     </w:r>

--- a/klagomål/A 61201-2025 FSC-klagomål.docx
+++ b/klagomål/A 61201-2025 FSC-klagomål.docx
@@ -1736,7 +1736,7 @@
     <w:r>
       <w:tab/>
       <w:tab/>
-      <w:t>2026-05-30</w:t>
+      <w:t>2026-05-31</w:t>
       <w:br/>
       <w:br/>
     </w:r>

--- a/klagomål/A 61201-2025 FSC-klagomål.docx
+++ b/klagomål/A 61201-2025 FSC-klagomål.docx
@@ -1736,7 +1736,7 @@
     <w:r>
       <w:tab/>
       <w:tab/>
-      <w:t>2026-05-31</w:t>
+      <w:t>2026-06-01</w:t>
       <w:br/>
       <w:br/>
     </w:r>

--- a/klagomål/A 61201-2025 FSC-klagomål.docx
+++ b/klagomål/A 61201-2025 FSC-klagomål.docx
@@ -1736,7 +1736,7 @@
     <w:r>
       <w:tab/>
       <w:tab/>
-      <w:t>2026-06-01</w:t>
+      <w:t>2026-06-02</w:t>
       <w:br/>
       <w:br/>
     </w:r>

--- a/klagomål/A 61201-2025 FSC-klagomål.docx
+++ b/klagomål/A 61201-2025 FSC-klagomål.docx
@@ -1736,7 +1736,7 @@
     <w:r>
       <w:tab/>
       <w:tab/>
-      <w:t>2026-06-02</w:t>
+      <w:t>2026-06-03</w:t>
       <w:br/>
       <w:br/>
     </w:r>

--- a/klagomål/A 61201-2025 FSC-klagomål.docx
+++ b/klagomål/A 61201-2025 FSC-klagomål.docx
@@ -1736,7 +1736,7 @@
     <w:r>
       <w:tab/>
       <w:tab/>
-      <w:t>2026-06-03</w:t>
+      <w:t>2026-06-04</w:t>
       <w:br/>
       <w:br/>
     </w:r>

--- a/klagomål/A 61201-2025 FSC-klagomål.docx
+++ b/klagomål/A 61201-2025 FSC-klagomål.docx
@@ -1736,7 +1736,7 @@
     <w:r>
       <w:tab/>
       <w:tab/>
-      <w:t>2026-06-04</w:t>
+      <w:t>2026-06-05</w:t>
       <w:br/>
       <w:br/>
     </w:r>

--- a/klagomål/A 61201-2025 FSC-klagomål.docx
+++ b/klagomål/A 61201-2025 FSC-klagomål.docx
@@ -1736,7 +1736,7 @@
     <w:r>
       <w:tab/>
       <w:tab/>
-      <w:t>2026-06-05</w:t>
+      <w:t>2026-06-06</w:t>
       <w:br/>
       <w:br/>
     </w:r>

--- a/klagomål/A 61201-2025 FSC-klagomål.docx
+++ b/klagomål/A 61201-2025 FSC-klagomål.docx
@@ -1736,7 +1736,7 @@
     <w:r>
       <w:tab/>
       <w:tab/>
-      <w:t>2026-06-06</w:t>
+      <w:t>2026-06-07</w:t>
       <w:br/>
       <w:br/>
     </w:r>

--- a/klagomål/A 61201-2025 FSC-klagomål.docx
+++ b/klagomål/A 61201-2025 FSC-klagomål.docx
@@ -1736,7 +1736,7 @@
     <w:r>
       <w:tab/>
       <w:tab/>
-      <w:t>2026-06-07</w:t>
+      <w:t>2026-06-08</w:t>
       <w:br/>
       <w:br/>
     </w:r>

--- a/klagomål/A 61201-2025 FSC-klagomål.docx
+++ b/klagomål/A 61201-2025 FSC-klagomål.docx
@@ -1736,7 +1736,7 @@
     <w:r>
       <w:tab/>
       <w:tab/>
-      <w:t>2026-06-08</w:t>
+      <w:t>2026-06-09</w:t>
       <w:br/>
       <w:br/>
     </w:r>

--- a/klagomål/A 61201-2025 FSC-klagomål.docx
+++ b/klagomål/A 61201-2025 FSC-klagomål.docx
@@ -1736,7 +1736,7 @@
     <w:r>
       <w:tab/>
       <w:tab/>
-      <w:t>2026-06-09</w:t>
+      <w:t>2026-06-10</w:t>
       <w:br/>
       <w:br/>
     </w:r>

--- a/klagomål/A 61201-2025 FSC-klagomål.docx
+++ b/klagomål/A 61201-2025 FSC-klagomål.docx
@@ -1736,7 +1736,7 @@
     <w:r>
       <w:tab/>
       <w:tab/>
-      <w:t>2026-06-10</w:t>
+      <w:t>2026-06-11</w:t>
       <w:br/>
       <w:br/>
     </w:r>

--- a/klagomål/A 61201-2025 FSC-klagomål.docx
+++ b/klagomål/A 61201-2025 FSC-klagomål.docx
@@ -1736,7 +1736,7 @@
     <w:r>
       <w:tab/>
       <w:tab/>
-      <w:t>2026-06-11</w:t>
+      <w:t>2026-06-12</w:t>
       <w:br/>
       <w:br/>
     </w:r>

--- a/klagomål/A 61201-2025 FSC-klagomål.docx
+++ b/klagomål/A 61201-2025 FSC-klagomål.docx
@@ -1736,7 +1736,7 @@
     <w:r>
       <w:tab/>
       <w:tab/>
-      <w:t>2026-06-12</w:t>
+      <w:t>2026-06-13</w:t>
       <w:br/>
       <w:br/>
     </w:r>

--- a/klagomål/A 61201-2025 FSC-klagomål.docx
+++ b/klagomål/A 61201-2025 FSC-klagomål.docx
@@ -1736,7 +1736,7 @@
     <w:r>
       <w:tab/>
       <w:tab/>
-      <w:t>2026-06-13</w:t>
+      <w:t>2026-06-14</w:t>
       <w:br/>
       <w:br/>
     </w:r>

--- a/klagomål/A 61201-2025 FSC-klagomål.docx
+++ b/klagomål/A 61201-2025 FSC-klagomål.docx
@@ -1736,7 +1736,7 @@
     <w:r>
       <w:tab/>
       <w:tab/>
-      <w:t>2026-06-15</w:t>
+      <w:t>2026-06-16</w:t>
       <w:br/>
       <w:br/>
     </w:r>

--- a/klagomål/A 61201-2025 FSC-klagomål.docx
+++ b/klagomål/A 61201-2025 FSC-klagomål.docx
@@ -1736,7 +1736,7 @@
     <w:r>
       <w:tab/>
       <w:tab/>
-      <w:t>2026-06-16</w:t>
+      <w:t>2026-06-17</w:t>
       <w:br/>
       <w:br/>
     </w:r>

--- a/klagomål/A 61201-2025 FSC-klagomål.docx
+++ b/klagomål/A 61201-2025 FSC-klagomål.docx
@@ -1,6 +1,6 @@
 
 <file path=word/document.xml><?xml version="1.0" encoding="utf-8"?>
-<w:document xmlns:wpc="http://schemas.microsoft.com/office/word/2010/wordprocessingCanvas" xmlns:cx="http://schemas.microsoft.com/office/drawing/2014/chartex" xmlns:cx1="http://schemas.microsoft.com/office/drawing/2015/9/8/chartex" xmlns:cx2="http://schemas.microsoft.com/office/drawing/2015/10/21/chartex" xmlns:cx3="http://schemas.microsoft.com/office/drawing/2016/5/9/chartex" xmlns:cx4="http://schemas.microsoft.com/office/drawing/2016/5/10/chartex" xmlns:cx5="http://schemas.microsoft.com/office/drawing/2016/5/11/chartex" xmlns:cx6="http://schemas.microsoft.com/office/drawing/2016/5/12/chartex" xmlns:cx7="http://schemas.microsoft.com/office/drawing/2016/5/13/chartex" xmlns:cx8="http://schemas.microsoft.com/office/drawing/2016/5/14/chartex" xmlns:mc="http://schemas.openxmlformats.org/markup-compatibility/2006" xmlns:aink="http://schemas.microsoft.com/office/drawing/2016/ink" xmlns:am3d="http://schemas.microsoft.com/office/drawing/2017/model3d" xmlns:o="urn:schemas-microsoft-com:office:office" xmlns:oel="http://schemas.microsoft.com/office/2019/extlst" xmlns:r="http://schemas.openxmlformats.org/officeDocument/2006/relationships" xmlns:m="http://schemas.openxmlformats.org/officeDocument/2006/math" xmlns:v="urn:schemas-microsoft-com:vml" xmlns:wp14="http://schemas.microsoft.com/office/word/2010/wordprocessingDrawing" xmlns:wp="http://schemas.openxmlformats.org/drawingml/2006/wordprocessingDrawing" xmlns:w10="urn:schemas-microsoft-com:office:word" xmlns:w="http://schemas.openxmlformats.org/wordprocessingml/2006/main" xmlns:w14="http://schemas.microsoft.com/office/word/2010/wordml" xmlns:w15="http://schemas.microsoft.com/office/word/2012/wordml" xmlns:w16cex="http://schemas.microsoft.com/office/word/2018/wordml/cex" xmlns:w16cid="http://schemas.microsoft.com/office/word/2016/wordml/cid" xmlns:w16="http://schemas.microsoft.com/office/word/2018/wordml" xmlns:w16sdtdh="http://schemas.microsoft.com/office/word/2020/wordml/sdtdatahash" xmlns:w16se="http://schemas.microsoft.com/office/word/2015/wordml/symex" xmlns:wpg="http://schemas.microsoft.com/office/word/2010/wordprocessingGroup" xmlns:wpi="http://schemas.microsoft.com/office/word/2010/wordprocessingInk" xmlns:wne="http://schemas.microsoft.com/office/word/2006/wordml" xmlns:wps="http://schemas.microsoft.com/office/word/2010/wordprocessingShape" mc:Ignorable="w14 w15 w16se w16cid w16 w16cex w16sdtdh wp14">
+<w:document xmlns:wpc="http://schemas.microsoft.com/office/word/2010/wordprocessingCanvas" xmlns:cx="http://schemas.microsoft.com/office/drawing/2014/chartex" xmlns:cx1="http://schemas.microsoft.com/office/drawing/2015/9/8/chartex" xmlns:cx2="http://schemas.microsoft.com/office/drawing/2015/10/21/chartex" xmlns:cx3="http://schemas.microsoft.com/office/drawing/2016/5/9/chartex" xmlns:cx4="http://schemas.microsoft.com/office/drawing/2016/5/10/chartex" xmlns:cx5="http://schemas.microsoft.com/office/drawing/2016/5/11/chartex" xmlns:cx6="http://schemas.microsoft.com/office/drawing/2016/5/12/chartex" xmlns:cx7="http://schemas.microsoft.com/office/drawing/2016/5/13/chartex" xmlns:cx8="http://schemas.microsoft.com/office/drawing/2016/5/14/chartex" xmlns:mc="http://schemas.openxmlformats.org/markup-compatibility/2006" xmlns:aink="http://schemas.microsoft.com/office/drawing/2016/ink" xmlns:am3d="http://schemas.microsoft.com/office/drawing/2017/model3d" xmlns:o="urn:schemas-microsoft-com:office:office" xmlns:oel="http://schemas.microsoft.com/office/2019/extlst" xmlns:r="http://schemas.openxmlformats.org/officeDocument/2006/relationships" xmlns:m="http://schemas.openxmlformats.org/officeDocument/2006/math" xmlns:v="urn:schemas-microsoft-com:vml" xmlns:wp14="http://schemas.microsoft.com/office/word/2010/wordprocessingDrawing" xmlns:wp="http://schemas.openxmlformats.org/drawingml/2006/wordprocessingDrawing" xmlns:w10="urn:schemas-microsoft-com:office:word" xmlns:w="http://schemas.openxmlformats.org/wordprocessingml/2006/main" xmlns:w14="http://schemas.microsoft.com/office/word/2010/wordml" xmlns:w15="http://schemas.microsoft.com/office/word/2012/wordml" xmlns:w16cex="http://schemas.microsoft.com/office/word/2018/wordml/cex" xmlns:w16cid="http://schemas.microsoft.com/office/word/2016/wordml/cid" xmlns:w16="http://schemas.microsoft.com/office/word/2018/wordml" xmlns:w16du="http://schemas.microsoft.com/office/word/2023/wordml/word16du" xmlns:w16sdtdh="http://schemas.microsoft.com/office/word/2020/wordml/sdtdatahash" xmlns:w16sdtfl="http://schemas.microsoft.com/office/word/2024/wordml/sdtformatlock" xmlns:w16se="http://schemas.microsoft.com/office/word/2015/wordml/symex" xmlns:wpg="http://schemas.microsoft.com/office/word/2010/wordprocessingGroup" xmlns:wpi="http://schemas.microsoft.com/office/word/2010/wordprocessingInk" xmlns:wne="http://schemas.microsoft.com/office/word/2006/wordml" xmlns:wps="http://schemas.microsoft.com/office/word/2010/wordprocessingShape" mc:Ignorable="w14 w15 w16se w16cid w16 w16cex w16sdtdh w16sdtfl w16du wp14">
   <w:body>
     <w:p>
       <w:r>
@@ -168,7 +168,7 @@
     </w:p>
     <w:p>
       <w:r>
-        <w:t>Detta dokument behandlar höga naturvärden i avverkningsanmälan A 61201-2025 i Krokoms kommun. Denna avverkningsanmälan inkom 2025-12-09 14:38:31 och omfattar 3,2 ha.</w:t>
+        <w:t>Detta dokument behandlar höga naturvärden i avverkningsanmälan A 61201-2025 i Krokoms kommun som inkom 2025-12-09 och omfattar 3,2 ha.</w:t>
       </w:r>
     </w:p>
     <w:p>
@@ -191,12 +191,15 @@
     </w:p>
     <w:p>
       <w:r>
-        <w:t>I avverkningsanmälan har följande 21 naturvårdsarter hittats: knärot (VU, §8), doftskinn (NT), garnlav (NT), granticka (NT), harticka (NT), liten svartspik (NT), lunglav (NT), mjölig dropplav (NT), rödbrun blekspik (NT), skrovellav (NT), ullticka (NT), vitgrynig nållav (NT), vitskaftad svartspik (NT), barkkornlav (S), norrlandslav (S), rostfläck (S), stuplav (S), trådfräken (S), vedticka (S), lavskrika (§4) och revlummer (§9). Av dessa är 13 rödlistade. För rödlistade arter har rödlistekategorin angivits inom parentes. Arter som är signalarter enligt Skogsstyrelsen har markerats med (S). För fridlysta arter anges även paragrafen i Artskyddsförordningen som arten är fridlyst enligt.</w:t>
+        <w:t>I och inom 3 meter från avverkningsanmälan har följande 21 naturvårdsarter hittats: garnlav (VU, T), knärot (VU, T, §8), mjölig dropplav (VU), vitskaftad svartspik (VU, T), doftskinn (NT, T), harticka (NT, T), lavskrika (NT, T, §4), liten svartspik (NT), lunglav (NT, T), rödbrun blekspik (NT, T), skrovellav (NT, T), talltagel (NT, T), ullticka (NT, T), vitgrynig nållav (NT), barkkornlav (S, T), norrlandslav (S, T), rostfläck (S, T), stuplav (S, T), trådfräken (S), vedticka (S, T) och revlummer (§9). Av dessa är 14 rödlistade. För rödlistade arter har rödlistekategorin angivits inom parentes. Arter som är signalarter enligt Skogsstyrelsen har markerats med (S). Typiska arter inom Natura 2000 som är kopplade till skogsekosystem har markerats med (T). För fridlysta arter anges även paragrafen i Artskyddsförordningen som arten är fridlyst enligt.</w:t>
       </w:r>
     </w:p>
     <w:p>
       <w:r>
-        <w:t>De påträffade naturvårdsarterna är ett tydligt kvitto på att detta rör sig om en skog med höga naturvärden. I Figur 1 visas en karta över det avverkningsanmälda området, där samtliga fyndplatser för naturvårdsarter som finns registrerade på Artportalen har markerats.</w:t>
+        <w:t>De påträffade naturvårdsarterna är ett tydligt kvitto på att det rör sig om en skog med höga naturvärden.</w:t>
+      </w:r>
+      <w:r>
+        <w:t xml:space="preserve"> I Figur 1 visas fyndplatser för naturvårdsarter i området, som finns registrerade på Artportalen.</w:t>
       </w:r>
     </w:p>
     <w:p>
@@ -206,7 +209,7 @@
       <w:r>
         <w:drawing>
           <wp:inline xmlns:a="http://schemas.openxmlformats.org/drawingml/2006/main" xmlns:pic="http://schemas.openxmlformats.org/drawingml/2006/picture">
-            <wp:extent cx="5486400" cy="4560365"/>
+            <wp:extent cx="5486400" cy="4413996"/>
             <wp:docPr id="1" name="Picture 1"/>
             <wp:cNvGraphicFramePr>
               <a:graphicFrameLocks noChangeAspect="1"/>
@@ -227,7 +230,7 @@
                   <pic:spPr>
                     <a:xfrm>
                       <a:off x="0" y="0"/>
-                      <a:ext cx="5486400" cy="4560365"/>
+                      <a:ext cx="5486400" cy="4413996"/>
                     </a:xfrm>
                     <a:prstGeom prst="rect"/>
                   </pic:spPr>
@@ -241,29 +244,37 @@
     <w:p>
       <w:pPr>
         <w:pStyle w:val="Caption"/>
+        <w:spacing w:after="240"/>
       </w:pPr>
       <w:r>
-        <w:t>Figur 1. Fyndplatser för naturvårdsarter i det avverkningsanmälda området (röd linje). Markörer utan svart kant är placerade på fyndplatsen. Markörer med svart kant är placerade vid sidan av fyndplatsen och har ett svart streck som visar fyndplatsens exakta position. Kartans mittpunktskoordinat är N 7026301, E 445721 i SWEREF 99 TM.</w:t>
+        <w:t>Figur 1. Fyndplatser för naturvårdsarter i och inom 3 meter från avverkningsanmälan (röd linje). Markörer utan svart kant är placerade på fyndplatsen. Markörer med svart kant är placerade vid sidan av fyndplatsen och har ett svart streck som visar fyndplatsens exakta position. Kartans mittpunktskoordinat är N 7026301, E 445721 i SWEREF 99 TM.</w:t>
       </w:r>
     </w:p>
     <w:p>
+      <w:pPr>
+        <w:pStyle w:val="Heading2"/>
+      </w:pPr>
+      <w:r>
+        <w:t>Fridlysta arter</w:t>
+      </w:r>
+    </w:p>
+    <w:p>
+      <w:r>
+        <w:t>Följande fridlysta arter har sina livsmiljöer och växtplatser i den avverkningsanmälda skogen: knärot (VU, T, §8), lavskrika (NT, T, §4) och revlummer (§9).</w:t>
+      </w:r>
+    </w:p>
+    <w:p>
+      <w:r>
+        <w:t xml:space="preserve">Observera att medlemsländerna är skyldiga att agera i enlighet med EU:s fågeldirektiv där det uttryckligen står att direktivet gäller för fåglar samt för deras ägg, bon och </w:t>
+      </w:r>
       <w:r>
         <w:rPr>
           <w:b/>
         </w:rPr>
-        <w:t>Barkkornlav</w:t>
-      </w:r>
-      <w:r>
-        <w:t xml:space="preserve"> växer på bark av bl.a. gran, ek, al, asp, rönn, sälg och en i ädellövskogar, granskogar, barr- och lövblandskogar med hög luftfuktighet. Barkkornlav är typisk art för </w:t>
-      </w:r>
-      <w:r>
-        <w:rPr>
-          <w:i/>
-        </w:rPr>
-        <w:t>9190 Näringsfattig ekskog</w:t>
-      </w:r>
-      <w:r>
-        <w:t xml:space="preserve"> (SLU Artdatabanken, 2025).</w:t>
+        <w:t xml:space="preserve">livsmiljöer </w:t>
+      </w:r>
+      <w:r>
+        <w:t>(artikel 1). Vidare att de åtgärder som vidtas inte får leda till en försämring av den nuvarande situationen beträffande bevarandet av de fågelarter som avses i artikel 1 (artikel 13). Fågeldirektivet är styrande för tillsynsansvariga myndigheters ärendehantering, ställningstaganden och beslutsfattande.</w:t>
       </w:r>
     </w:p>
     <w:p>
@@ -271,10 +282,10 @@
         <w:rPr>
           <w:b/>
         </w:rPr>
-        <w:t>Doftskinn (NT)</w:t>
-      </w:r>
-      <w:r>
-        <w:t xml:space="preserve">, rödlistad som nära hotad, är en mycket bra signalart för boreal granskog och indikerar ett gran-skogsekosystem med lång kontinuitet av grova lågor. Arten är placerad i toppen av Skogsstyrelsens värdepyramid för bedömning av skog med höga naturvärden och har klassats som en “urskogsindikator”, då den förekommer med ett tydligt optimum i helt eller nästan helt orörda skogar. Doftskinn är typisk art för </w:t>
+        <w:t>Knärot (VU, §8)</w:t>
+      </w:r>
+      <w:r>
+        <w:t xml:space="preserve"> är typisk art för </w:t>
       </w:r>
       <w:r>
         <w:rPr>
@@ -283,515 +294,6 @@
         <w:t xml:space="preserve">9010 Taiga </w:t>
       </w:r>
       <w:r>
-        <w:t>(SLU Artdatabanken, 2025; Nitare &amp; Skogsstyrelsen, 2019).</w:t>
-      </w:r>
-    </w:p>
-    <w:p>
-      <w:r>
-        <w:rPr>
-          <w:b/>
-        </w:rPr>
-        <w:t>Garnlav (VU)</w:t>
-      </w:r>
-      <w:r>
-        <w:t xml:space="preserve"> är en utpräglad barrskogsart som ibland kan drapera träden i norrländska grannaturskogar med hög luftfuktighet. Den förekommer även i talldominerade bestånd där den, förutom i trädens grenverk, påträffas hängande över ojämnheter i tallbarken. Arten har minskat starkt i södra och mellersta Sverige och den minskar även i sitt nordliga utbredningsområde. Minskningstakten uppgår till 30 (20–50) % inom 50 år och överstiger gränsvärdet för Sårbar (VU). Orsaken till tillbakagången beror främst på slutavverkningar av naturskogsartade skogar. Bestånd med riklig förekomst bör regelmässigt sparas, vilket även gynnar flera andra sällsynta och rödlistade arter. Garnlav är värdväxt för den mycket sällsynta och akut hotade fjärilen barrskogslavfly (CR) som hör hemma i boreala barrskogar med riklig förekomst av värdväxten. Tidigare kunde arten konstateras årligen på flera platser vid Dala-Floda i Dalarna innan lokalerna kalavverkades. Senaste fyndet i landet av barrskogslavfly är från år 2000 då den påträffades vid Högberget i Sollefteå kommun. Garnlav är typisk art för </w:t>
-      </w:r>
-      <w:r>
-        <w:rPr>
-          <w:i/>
-        </w:rPr>
-        <w:t xml:space="preserve">9010 Taiga </w:t>
-      </w:r>
-      <w:r>
-        <w:t>och</w:t>
-      </w:r>
-      <w:r>
-        <w:rPr>
-          <w:i/>
-        </w:rPr>
-        <w:t xml:space="preserve"> 9070 Trädklädd betesmark</w:t>
-      </w:r>
-      <w:r>
-        <w:t xml:space="preserve"> (SLU Artdatabanken, 2026).</w:t>
-      </w:r>
-    </w:p>
-    <w:p>
-      <w:r>
-        <w:rPr>
-          <w:b/>
-        </w:rPr>
-        <w:t>Granticka</w:t>
-      </w:r>
-      <w:r>
-        <w:t xml:space="preserve"> förekommer främst i äldre skogar med naturskogskaraktär, liksom i dimensionsavverkade och plockhuggna skogar. I äldre grannaturskog i norra Sverige är den alltjämt en förhållandevis vanlig karaktärsart, medan den längre söderut blir allt mer sällsynt. I Götaland och delar av Svealand är den en god signalart för skyddsvärda granskogsmiljöer. Arten bedöms ha minskat starkt under senare år på grund av skogsavverkningar, då den framför allt växer i äldre granskog med långvarig grankontinuitet. I urskogsliknande bestånd i norra Sverige kan ibland påträffas den mycket sällsynta tickan grantickeporing (VU), som lever på döda grantickor. Det som tidigare inbegripit grantickan har visat sig röra sig om två arter; tajgagranticka </w:t>
-      </w:r>
-      <w:r>
-        <w:rPr>
-          <w:i/>
-        </w:rPr>
-        <w:t>Porodaedalea abietis</w:t>
-      </w:r>
-      <w:r>
-        <w:t xml:space="preserve"> (LC) och </w:t>
-      </w:r>
-      <w:r>
-        <w:rPr>
-          <w:i/>
-        </w:rPr>
-        <w:t>Porodaedalea chrysoloma</w:t>
-      </w:r>
-      <w:r>
-        <w:t xml:space="preserve"> (DD). Den nordligare arten, tajgagranticka, bildar större fruktkroppar och har sin främsta förekomst i norra Sverige, medan den mer tunnköttiga arten, </w:t>
-      </w:r>
-      <w:r>
-        <w:rPr>
-          <w:i/>
-        </w:rPr>
-        <w:t>P. chrysoloma</w:t>
-      </w:r>
-      <w:r>
-        <w:t>, förekommer i sydöstra Sverige och på Gotland (SLU Artdatabanken, 2026; Nitare &amp; Skogsstyrelsen, 2019).</w:t>
-      </w:r>
-    </w:p>
-    <w:p>
-      <w:r>
-        <w:rPr>
-          <w:b/>
-        </w:rPr>
-        <w:t>Harticka (NT)</w:t>
-      </w:r>
-      <w:r>
-        <w:t xml:space="preserve"> är normalt en mycket bra signalart för granskogar med höga naturvärden. Även när svampen påträffas i mer påverkade skogar är det nästan alltid fråga om skogsmiljöer i sena successionsstadier med höga naturvärden. Skogsskötselåtgärder på eller i omedelbar närhet av växtplatserna kan innebära ett hot mot arten. Harticka är typisk art för </w:t>
-      </w:r>
-      <w:r>
-        <w:rPr>
-          <w:i/>
-        </w:rPr>
-        <w:t xml:space="preserve">9010 Taiga, 9050 Näringsrik granskog </w:t>
-      </w:r>
-      <w:r>
-        <w:t xml:space="preserve">och </w:t>
-      </w:r>
-      <w:r>
-        <w:rPr>
-          <w:i/>
-        </w:rPr>
-        <w:t>9030 Landhöjningsskog</w:t>
-      </w:r>
-      <w:r>
-        <w:t xml:space="preserve"> (SLU Artdatabanken, 2024; Nitare &amp; Skogsstyrelsen, 2019).</w:t>
-      </w:r>
-    </w:p>
-    <w:p>
-      <w:r>
-        <w:rPr>
-          <w:b/>
-        </w:rPr>
-        <w:t>Liten svartspik (NT)</w:t>
-      </w:r>
-      <w:r>
-        <w:t xml:space="preserve"> växer på granbark i boreala barrskogar med lång trädkontinuitet och hög luftfuktighet. Orsaken till tillbakagången beror på främst på slutavverkningar av naturskogsartade granskogar. Bestånd med riklig förekomst av liten svartspik bör regelmässigt sparas. Naturhänsyn i samband med slutavverkning måste ske så att man undviker uttorkningseffekter (SLU Artdatabanken, 2024).</w:t>
-      </w:r>
-    </w:p>
-    <w:p>
-      <w:r>
-        <w:rPr>
-          <w:b/>
-        </w:rPr>
-        <w:t>Lunglav (NT)</w:t>
-      </w:r>
-      <w:r>
-        <w:t xml:space="preserve"> är en av vårt lands främsta signalarter som överallt indikerar gamla lövträd, skogsbestånd med höga naturvärden och ekosystem med långskoglig kontinuitet. Lokalt kan förekomsten vara mycket riklig men den hittas nästan enbart i gamla och ej slutavverkade skogar. Artens samtliga förekomster bör uppmärksammas från naturvårdssynpunkt, då många lokaler även hyser andra ovanliga och rödlistade arter. Rikliga förekomster bör skyddas med biotopskydd, frivilliga avsättningar eller reservat. På lunglav kan de sällsynta lavparasiterna lunglavshårprick (CR), </w:t>
-      </w:r>
-      <w:r>
-        <w:rPr>
-          <w:i/>
-        </w:rPr>
-        <w:t>Abrothallus diederichii</w:t>
-      </w:r>
-      <w:r>
-        <w:t xml:space="preserve"> (VU), </w:t>
-      </w:r>
-      <w:r>
-        <w:rPr>
-          <w:i/>
-        </w:rPr>
-        <w:t>Abrothallus lobariae</w:t>
-      </w:r>
-      <w:r>
-        <w:t xml:space="preserve"> (VU), </w:t>
-      </w:r>
-      <w:r>
-        <w:rPr>
-          <w:i/>
-        </w:rPr>
-        <w:t>Calycina lobariae</w:t>
-      </w:r>
-      <w:r>
-        <w:t xml:space="preserve"> (VU), lunglavsknapp (VU) och skrovelmössing (VU) påträffas. Lunglav är typisk art för </w:t>
-      </w:r>
-      <w:r>
-        <w:rPr>
-          <w:i/>
-        </w:rPr>
-        <w:t>9010 Taiga, 9020 Nordlig ädellövskog, 9110 Näringsfattig bokskog, 9130 Näringsrik bokskog, 9160 Näringsrik ekskog, 9180 Ädellövskog i branter, 9190 Näringsfattig ekskog, 9070 Trädklädd betesmark, 9040 Fjällbjörkskog</w:t>
-      </w:r>
-      <w:r>
-        <w:t xml:space="preserve"> och</w:t>
-      </w:r>
-      <w:r>
-        <w:rPr>
-          <w:i/>
-        </w:rPr>
-        <w:t xml:space="preserve"> 6530 Lövängar</w:t>
-      </w:r>
-      <w:r>
-        <w:t xml:space="preserve"> (SLU Artdatabanken, 2026; Nitare &amp; Skogsstyrelsen, 2019).</w:t>
-      </w:r>
-    </w:p>
-    <w:p>
-      <w:r>
-        <w:rPr>
-          <w:b/>
-        </w:rPr>
-        <w:t>Mjölig dropplav (VU)</w:t>
-      </w:r>
-      <w:r>
-        <w:t xml:space="preserve"> växer på gamla granar i boreala granskogar med lång trädkontinuitet och hög luftfuktighet. Avverkning liksom även kraftig utglesning av skog på eller i omedelbar närhet av lokalerna utgör ett hot. Bördiga sumpgranskogar med hög och jämn luftfuktighet bör inte avverkas (SLU Artdatabanken, 2026).</w:t>
-      </w:r>
-    </w:p>
-    <w:p>
-      <w:r>
-        <w:rPr>
-          <w:b/>
-        </w:rPr>
-        <w:t xml:space="preserve">Norrlandslav </w:t>
-      </w:r>
-      <w:r>
-        <w:t xml:space="preserve">indikerar söder om den naturliga norrlandsgränsen barrskogsbeklädda bergbranter eller andra ostörda skogsmiljöer med höga naturvärden. Norrlandslav är typisk art för </w:t>
-      </w:r>
-      <w:r>
-        <w:rPr>
-          <w:i/>
-        </w:rPr>
-        <w:t xml:space="preserve">9010 Taiga, 8110 Silikatrasmarker </w:t>
-      </w:r>
-      <w:r>
-        <w:t>och</w:t>
-      </w:r>
-      <w:r>
-        <w:rPr>
-          <w:i/>
-        </w:rPr>
-        <w:t xml:space="preserve"> 8120 Kalkrasmarker </w:t>
-      </w:r>
-      <w:r>
-        <w:t>(Nitare &amp; Skogsstyrelsen, 2000; SLU Artdatabanken, 2025).</w:t>
-      </w:r>
-    </w:p>
-    <w:p>
-      <w:r>
-        <w:rPr>
-          <w:b/>
-        </w:rPr>
-        <w:t xml:space="preserve">Rostfläck </w:t>
-      </w:r>
-      <w:r>
-        <w:t xml:space="preserve">signalerar framför allt höga naturvärden i östra Sverige samt norr om den naturliga norrlandsgränsen. Arten indikerar här skogsmiljöer som under lång tid haft ett konstant fuktigt mikroklimat. Rika förekomster i Norrland visar sannolikt på bestånd med långvarig kontinuitet av gamla träd. När laven påträffas i alkärr signalerar den höga naturvärden inom hela sitt utbredningsområde. Rostfläck är typisk art för </w:t>
-      </w:r>
-      <w:r>
-        <w:rPr>
-          <w:i/>
-        </w:rPr>
-        <w:t xml:space="preserve">9190 Näringsfattig ekskog </w:t>
-      </w:r>
-      <w:r>
-        <w:t>(Nitare &amp; Skogsstyrelsen, 2019; SLU Artdatabanken, 2025).</w:t>
-      </w:r>
-    </w:p>
-    <w:p>
-      <w:r>
-        <w:rPr>
-          <w:b/>
-        </w:rPr>
-        <w:t>Rödbrun blekspik (NT)</w:t>
-      </w:r>
-      <w:r>
-        <w:t xml:space="preserve"> växer i norra Sverige på bark och ved av björk och gran i skogar med hög och jämn luftfuktighet. I södra Sverige växer den främst på ek i öppna åldriga lövskogar. I norra delen av sitt utbredningsområde hotas arten av slutavverkningar av gamla granskogar. I den södra delen av landet hotas den genom de åldriga lövskogarnas tillbakagång och särskilt ekhagarnas igenväxning och genom plantering av sådan mark med barrskog. Rödbrun blekspik är typisk art för </w:t>
-      </w:r>
-      <w:r>
-        <w:rPr>
-          <w:i/>
-        </w:rPr>
-        <w:t xml:space="preserve">9010 Taiga, 9020 Nordlig ädellövskog, 9070 Trädklädd betesmark, 9160 Näringsrik ekskog </w:t>
-      </w:r>
-      <w:r>
-        <w:t xml:space="preserve">och </w:t>
-      </w:r>
-      <w:r>
-        <w:rPr>
-          <w:i/>
-        </w:rPr>
-        <w:t>9180 Ädellövskog i branter</w:t>
-      </w:r>
-      <w:r>
-        <w:t xml:space="preserve"> och signalerar alltid höga naturvärden (SLU Artdatabanken, 2024; Nitare &amp; Skogsstyrelsen, 2019).</w:t>
-      </w:r>
-    </w:p>
-    <w:p>
-      <w:r>
-        <w:rPr>
-          <w:b/>
-        </w:rPr>
-        <w:t>Skrovellav (NT)</w:t>
-      </w:r>
-      <w:r>
-        <w:t xml:space="preserve"> växer på gamla lövträd och på klippor i gamla skogar med hög och jämn luftfuktighet. Slutavverkning av kontinuitetsskog utgör det största hotet och lavens fortsatta förekomst bör säkerställas genom att lokaler med äldre skog skyddas. I områden med mycket hög luftfuktighet kan man på bålen av skrovellav finna de sällsynta parasitsvamparna skrovellavsknapp (EN), </w:t>
-      </w:r>
-      <w:r>
-        <w:rPr>
-          <w:i/>
-        </w:rPr>
-        <w:t>Catillaria lobariicola</w:t>
-      </w:r>
-      <w:r>
-        <w:t xml:space="preserve"> (VU) och </w:t>
-      </w:r>
-      <w:r>
-        <w:rPr>
-          <w:i/>
-        </w:rPr>
-        <w:t>Merismatium lobariae</w:t>
-      </w:r>
-      <w:r>
-        <w:t xml:space="preserve"> (DD). Skrovellav är typisk art för </w:t>
-      </w:r>
-      <w:r>
-        <w:rPr>
-          <w:i/>
-        </w:rPr>
-        <w:t xml:space="preserve">9010 Taiga, 9020 Nordlig ädellövskog, 9040 Fjällbjörkskog, 9070 Trädklädd betesmark, 9160 Näringsrik ekskog, 9180 Ädellövskog i branter, 9190 Näringsfattig ekskog, 8210 Kalkbranter </w:t>
-      </w:r>
-      <w:r>
-        <w:t xml:space="preserve">och </w:t>
-      </w:r>
-      <w:r>
-        <w:rPr>
-          <w:i/>
-        </w:rPr>
-        <w:t>6530 Lövängar</w:t>
-      </w:r>
-      <w:r>
-        <w:t xml:space="preserve"> (SLU Artdatabanken, 2026; Nitare &amp; Skogsstyrelsen, 2019).</w:t>
-      </w:r>
-    </w:p>
-    <w:p>
-      <w:r>
-        <w:rPr>
-          <w:b/>
-        </w:rPr>
-        <w:t>Stuplav</w:t>
-      </w:r>
-      <w:r>
-        <w:t xml:space="preserve"> är en mycket bra signalart i hela sitt utbredningsområde och förekommer nästan enbart i skogsmiljöer med höga naturvärden. Den indikerar långvarig förekomst av gamla lövträd och miljöer med konstant hög luftfuktighet. I skogar med suboceaniskt klimat finns det en mycket sällsynt parasit, njurlavsknapp </w:t>
-      </w:r>
-      <w:r>
-        <w:rPr>
-          <w:i/>
-        </w:rPr>
-        <w:t>Pletocarpon nephromeum</w:t>
-      </w:r>
-      <w:r>
-        <w:t xml:space="preserve"> (EN), som växer på stuplav. Ytterligare tre sällsynta lavparasiter, </w:t>
-      </w:r>
-      <w:r>
-        <w:rPr>
-          <w:i/>
-        </w:rPr>
-        <w:t>Protounguicularia nephromatis</w:t>
-      </w:r>
-      <w:r>
-        <w:t xml:space="preserve"> (VU), </w:t>
-      </w:r>
-      <w:r>
-        <w:rPr>
-          <w:i/>
-        </w:rPr>
-        <w:t>Refractohilum galligenum</w:t>
-      </w:r>
-      <w:r>
-        <w:t xml:space="preserve"> (NT) och </w:t>
-      </w:r>
-      <w:r>
-        <w:rPr>
-          <w:i/>
-        </w:rPr>
-        <w:t>Roselliniella nephromatis</w:t>
-      </w:r>
-      <w:r>
-        <w:t xml:space="preserve"> (DD), kan också påträffas på stuplav. Stuplav är typisk art för </w:t>
-      </w:r>
-      <w:r>
-        <w:rPr>
-          <w:i/>
-        </w:rPr>
-        <w:t>9010 Taiga</w:t>
-      </w:r>
-      <w:r>
-        <w:t xml:space="preserve"> (SLU Artdatabanken, 2026; Nitare &amp; Skogsstyrelsen, 2019).</w:t>
-      </w:r>
-    </w:p>
-    <w:p>
-      <w:r>
-        <w:rPr>
-          <w:b/>
-        </w:rPr>
-        <w:t>Ullticka (NT)</w:t>
-      </w:r>
-      <w:r>
-        <w:t xml:space="preserve"> är knuten till restbestånd av barrnaturskog och förekommer med ett tydligt optimum i orörda eller måttligt påverkade gamla granskogar där det föreligger viss kontinuitet av grov död ved. Ullticka är en bra signalart inom hela sitt utbredningsområde och i södra Sverige är den sällsynt och en god signalart för skyddsvärda granskogsmiljöer. Den hotas av avverkning och fragmentering av naturskog och äldre granskog med lång trädkontinuitet. På ullticka kan ibland ulltickeporing (VU) påträffas - det är en sällsynt ticka som nyligen delats upp i de tre olika arterna ulltickeporing </w:t>
-      </w:r>
-      <w:r>
-        <w:rPr>
-          <w:i/>
-        </w:rPr>
-        <w:t xml:space="preserve">Skeletocutis brevispora </w:t>
-      </w:r>
-      <w:r>
-        <w:t>(VU)</w:t>
-      </w:r>
-      <w:r>
-        <w:rPr>
-          <w:i/>
-        </w:rPr>
-        <w:t>, Skeletocutis delicata</w:t>
-      </w:r>
-      <w:r>
-        <w:t xml:space="preserve"> (VU)</w:t>
-      </w:r>
-      <w:r>
-        <w:rPr>
-          <w:i/>
-        </w:rPr>
-        <w:t xml:space="preserve"> och Skeletocutis exilis</w:t>
-      </w:r>
-      <w:r>
-        <w:t xml:space="preserve"> (NT). Ullticka är typisk art för </w:t>
-      </w:r>
-      <w:r>
-        <w:rPr>
-          <w:i/>
-        </w:rPr>
-        <w:t xml:space="preserve">9010 Taiga, 9050 Näringsrik granskog </w:t>
-      </w:r>
-      <w:r>
-        <w:t xml:space="preserve">och </w:t>
-      </w:r>
-      <w:r>
-        <w:rPr>
-          <w:i/>
-        </w:rPr>
-        <w:t>9030 Landhöjningsskog</w:t>
-      </w:r>
-      <w:r>
-        <w:t xml:space="preserve"> (SLU Artdatabanken, 2026; Nitare &amp; Skogsstyrelsen, 2019; Miettinen &amp; Niemelä, 2018).</w:t>
-      </w:r>
-    </w:p>
-    <w:p>
-      <w:r>
-        <w:rPr>
-          <w:b/>
-        </w:rPr>
-        <w:t xml:space="preserve">Vedticka </w:t>
-      </w:r>
-      <w:r>
-        <w:t xml:space="preserve">är en bra signalart söder om den naturliga norrlandsgränsen. Den är huvudsakligen knuten till äldre barrskogar där det föreligger långvarig kontinuitet av död barrved. Vedticka är typisk art för </w:t>
-      </w:r>
-      <w:r>
-        <w:rPr>
-          <w:i/>
-        </w:rPr>
-        <w:t xml:space="preserve">9010 Taiga </w:t>
-      </w:r>
-      <w:r>
-        <w:t>(Nitare &amp; Skogsstyrelsen, 2019; SLU Artdatabanken, 2025).</w:t>
-      </w:r>
-    </w:p>
-    <w:p>
-      <w:r>
-        <w:rPr>
-          <w:b/>
-        </w:rPr>
-        <w:t>Vitgrynig nållav (NT)</w:t>
-      </w:r>
-      <w:r>
-        <w:t xml:space="preserve"> växer nästan uteslutande på bark av gamla, senvuxna granar i skuggiga lägen med hög och jämn luftfuktighet. Den vanligaste naturtypen för arten är kontinuitetsskogar på frisk mark men den finns också i sumpgranskogar. På lång sikt utgör avverkningar av olikåldriga granskogar av naturskogskaraktär ett allvarligt hot mot arten och skogsbruksåtgärder på eller i närheten av växtplatserna bör undvikas. Naturskogsartade, fuktiga granskogar med förekomster av arten signalerar höga biologiska värden och bör bevaras (SLU Artdatabanken, 2024; Nitare &amp; Skogsstyrelsen, 2019).</w:t>
-      </w:r>
-    </w:p>
-    <w:p>
-      <w:r>
-        <w:rPr>
-          <w:b/>
-        </w:rPr>
-        <w:t>Vitskaftad svartspik (VU)</w:t>
-      </w:r>
-      <w:r>
-        <w:t xml:space="preserve"> förekommer främst i naturskog på gamla senvuxna granar och signalerar alltid höga naturvärden. Alla skogliga åtgärder som kan påverka markvatten och luftfuktighet på i närheten av lokaler utgör ett hot. Avverkning av naturskogar utgör ett allvarligt hot och alla skogsskötselåtgärder på eller i närheten av växtplatserna bör undvikas. Lämpligt stora reservat av naturskogstyp bör bevaras. Vitskaftad svartspik är typisk art för </w:t>
-      </w:r>
-      <w:r>
-        <w:rPr>
-          <w:i/>
-        </w:rPr>
-        <w:t>9010 Taiga</w:t>
-      </w:r>
-      <w:r>
-        <w:t xml:space="preserve"> (SLU Artdatabanken, 2026; Nitare &amp; Skogsstyrelsen, 2019).</w:t>
-      </w:r>
-    </w:p>
-    <w:p>
-      <w:pPr>
-        <w:pStyle w:val="Heading1"/>
-      </w:pPr>
-      <w:r>
-        <w:t>Fridlysta arter</w:t>
-      </w:r>
-    </w:p>
-    <w:p>
-      <w:r>
-        <w:t>Följande fridlysta arter har sina livsmiljöer och växtplatser i den avverkningsanmälda skogen: knärot (VU, §8), lavskrika (§4) och revlummer (§9).</w:t>
-      </w:r>
-    </w:p>
-    <w:p>
-      <w:r>
-        <w:t xml:space="preserve">Observera att medlemsländerna är skyldiga att agera i enlighet med EU:s fågeldirektiv där det uttryckligen står att direktivet gäller för fåglar samt för deras ägg, bon och </w:t>
-      </w:r>
-      <w:r>
-        <w:rPr>
-          <w:b/>
-        </w:rPr>
-        <w:t xml:space="preserve">livsmiljöer </w:t>
-      </w:r>
-      <w:r>
-        <w:t>(artikel 1). Vidare att de åtgärder som vidtas inte får leda till en försämring av den nuvarande situationen beträffande bevarandet av de fågelarter som avses i artikel 1 (artikel 13). Fågeldirektivet är styrande för tillsynsansvariga myndigheters ärendehantering, ställningstaganden och beslutsfattande.</w:t>
-      </w:r>
-    </w:p>
-    <w:p>
-      <w:r>
-        <w:rPr>
-          <w:b/>
-        </w:rPr>
-        <w:t>Knärot (VU, §8)</w:t>
-      </w:r>
-      <w:r>
-        <w:t xml:space="preserve"> är typisk art för </w:t>
-      </w:r>
-      <w:r>
-        <w:rPr>
-          <w:i/>
-        </w:rPr>
-        <w:t xml:space="preserve">9010 Taiga </w:t>
-      </w:r>
-      <w:r>
         <w:t>och</w:t>
       </w:r>
       <w:r>
@@ -801,7 +303,7 @@
         <w:t xml:space="preserve"> 9050 Näringsrik granskog</w:t>
       </w:r>
       <w:r>
-        <w:t xml:space="preserve">, rödlistad som sårbar och fridlyst enligt 8§ artskyddsförordningen. En nyligen genomförd analys av 79 floraväktarlokaler indikerar att det behövs någonstans mellan 100 och 150 meters skyddszon för att en knärotspopulation inte ska dö ut på lång sikt (Sebestyén &amp; Sundberg, 2025). Detta ligger väl i linje med tidigare genomförda studier som visar att det krävs väl tilltagna buffertzoner för att knäroten inte ska ta skada av skogsbruksåtgärder i intilliggande skog (Johnson, 2014; Koelmeijer m.fl., 2022; Skogsstyrelsen, 2022). Arten är även känslig för gallring vilket framgår av Skogsstyrelsens egen vägledning för hänsyn till knärot (Skogsstyrelsen, 2022). För rika förekomster av knärot är reservatsbildning eller biotopskydd lämpliga åtgärder för att skydda den. På knärot kan den sällsynta rostsvampen </w:t>
+        <w:t xml:space="preserve">, rödlistad som sårbar och fridlyst enligt 8§ artskyddsförordningen. En nyligen genomförd analys av 79 floraväktarlokaler indikerar att det behövs någonstans mellan 100 och 150 meters skyddszon för att en knärotspopulation inte ska dö ut på lång sikt (Sebestyén &amp; Sundberg, 2025). Detta ligger väl i linje med tidigare genomförda studier som visar att det krävs väl tilltagna buffertzoner för att knäroten inte ska ta skada av skogsbruksåtgärder i intilliggande skog (Johnson, 2014; Koelmeijer m.fl., 2022; Skogsstyrelsen, 2022). Arten är även känslig för gallring vilket framgår av Skogsstyrelsens egen vägledning för hänsyn till knärot (Skogsstyrelsen, 2022). Ytterligare en studie visar på den starka korrelationen mellan minskande arealer kontinuitetsskog och lokal utdöenderisk. Knäroten uppvisade en mycket låg koloniseringsgrad (0,7 % över 10 år) i kombination med hög lokal utrotningsrisk (75,2 %), där utrotningssannolikheten ökade kraftigt när arealen kontinuitetsskog minskade mellan undersökningar, t.ex. på grund av kalhyggesbruk (Johansson et al., 2026). För rika förekomster av knärot är reservatsbildning eller biotopskydd lämpliga åtgärder för att skydda den. På knärot kan den sällsynta rostsvampen </w:t>
       </w:r>
       <w:r>
         <w:rPr>
@@ -834,7 +336,7 @@
       <w:r>
         <w:drawing>
           <wp:inline xmlns:a="http://schemas.openxmlformats.org/drawingml/2006/main" xmlns:pic="http://schemas.openxmlformats.org/drawingml/2006/picture">
-            <wp:extent cx="5486400" cy="5545300"/>
+            <wp:extent cx="5486400" cy="5545476"/>
             <wp:docPr id="2" name="Picture 2"/>
             <wp:cNvGraphicFramePr>
               <a:graphicFrameLocks noChangeAspect="1"/>
@@ -855,7 +357,7 @@
                   <pic:spPr>
                     <a:xfrm>
                       <a:off x="0" y="0"/>
-                      <a:ext cx="5486400" cy="5545300"/>
+                      <a:ext cx="5486400" cy="5545476"/>
                     </a:xfrm>
                     <a:prstGeom prst="rect"/>
                   </pic:spPr>
@@ -869,15 +371,11 @@
     <w:p>
       <w:pPr>
         <w:pStyle w:val="Caption"/>
+        <w:spacing w:after="240"/>
       </w:pPr>
       <w:r>
         <w:t>Figur 2. Fyndplatser och buffertzoner för knärot i det avverkningsanmälda området. Endast fyndplatser vars buffertzoner överlappar med det avverkningsanmälda området har tagits med i visualiseringen. Kartans mittpunktskoordinat är N 7026301, E 445721 i SWEREF 99 TM.</w:t>
       </w:r>
-    </w:p>
-    <w:p>
-      <w:pPr>
-        <w:pStyle w:val="Caption"/>
-      </w:pPr>
     </w:p>
     <w:p>
       <w:r>
@@ -902,6 +400,498 @@
     <w:p>
       <w:r>
         <w:t>I BILAGA 1 finns mer detaljerad information om ekologi samt krav på livsmiljö hos fridlysta arter.</w:t>
+      </w:r>
+    </w:p>
+    <w:p>
+      <w:pPr>
+        <w:pStyle w:val="Heading2"/>
+      </w:pPr>
+      <w:r>
+        <w:t>Övriga naturvårdsarter</w:t>
+      </w:r>
+    </w:p>
+    <w:p>
+      <w:r>
+        <w:rPr>
+          <w:b/>
+        </w:rPr>
+        <w:t>Barkkornlav</w:t>
+      </w:r>
+      <w:r>
+        <w:t xml:space="preserve"> växer på bark av bl.a. gran, ek, al, asp, rönn, sälg och en i ädellövskogar, granskogar, barr- och lövblandskogar med hög luftfuktighet. Barkkornlav är typisk art för </w:t>
+      </w:r>
+      <w:r>
+        <w:rPr>
+          <w:i/>
+        </w:rPr>
+        <w:t>9190 Näringsfattig ekskog</w:t>
+      </w:r>
+      <w:r>
+        <w:t xml:space="preserve"> (SLU Artdatabanken, 2025).</w:t>
+      </w:r>
+    </w:p>
+    <w:p>
+      <w:r>
+        <w:rPr>
+          <w:b/>
+        </w:rPr>
+        <w:t>Doftskinn (NT)</w:t>
+      </w:r>
+      <w:r>
+        <w:t xml:space="preserve">, rödlistad som nära hotad, är en mycket bra signalart för boreal granskog och indikerar ett gran-skogsekosystem med lång kontinuitet av grova lågor. Arten är placerad i toppen av Skogsstyrelsens värdepyramid för bedömning av skog med höga naturvärden och har klassats som en “urskogsindikator”, då den förekommer med ett tydligt optimum i helt eller nästan helt orörda skogar. Doftskinn är typisk art för </w:t>
+      </w:r>
+      <w:r>
+        <w:rPr>
+          <w:i/>
+        </w:rPr>
+        <w:t xml:space="preserve">9010 Taiga </w:t>
+      </w:r>
+      <w:r>
+        <w:t>(SLU Artdatabanken, 2025; Nitare &amp; Skogsstyrelsen, 2019).</w:t>
+      </w:r>
+    </w:p>
+    <w:p>
+      <w:r>
+        <w:rPr>
+          <w:b/>
+        </w:rPr>
+        <w:t>Garnlav (VU)</w:t>
+      </w:r>
+      <w:r>
+        <w:t xml:space="preserve"> är en utpräglad barrskogsart som ibland kan drapera träden i norrländska grannaturskogar med hög luftfuktighet. Den förekommer även i talldominerade bestånd där den, förutom i trädens grenverk, påträffas hängande över ojämnheter i tallbarken. Arten har minskat starkt i södra och mellersta Sverige och den minskar även i sitt nordliga utbredningsområde. Minskningstakten uppgår till 30 (20–50) % inom 50 år och överstiger gränsvärdet för Sårbar (VU). Orsaken till tillbakagången beror främst på slutavverkningar av naturskogsartade skogar. Bestånd med riklig förekomst bör regelmässigt sparas, vilket även gynnar flera andra sällsynta och rödlistade arter. Garnlav är värdväxt för den mycket sällsynta och akut hotade fjärilen barrskogslavfly (CR) som hör hemma i boreala barrskogar med riklig förekomst av värdväxten. Tidigare kunde arten konstateras årligen på flera platser vid Dala-Floda i Dalarna innan lokalerna kalavverkades. Senaste fyndet i landet av barrskogslavfly är från år 2000 då den påträffades vid Högberget i Sollefteå kommun. Garnlav är typisk art för </w:t>
+      </w:r>
+      <w:r>
+        <w:rPr>
+          <w:i/>
+        </w:rPr>
+        <w:t xml:space="preserve">9010 Taiga </w:t>
+      </w:r>
+      <w:r>
+        <w:t>och</w:t>
+      </w:r>
+      <w:r>
+        <w:rPr>
+          <w:i/>
+        </w:rPr>
+        <w:t xml:space="preserve"> 9070 Trädklädd betesmark</w:t>
+      </w:r>
+      <w:r>
+        <w:t xml:space="preserve"> (SLU Artdatabanken, 2026).</w:t>
+      </w:r>
+    </w:p>
+    <w:p>
+      <w:r>
+        <w:rPr>
+          <w:b/>
+        </w:rPr>
+        <w:t>Harticka (NT)</w:t>
+      </w:r>
+      <w:r>
+        <w:t xml:space="preserve"> är normalt en mycket bra signalart för granskogar med höga naturvärden. Även när svampen påträffas i mer påverkade skogar är det nästan alltid fråga om skogsmiljöer i sena successionsstadier med höga naturvärden. Skogsskötselåtgärder på eller i omedelbar närhet av växtplatserna kan innebära ett hot mot arten. Harticka är typisk art för </w:t>
+      </w:r>
+      <w:r>
+        <w:rPr>
+          <w:i/>
+        </w:rPr>
+        <w:t xml:space="preserve">9010 Taiga, 9050 Näringsrik granskog </w:t>
+      </w:r>
+      <w:r>
+        <w:t xml:space="preserve">och </w:t>
+      </w:r>
+      <w:r>
+        <w:rPr>
+          <w:i/>
+        </w:rPr>
+        <w:t>9030 Landhöjningsskog</w:t>
+      </w:r>
+      <w:r>
+        <w:t xml:space="preserve"> (SLU Artdatabanken, 2024; Nitare &amp; Skogsstyrelsen, 2019).</w:t>
+      </w:r>
+    </w:p>
+    <w:p>
+      <w:r>
+        <w:rPr>
+          <w:b/>
+        </w:rPr>
+        <w:t>Liten svartspik (NT)</w:t>
+      </w:r>
+      <w:r>
+        <w:t xml:space="preserve"> växer på granbark i boreala barrskogar med lång trädkontinuitet och hög luftfuktighet. Orsaken till tillbakagången beror på främst på slutavverkningar av naturskogsartade granskogar. Bestånd med riklig förekomst av liten svartspik bör regelmässigt sparas. Naturhänsyn i samband med slutavverkning måste ske så att man undviker uttorkningseffekter (SLU Artdatabanken, 2024).</w:t>
+      </w:r>
+    </w:p>
+    <w:p>
+      <w:r>
+        <w:rPr>
+          <w:b/>
+        </w:rPr>
+        <w:t>Lunglav (NT)</w:t>
+      </w:r>
+      <w:r>
+        <w:t xml:space="preserve"> är en av vårt lands främsta signalarter som överallt indikerar gamla lövträd, skogsbestånd med höga naturvärden och ekosystem med långskoglig kontinuitet. Lokalt kan förekomsten vara mycket riklig men den hittas nästan enbart i gamla och ej slutavverkade skogar. Artens samtliga förekomster bör uppmärksammas från naturvårdssynpunkt, då många lokaler även hyser andra ovanliga och rödlistade arter. Rikliga förekomster bör skyddas med biotopskydd, frivilliga avsättningar eller reservat. På lunglav kan de sällsynta lavparasiterna lunglavshårprick (CR), </w:t>
+      </w:r>
+      <w:r>
+        <w:rPr>
+          <w:i/>
+        </w:rPr>
+        <w:t>Abrothallus diederichii</w:t>
+      </w:r>
+      <w:r>
+        <w:t xml:space="preserve"> (VU), </w:t>
+      </w:r>
+      <w:r>
+        <w:rPr>
+          <w:i/>
+        </w:rPr>
+        <w:t>Abrothallus lobariae</w:t>
+      </w:r>
+      <w:r>
+        <w:t xml:space="preserve"> (VU), </w:t>
+      </w:r>
+      <w:r>
+        <w:rPr>
+          <w:i/>
+        </w:rPr>
+        <w:t>Calycina lobariae</w:t>
+      </w:r>
+      <w:r>
+        <w:t xml:space="preserve"> (VU), lunglavsknapp (VU) och skrovelmössing (VU) påträffas. Lunglav är typisk art för </w:t>
+      </w:r>
+      <w:r>
+        <w:rPr>
+          <w:i/>
+        </w:rPr>
+        <w:t>9010 Taiga, 9020 Nordlig ädellövskog, 9110 Näringsfattig bokskog, 9130 Näringsrik bokskog, 9160 Näringsrik ekskog, 9180 Ädellövskog i branter, 9190 Näringsfattig ekskog, 9070 Trädklädd betesmark, 9040 Fjällbjörkskog</w:t>
+      </w:r>
+      <w:r>
+        <w:t xml:space="preserve"> och</w:t>
+      </w:r>
+      <w:r>
+        <w:rPr>
+          <w:i/>
+        </w:rPr>
+        <w:t xml:space="preserve"> 6530 Lövängar</w:t>
+      </w:r>
+      <w:r>
+        <w:t xml:space="preserve"> (SLU Artdatabanken, 2026; Nitare &amp; Skogsstyrelsen, 2019).</w:t>
+      </w:r>
+    </w:p>
+    <w:p>
+      <w:r>
+        <w:rPr>
+          <w:b/>
+        </w:rPr>
+        <w:t>Mjölig dropplav (VU)</w:t>
+      </w:r>
+      <w:r>
+        <w:t xml:space="preserve"> växer på gamla granar i boreala granskogar med lång trädkontinuitet och hög luftfuktighet. Avverkning liksom även kraftig utglesning av skog på eller i omedelbar närhet av lokalerna utgör ett hot. Bördiga sumpgranskogar med hög och jämn luftfuktighet bör inte avverkas (SLU Artdatabanken, 2026).</w:t>
+      </w:r>
+    </w:p>
+    <w:p>
+      <w:r>
+        <w:rPr>
+          <w:b/>
+        </w:rPr>
+        <w:t xml:space="preserve">Norrlandslav </w:t>
+      </w:r>
+      <w:r>
+        <w:t xml:space="preserve">indikerar söder om den naturliga norrlandsgränsen barrskogsbeklädda bergbranter eller andra ostörda skogsmiljöer med höga naturvärden. Norrlandslav är typisk art för </w:t>
+      </w:r>
+      <w:r>
+        <w:rPr>
+          <w:i/>
+        </w:rPr>
+        <w:t xml:space="preserve">9010 Taiga, 8110 Silikatrasmarker </w:t>
+      </w:r>
+      <w:r>
+        <w:t>och</w:t>
+      </w:r>
+      <w:r>
+        <w:rPr>
+          <w:i/>
+        </w:rPr>
+        <w:t xml:space="preserve"> 8120 Kalkrasmarker </w:t>
+      </w:r>
+      <w:r>
+        <w:t>(Nitare &amp; Skogsstyrelsen, 2000; SLU Artdatabanken, 2025).</w:t>
+      </w:r>
+    </w:p>
+    <w:p>
+      <w:r>
+        <w:rPr>
+          <w:b/>
+        </w:rPr>
+        <w:t xml:space="preserve">Rostfläck </w:t>
+      </w:r>
+      <w:r>
+        <w:t xml:space="preserve">signalerar framför allt höga naturvärden i östra Sverige samt norr om den naturliga norrlandsgränsen. Arten indikerar här skogsmiljöer som under lång tid haft ett konstant fuktigt mikroklimat. Rika förekomster i Norrland visar sannolikt på bestånd med långvarig kontinuitet av gamla träd. När laven påträffas i alkärr signalerar den höga naturvärden inom hela sitt utbredningsområde. Rostfläck är typisk art för </w:t>
+      </w:r>
+      <w:r>
+        <w:rPr>
+          <w:i/>
+        </w:rPr>
+        <w:t xml:space="preserve">9190 Näringsfattig ekskog </w:t>
+      </w:r>
+      <w:r>
+        <w:t>(Nitare &amp; Skogsstyrelsen, 2019; SLU Artdatabanken, 2025).</w:t>
+      </w:r>
+    </w:p>
+    <w:p>
+      <w:r>
+        <w:rPr>
+          <w:b/>
+        </w:rPr>
+        <w:t>Rödbrun blekspik (NT)</w:t>
+      </w:r>
+      <w:r>
+        <w:t xml:space="preserve"> växer i norra Sverige på bark och ved av björk och gran i skogar med hög och jämn luftfuktighet. I södra Sverige växer den främst på ek i öppna åldriga lövskogar. I norra delen av sitt utbredningsområde hotas arten av slutavverkningar av gamla granskogar. I den södra delen av landet hotas den genom de åldriga lövskogarnas tillbakagång och särskilt ekhagarnas igenväxning och genom plantering av sådan mark med barrskog. Rödbrun blekspik är typisk art för </w:t>
+      </w:r>
+      <w:r>
+        <w:rPr>
+          <w:i/>
+        </w:rPr>
+        <w:t xml:space="preserve">9010 Taiga, 9020 Nordlig ädellövskog, 9070 Trädklädd betesmark, 9160 Näringsrik ekskog </w:t>
+      </w:r>
+      <w:r>
+        <w:t xml:space="preserve">och </w:t>
+      </w:r>
+      <w:r>
+        <w:rPr>
+          <w:i/>
+        </w:rPr>
+        <w:t>9180 Ädellövskog i branter</w:t>
+      </w:r>
+      <w:r>
+        <w:t xml:space="preserve"> och signalerar alltid höga naturvärden (SLU Artdatabanken, 2024; Nitare &amp; Skogsstyrelsen, 2019).</w:t>
+      </w:r>
+    </w:p>
+    <w:p>
+      <w:r>
+        <w:rPr>
+          <w:b/>
+        </w:rPr>
+        <w:t>Skrovellav (NT)</w:t>
+      </w:r>
+      <w:r>
+        <w:t xml:space="preserve"> växer på gamla lövträd och på klippor i gamla skogar med hög och jämn luftfuktighet. Slutavverkning av kontinuitetsskog utgör det största hotet och lavens fortsatta förekomst bör säkerställas genom att lokaler med äldre skog skyddas. I områden med mycket hög luftfuktighet kan man på bålen av skrovellav finna de sällsynta parasitsvamparna skrovellavsknapp (EN), </w:t>
+      </w:r>
+      <w:r>
+        <w:rPr>
+          <w:i/>
+        </w:rPr>
+        <w:t>Catillaria lobariicola</w:t>
+      </w:r>
+      <w:r>
+        <w:t xml:space="preserve"> (VU) och </w:t>
+      </w:r>
+      <w:r>
+        <w:rPr>
+          <w:i/>
+        </w:rPr>
+        <w:t>Merismatium lobariae</w:t>
+      </w:r>
+      <w:r>
+        <w:t xml:space="preserve"> (DD). Skrovellav är typisk art för </w:t>
+      </w:r>
+      <w:r>
+        <w:rPr>
+          <w:i/>
+        </w:rPr>
+        <w:t xml:space="preserve">9010 Taiga, 9020 Nordlig ädellövskog, 9040 Fjällbjörkskog, 9070 Trädklädd betesmark, 9160 Näringsrik ekskog, 9180 Ädellövskog i branter, 9190 Näringsfattig ekskog, 8210 Kalkbranter </w:t>
+      </w:r>
+      <w:r>
+        <w:t xml:space="preserve">och </w:t>
+      </w:r>
+      <w:r>
+        <w:rPr>
+          <w:i/>
+        </w:rPr>
+        <w:t>6530 Lövängar</w:t>
+      </w:r>
+      <w:r>
+        <w:t xml:space="preserve"> (SLU Artdatabanken, 2026; Nitare &amp; Skogsstyrelsen, 2019).</w:t>
+      </w:r>
+    </w:p>
+    <w:p>
+      <w:r>
+        <w:rPr>
+          <w:b/>
+        </w:rPr>
+        <w:t>Stuplav</w:t>
+      </w:r>
+      <w:r>
+        <w:t xml:space="preserve"> är en mycket bra signalart i hela sitt utbredningsområde och förekommer nästan enbart i skogsmiljöer med höga naturvärden. Den indikerar långvarig förekomst av gamla lövträd och miljöer med konstant hög luftfuktighet. I skogar med suboceaniskt klimat finns det en mycket sällsynt parasit, njurlavsknapp </w:t>
+      </w:r>
+      <w:r>
+        <w:rPr>
+          <w:i/>
+        </w:rPr>
+        <w:t>Pletocarpon nephromeum</w:t>
+      </w:r>
+      <w:r>
+        <w:t xml:space="preserve"> (EN), som växer på stuplav. Ytterligare tre sällsynta lavparasiter, </w:t>
+      </w:r>
+      <w:r>
+        <w:rPr>
+          <w:i/>
+        </w:rPr>
+        <w:t>Protounguicularia nephromatis</w:t>
+      </w:r>
+      <w:r>
+        <w:t xml:space="preserve"> (VU), </w:t>
+      </w:r>
+      <w:r>
+        <w:rPr>
+          <w:i/>
+        </w:rPr>
+        <w:t>Refractohilum galligenum</w:t>
+      </w:r>
+      <w:r>
+        <w:t xml:space="preserve"> (NT) och </w:t>
+      </w:r>
+      <w:r>
+        <w:rPr>
+          <w:i/>
+        </w:rPr>
+        <w:t>Roselliniella nephromatis</w:t>
+      </w:r>
+      <w:r>
+        <w:t xml:space="preserve"> (DD), kan också påträffas på stuplav. Stuplav är typisk art för </w:t>
+      </w:r>
+      <w:r>
+        <w:rPr>
+          <w:i/>
+        </w:rPr>
+        <w:t>9010 Taiga</w:t>
+      </w:r>
+      <w:r>
+        <w:t xml:space="preserve"> (SLU Artdatabanken, 2026; Nitare &amp; Skogsstyrelsen, 2019).</w:t>
+      </w:r>
+    </w:p>
+    <w:p>
+      <w:r>
+        <w:rPr>
+          <w:b/>
+        </w:rPr>
+        <w:t>Talltagel (NT)</w:t>
+      </w:r>
+      <w:r>
+        <w:t xml:space="preserve"> är en boreal art som förekommer på tall i äldre, öppna tallskogar. Den påverkas negativt av brist på kontinuitetsskog och minskningstakten bedöms vara nära gränsvärdet för Sårbar (VU). Talltagel är typisk art för </w:t>
+      </w:r>
+      <w:r>
+        <w:rPr>
+          <w:i/>
+        </w:rPr>
+        <w:t>9010 Taiga</w:t>
+      </w:r>
+      <w:r>
+        <w:t xml:space="preserve"> (SLU Artdatabanken, 2026).</w:t>
+      </w:r>
+    </w:p>
+    <w:p>
+      <w:r>
+        <w:rPr>
+          <w:b/>
+        </w:rPr>
+        <w:t>Ullticka (NT)</w:t>
+      </w:r>
+      <w:r>
+        <w:t xml:space="preserve"> är knuten till restbestånd av barrnaturskog och förekommer med ett tydligt optimum i orörda eller måttligt påverkade gamla granskogar där det föreligger viss kontinuitet av grov död ved. Ullticka är en bra signalart inom hela sitt utbredningsområde och i södra Sverige är den sällsynt och en god signalart för skyddsvärda granskogsmiljöer. Den hotas av avverkning och fragmentering av naturskog och äldre granskog med lång trädkontinuitet. På ullticka kan ibland ulltickeporing (VU) påträffas - det är en sällsynt ticka som nyligen delats upp i de tre olika arterna ulltickeporing </w:t>
+      </w:r>
+      <w:r>
+        <w:rPr>
+          <w:i/>
+        </w:rPr>
+        <w:t xml:space="preserve">Skeletocutis brevispora </w:t>
+      </w:r>
+      <w:r>
+        <w:t>(VU)</w:t>
+      </w:r>
+      <w:r>
+        <w:rPr>
+          <w:i/>
+        </w:rPr>
+        <w:t>, Skeletocutis delicata</w:t>
+      </w:r>
+      <w:r>
+        <w:t xml:space="preserve"> (VU)</w:t>
+      </w:r>
+      <w:r>
+        <w:rPr>
+          <w:i/>
+        </w:rPr>
+        <w:t xml:space="preserve"> och Skeletocutis exilis</w:t>
+      </w:r>
+      <w:r>
+        <w:t xml:space="preserve"> (NT). Ullticka är typisk art för </w:t>
+      </w:r>
+      <w:r>
+        <w:rPr>
+          <w:i/>
+        </w:rPr>
+        <w:t xml:space="preserve">9010 Taiga, 9050 Näringsrik granskog </w:t>
+      </w:r>
+      <w:r>
+        <w:t xml:space="preserve">och </w:t>
+      </w:r>
+      <w:r>
+        <w:rPr>
+          <w:i/>
+        </w:rPr>
+        <w:t>9030 Landhöjningsskog</w:t>
+      </w:r>
+      <w:r>
+        <w:t xml:space="preserve"> (SLU Artdatabanken, 2026; Nitare &amp; Skogsstyrelsen, 2019; Miettinen &amp; Niemelä, 2018).</w:t>
+      </w:r>
+    </w:p>
+    <w:p>
+      <w:r>
+        <w:rPr>
+          <w:b/>
+        </w:rPr>
+        <w:t xml:space="preserve">Vedticka </w:t>
+      </w:r>
+      <w:r>
+        <w:t xml:space="preserve">är en bra signalart söder om den naturliga norrlandsgränsen. Den är huvudsakligen knuten till äldre barrskogar där det föreligger långvarig kontinuitet av död barrved. Vedticka är typisk art för </w:t>
+      </w:r>
+      <w:r>
+        <w:rPr>
+          <w:i/>
+        </w:rPr>
+        <w:t xml:space="preserve">9010 Taiga </w:t>
+      </w:r>
+      <w:r>
+        <w:t>(Nitare &amp; Skogsstyrelsen, 2019; SLU Artdatabanken, 2025).</w:t>
+      </w:r>
+    </w:p>
+    <w:p>
+      <w:r>
+        <w:rPr>
+          <w:b/>
+        </w:rPr>
+        <w:t>Vitgrynig nållav (NT)</w:t>
+      </w:r>
+      <w:r>
+        <w:t xml:space="preserve"> växer nästan uteslutande på bark av gamla, senvuxna granar i skuggiga lägen med hög och jämn luftfuktighet. Den vanligaste naturtypen för arten är kontinuitetsskogar på frisk mark men den finns också i sumpgranskogar. På lång sikt utgör avverkningar av olikåldriga granskogar av naturskogskaraktär ett allvarligt hot mot arten och skogsbruksåtgärder på eller i närheten av växtplatserna bör undvikas. Naturskogsartade, fuktiga granskogar med förekomster av arten signalerar höga biologiska värden och bör bevaras (SLU Artdatabanken, 2024; Nitare &amp; Skogsstyrelsen, 2019).</w:t>
+      </w:r>
+    </w:p>
+    <w:p>
+      <w:r>
+        <w:rPr>
+          <w:b/>
+        </w:rPr>
+        <w:t>Vitskaftad svartspik (VU)</w:t>
+      </w:r>
+      <w:r>
+        <w:t xml:space="preserve"> förekommer främst i naturskog på gamla senvuxna granar och signalerar alltid höga naturvärden. Alla skogliga åtgärder som kan påverka markvatten och luftfuktighet på i närheten av lokaler utgör ett hot. Avverkning av naturskogar utgör ett allvarligt hot och alla skogsskötselåtgärder på eller i närheten av växtplatserna bör undvikas. Lämpligt stora reservat av naturskogstyp bör bevaras. Vitskaftad svartspik är typisk art för </w:t>
+      </w:r>
+      <w:r>
+        <w:rPr>
+          <w:i/>
+        </w:rPr>
+        <w:t>9010 Taiga</w:t>
+      </w:r>
+      <w:r>
+        <w:t xml:space="preserve"> (SLU Artdatabanken, 2026; Nitare &amp; Skogsstyrelsen, 2019).</w:t>
       </w:r>
     </w:p>
     <w:p>
@@ -989,10 +979,18 @@
         <w:rPr>
           <w:b/>
         </w:rPr>
-        <w:t xml:space="preserve">6.4.3 </w:t>
-      </w:r>
-      <w:r>
-        <w:t>Bevarandeåtgärder genomförs för de kända förekomster av rödlistade arter som påverkas av skogsbruk.</w:t>
+        <w:t xml:space="preserve">6.4.1 </w:t>
+      </w:r>
+      <w:r>
+        <w:t>Följande biotoper undantas från alla skogsbruksåtgärder, förutom åtgärder påkallade för att bevara eller främja biotopens naturliga eller hävdbetingade biologiska mångfald:</w:t>
+      </w:r>
+    </w:p>
+    <w:p>
+      <w:pPr>
+        <w:ind w:left="357"/>
+      </w:pPr>
+      <w:r>
+        <w:t>b) nyckelbiotoper enligt Skogsstyrelsens definition och metod (1995)</w:t>
       </w:r>
     </w:p>
     <w:p>
@@ -1010,7 +1008,36 @@
         <w:rPr>
           <w:i/>
         </w:rPr>
-        <w:t>I det avverkningsanmälda skogsområdet har 21 naturvårdsarter varav 13 rödlistade arter sina livsmiljöer och växtplatser.</w:t>
+        <w:t>I det avverkningsanmälda skogsområdet har 20 rödlistade arter och signalarter påträffats. Detta ska jämföras med Skogsstyrelsens uppföljning 2017 av nyckelbiotoper som visade att man i genomsnitt hittar 20,6 olika rödlistade arter och signalarter i en nyckelbiotop (Wijk, S. 2017. Biologisk mångfald i nyckelbiotoper – Resultat från inventeringen “Uppföljning biologisk mångfald” 2009–2015. Rapport 4/2017 Skogsstyrelsen, Jönköping).</w:t>
+      </w:r>
+    </w:p>
+    <w:p>
+      <w:r>
+        <w:rPr>
+          <w:b/>
+        </w:rPr>
+        <w:t xml:space="preserve">6.4.3 </w:t>
+      </w:r>
+      <w:r>
+        <w:t>Bevarandeåtgärder genomförs för de kända förekomster av rödlistade arter som påverkas av skogsbruk.</w:t>
+      </w:r>
+    </w:p>
+    <w:p>
+      <w:pPr>
+        <w:pStyle w:val="ListBullet"/>
+      </w:pPr>
+      <w:r>
+        <w:rPr>
+          <w:b/>
+          <w:i/>
+        </w:rPr>
+        <w:t xml:space="preserve">Kommentar: </w:t>
+      </w:r>
+      <w:r>
+        <w:rPr>
+          <w:i/>
+        </w:rPr>
+        <w:t>I det avverkningsanmälda skogsområdet har 21 naturvårdsarter varav 14 rödlistade arter sina livsmiljöer och växtplatser.</w:t>
       </w:r>
     </w:p>
     <w:p>
@@ -1245,7 +1272,7 @@
     </w:p>
     <w:p>
       <w:r>
-        <w:t>En analys av 79 floraväktarlokaler åren 1990–2015 vilka återbesökts under 2020–2024 visade på en tydlig negativ påverkan på knärotsförekomster från större hyggen i närområdet (inom 150–200 m) vilket indikerar att kanteffekter har en stor påverkan på populationerna. Resultaten bekräftar knärotens känslighet för kanteffekter och visar vikten av att skydda större skogsbestånd för att bevara arten. Om det blir höga andelar (&gt;30%) hyggen inom 200 meter från en knärotsförekomst så ökar risken för att en knärotspopulation dör ut och det verkar det behövas någonstans mellan 100 och 150 meters skyddszon för att bevara arten på lång sikt (Sebestyén &amp; Sundberg, 2025).</w:t>
+        <w:t>En analys av 79 floraväktarlokaler åren 1990–2015 vilka återbesökts under 2020–2024 visade på en tydlig negativ påverkan på knärotsförekomster från större hyggen i närområdet (inom 150–200 m) vilket indikerar att kanteffekter har en stor påverkan på populationerna. Resultaten bekräftar knärotens känslighet för kanteffekter och visar vikten av att skydda större skogsbestånd för att bevara arten. Om det blir höga andelar (&gt;30%) hyggen inom 200 meter från en knärotsförekomst så ökar risken för att en knärotspopulation dör ut och det verkar det behövas någonstans mellan 100 och 150 meters skyddszon för att bevara arten på lång sikt (Sebestyén &amp; Sundberg, 2025). Detta stöds även av en studie (Johansson et al, 2026) baserad på data från Riksskogstaxeringen som visar att knäroten minskat med 66 % under perioden 1993–2022 samt att det finns en stark korrelation mellan minskande arealer kontinuitetsskog och lokal utdöenderisk. Knäroten uppvisade en mycket låg koloniseringsgrad (0,7 % över 10 år) i kombination med hög lokal utrotningsrisk (75,2 %), där utrotningssannolikheten ökade kraftigt när arealen kontinuitetsskog minskade mellan undersökningar, t.ex. på grund av kalhyggesbruk (Johansson et al., 2026).</w:t>
       </w:r>
     </w:p>
     <w:p>
@@ -1290,7 +1317,7 @@
     </w:p>
     <w:p>
       <w:r>
-        <w:t>En nyligen publicerad vetenskaplig uppsats av Koelmeijer m.fl. (2022) inkluderar orkidén knärots skyddsbehov. I uppsatsen berörs problemet med uttorkning för växter, bl.a. för knärot, ett problem som blivit accentuerat på grund av den pågående klimatförändringen och torra somrar, t.ex. den exceptionellt torra sommaren 2018. I uppsatsen undersöks områden med tre olika avstånd från kalhyggeskant med avseende på skydd bl.a. för knärot. Det första området har avstånd upp till 20 m från hyggeskant (Strong edge effect), det andra 20–40 m från hyggeskant (Weak edge effect) och det tredje avser större avstånd från hyggeskant, där kanteffekten anses vara försumbar (Interior). Ett resultat var att man fann stor eller mycket stor uttorkningseffekt på känsliga och rödlistade skogsarter vid de kortare avstånden till hyggeskant, medan effekt av uttorkning inte konstaterades på större avstånd (Interior). För orkidén knärot fann man en rik förekomst (upp till 0,06 dm2/m2) på stort avstånd från hyggeskant (Interior), medan förekomsten var liten eller närmast försumbar i de områden som klassificerades som Weak edge effect respektive Strong edge effect. Arbetet påpekar att de allt oftare förekommande torra somrarna ger ytterligare skäl att utöka skyddsavståndet från hyggen till den fuktkrävande arten knärot (Koelmeijer m.fl., 2022).</w:t>
+        <w:t>Ytterligare en studie (Koelmeijer m.fl., 2022) inkluderar knärotens skyddsbehov. I uppsatsen berörs problemet med uttorkning för växter, bl.a. för knärot, ett problem som blivit accentuerat på grund av den pågående klimatförändringen och torra somrar, t.ex. den exceptionellt torra sommaren 2018. I uppsatsen undersöks områden med tre olika avstånd från kalhyggeskant med avseende på skydd bl.a. för knärot. Det första området har avstånd upp till 20 m från hyggeskant (Strong edge effect), det andra 20–40 m från hyggeskant (Weak edge effect) och det tredje avser större avstånd från hyggeskant, där kanteffekten anses vara försumbar (Interior). Ett resultat var att man fann stor eller mycket stor uttorkningseffekt på känsliga och rödlistade skogsarter vid de kortare avstånden till hyggeskant, medan effekt av uttorkning inte konstaterades på större avstånd (Interior). För orkidén knärot fann man en rik förekomst (upp till 0,06 dm2/m2) på stort avstånd från hyggeskant (Interior), medan förekomsten var liten eller närmast försumbar i de områden som klassificerades som Weak edge effect respektive Strong edge effect. Arbetet påpekar att de allt oftare förekommande torra somrarna ger ytterligare skäl att utöka skyddsavståndet från hyggen till den fuktkrävande arten knärot (Koelmeijer m.fl., 2022).</w:t>
       </w:r>
     </w:p>
     <w:p>
@@ -1322,7 +1349,7 @@
         <w:t xml:space="preserve">Short-term response of the herbaceous layer within leave patches after harvest. </w:t>
       </w:r>
       <w:r>
-        <w:t>Forest Ecology and Management 257, 1014–1025</w:t>
+        <w:t>Forest Ecology and Management 257, 1014–1025.</w:t>
       </w:r>
     </w:p>
     <w:p>
@@ -1336,7 +1363,30 @@
         <w:t xml:space="preserve">Level and pattern of overstory retention interact to shape long-term responses of understories to timber harvest. </w:t>
       </w:r>
       <w:r>
-        <w:t>Ecological Applications, 22, 2049–2064</w:t>
+        <w:t>Ecological Applications, 22, 2049–2064.</w:t>
+      </w:r>
+    </w:p>
+    <w:p>
+      <w:r>
+        <w:t>Johansson, V., Jansson, M. och Bergman, K-O</w:t>
+      </w:r>
+      <w:r>
+        <w:rPr>
+          <w:i/>
+        </w:rPr>
+        <w:t>.</w:t>
+      </w:r>
+      <w:r>
+        <w:t>, 2026.</w:t>
+      </w:r>
+      <w:r>
+        <w:rPr>
+          <w:i/>
+        </w:rPr>
+        <w:t xml:space="preserve"> A 30-year population decline of a threatened forest orchid associated with old growth forests</w:t>
+      </w:r>
+      <w:r>
+        <w:t>. Department of Physics, Chemistry and Biology (IFM), Linköping University.</w:t>
       </w:r>
     </w:p>
     <w:p>
@@ -1350,7 +1400,7 @@
         <w:t>Retention Forestry as a Conservation Measure for Boreal Forest Ground Vegetation</w:t>
       </w:r>
       <w:r>
-        <w:t>. Doktorsavhandling, SLU, Uppsala</w:t>
+        <w:t>. Doktorsavhandling, SLU, Uppsala.</w:t>
       </w:r>
     </w:p>
     <w:p>
@@ -1364,7 +1414,7 @@
         <w:t xml:space="preserve">Interactive effects of drought and edge exposure on old-growth forest understory species. </w:t>
       </w:r>
       <w:r>
-        <w:t>Landscape Ecology, 37, sid 1839–1853</w:t>
+        <w:t>Landscape Ecology, 37, sid 1839–1853.</w:t>
       </w:r>
     </w:p>
     <w:p>
@@ -1392,7 +1442,7 @@
         <w:t>Påverkan på knärotslokaler från hyggen i närheten.</w:t>
       </w:r>
       <w:r>
-        <w:t xml:space="preserve"> DAPHNE 36:1 2025. Botaniska Sällskapet i Stockholm</w:t>
+        <w:t xml:space="preserve"> DAPHNE 36:1 2025. Botaniska Sällskapet i Stockholm.</w:t>
       </w:r>
     </w:p>
     <w:p>
@@ -1406,7 +1456,7 @@
         <w:t xml:space="preserve">Vägledning för hänsyn till knärot. </w:t>
       </w:r>
       <w:r>
-        <w:t>https://www.skogsstyrelsen.se/lag-och-tillsyn/artskydd/vagledningar-och-kunskapsstod-artskydd/vagledning-for-hansyn-till-knarot/</w:t>
+        <w:t>https://www.skogsstyrelsen.se/lag-och-tillsyn/artskydd/vagledningar-och-kunskapsstod-artskydd/vagledning-for-hansyn-till-knarot/.</w:t>
       </w:r>
     </w:p>
     <w:p>
@@ -1420,7 +1470,7 @@
         <w:t xml:space="preserve">Artfaktablad. Naturvård – artfakta. </w:t>
       </w:r>
       <w:r>
-        <w:t>SLU Artdatabanken, Uppsala</w:t>
+        <w:t>SLU Artdatabanken, Uppsala.</w:t>
       </w:r>
     </w:p>
     <w:p>
@@ -1626,7 +1676,7 @@
 </file>
 
 <file path=word/endnotes.xml><?xml version="1.0" encoding="utf-8"?>
-<w:endnotes xmlns:wpc="http://schemas.microsoft.com/office/word/2010/wordprocessingCanvas" xmlns:cx="http://schemas.microsoft.com/office/drawing/2014/chartex" xmlns:cx1="http://schemas.microsoft.com/office/drawing/2015/9/8/chartex" xmlns:cx2="http://schemas.microsoft.com/office/drawing/2015/10/21/chartex" xmlns:cx3="http://schemas.microsoft.com/office/drawing/2016/5/9/chartex" xmlns:cx4="http://schemas.microsoft.com/office/drawing/2016/5/10/chartex" xmlns:cx5="http://schemas.microsoft.com/office/drawing/2016/5/11/chartex" xmlns:cx6="http://schemas.microsoft.com/office/drawing/2016/5/12/chartex" xmlns:cx7="http://schemas.microsoft.com/office/drawing/2016/5/13/chartex" xmlns:cx8="http://schemas.microsoft.com/office/drawing/2016/5/14/chartex" xmlns:mc="http://schemas.openxmlformats.org/markup-compatibility/2006" xmlns:aink="http://schemas.microsoft.com/office/drawing/2016/ink" xmlns:am3d="http://schemas.microsoft.com/office/drawing/2017/model3d" xmlns:o="urn:schemas-microsoft-com:office:office" xmlns:oel="http://schemas.microsoft.com/office/2019/extlst" xmlns:r="http://schemas.openxmlformats.org/officeDocument/2006/relationships" xmlns:m="http://schemas.openxmlformats.org/officeDocument/2006/math" xmlns:v="urn:schemas-microsoft-com:vml" xmlns:wp14="http://schemas.microsoft.com/office/word/2010/wordprocessingDrawing" xmlns:wp="http://schemas.openxmlformats.org/drawingml/2006/wordprocessingDrawing" xmlns:w10="urn:schemas-microsoft-com:office:word" xmlns:w="http://schemas.openxmlformats.org/wordprocessingml/2006/main" xmlns:w14="http://schemas.microsoft.com/office/word/2010/wordml" xmlns:w15="http://schemas.microsoft.com/office/word/2012/wordml" xmlns:w16cex="http://schemas.microsoft.com/office/word/2018/wordml/cex" xmlns:w16cid="http://schemas.microsoft.com/office/word/2016/wordml/cid" xmlns:w16="http://schemas.microsoft.com/office/word/2018/wordml" xmlns:w16sdtdh="http://schemas.microsoft.com/office/word/2020/wordml/sdtdatahash" xmlns:w16se="http://schemas.microsoft.com/office/word/2015/wordml/symex" xmlns:wpg="http://schemas.microsoft.com/office/word/2010/wordprocessingGroup" xmlns:wpi="http://schemas.microsoft.com/office/word/2010/wordprocessingInk" xmlns:wne="http://schemas.microsoft.com/office/word/2006/wordml" xmlns:wps="http://schemas.microsoft.com/office/word/2010/wordprocessingShape" mc:Ignorable="w14 w15 w16se w16cid w16 w16cex w16sdtdh wp14">
+<w:endnotes xmlns:wpc="http://schemas.microsoft.com/office/word/2010/wordprocessingCanvas" xmlns:cx="http://schemas.microsoft.com/office/drawing/2014/chartex" xmlns:cx1="http://schemas.microsoft.com/office/drawing/2015/9/8/chartex" xmlns:cx2="http://schemas.microsoft.com/office/drawing/2015/10/21/chartex" xmlns:cx3="http://schemas.microsoft.com/office/drawing/2016/5/9/chartex" xmlns:cx4="http://schemas.microsoft.com/office/drawing/2016/5/10/chartex" xmlns:cx5="http://schemas.microsoft.com/office/drawing/2016/5/11/chartex" xmlns:cx6="http://schemas.microsoft.com/office/drawing/2016/5/12/chartex" xmlns:cx7="http://schemas.microsoft.com/office/drawing/2016/5/13/chartex" xmlns:cx8="http://schemas.microsoft.com/office/drawing/2016/5/14/chartex" xmlns:mc="http://schemas.openxmlformats.org/markup-compatibility/2006" xmlns:aink="http://schemas.microsoft.com/office/drawing/2016/ink" xmlns:am3d="http://schemas.microsoft.com/office/drawing/2017/model3d" xmlns:o="urn:schemas-microsoft-com:office:office" xmlns:oel="http://schemas.microsoft.com/office/2019/extlst" xmlns:r="http://schemas.openxmlformats.org/officeDocument/2006/relationships" xmlns:m="http://schemas.openxmlformats.org/officeDocument/2006/math" xmlns:v="urn:schemas-microsoft-com:vml" xmlns:wp14="http://schemas.microsoft.com/office/word/2010/wordprocessingDrawing" xmlns:wp="http://schemas.openxmlformats.org/drawingml/2006/wordprocessingDrawing" xmlns:w10="urn:schemas-microsoft-com:office:word" xmlns:w="http://schemas.openxmlformats.org/wordprocessingml/2006/main" xmlns:w14="http://schemas.microsoft.com/office/word/2010/wordml" xmlns:w15="http://schemas.microsoft.com/office/word/2012/wordml" xmlns:w16cex="http://schemas.microsoft.com/office/word/2018/wordml/cex" xmlns:w16cid="http://schemas.microsoft.com/office/word/2016/wordml/cid" xmlns:w16="http://schemas.microsoft.com/office/word/2018/wordml" xmlns:w16du="http://schemas.microsoft.com/office/word/2023/wordml/word16du" xmlns:w16sdtdh="http://schemas.microsoft.com/office/word/2020/wordml/sdtdatahash" xmlns:w16sdtfl="http://schemas.microsoft.com/office/word/2024/wordml/sdtformatlock" xmlns:w16se="http://schemas.microsoft.com/office/word/2015/wordml/symex" xmlns:wpg="http://schemas.microsoft.com/office/word/2010/wordprocessingGroup" xmlns:wpi="http://schemas.microsoft.com/office/word/2010/wordprocessingInk" xmlns:wne="http://schemas.microsoft.com/office/word/2006/wordml" xmlns:wps="http://schemas.microsoft.com/office/word/2010/wordprocessingShape" mc:Ignorable="w14 w15 w16se w16cid w16 w16cex w16sdtdh w16sdtfl w16du wp14">
   <w:endnote w:type="separator" w:id="-1">
     <w:p>
       <w:pPr>
@@ -1651,7 +1701,7 @@
 </file>
 
 <file path=word/footer1.xml><?xml version="1.0" encoding="utf-8"?>
-<w:ftr xmlns:wpc="http://schemas.microsoft.com/office/word/2010/wordprocessingCanvas" xmlns:cx="http://schemas.microsoft.com/office/drawing/2014/chartex" xmlns:cx1="http://schemas.microsoft.com/office/drawing/2015/9/8/chartex" xmlns:cx2="http://schemas.microsoft.com/office/drawing/2015/10/21/chartex" xmlns:cx3="http://schemas.microsoft.com/office/drawing/2016/5/9/chartex" xmlns:cx4="http://schemas.microsoft.com/office/drawing/2016/5/10/chartex" xmlns:cx5="http://schemas.microsoft.com/office/drawing/2016/5/11/chartex" xmlns:cx6="http://schemas.microsoft.com/office/drawing/2016/5/12/chartex" xmlns:cx7="http://schemas.microsoft.com/office/drawing/2016/5/13/chartex" xmlns:cx8="http://schemas.microsoft.com/office/drawing/2016/5/14/chartex" xmlns:mc="http://schemas.openxmlformats.org/markup-compatibility/2006" xmlns:aink="http://schemas.microsoft.com/office/drawing/2016/ink" xmlns:am3d="http://schemas.microsoft.com/office/drawing/2017/model3d" xmlns:o="urn:schemas-microsoft-com:office:office" xmlns:oel="http://schemas.microsoft.com/office/2019/extlst" xmlns:r="http://schemas.openxmlformats.org/officeDocument/2006/relationships" xmlns:m="http://schemas.openxmlformats.org/officeDocument/2006/math" xmlns:v="urn:schemas-microsoft-com:vml" xmlns:wp14="http://schemas.microsoft.com/office/word/2010/wordprocessingDrawing" xmlns:wp="http://schemas.openxmlformats.org/drawingml/2006/wordprocessingDrawing" xmlns:w10="urn:schemas-microsoft-com:office:word" xmlns:w="http://schemas.openxmlformats.org/wordprocessingml/2006/main" xmlns:w14="http://schemas.microsoft.com/office/word/2010/wordml" xmlns:w15="http://schemas.microsoft.com/office/word/2012/wordml" xmlns:w16cex="http://schemas.microsoft.com/office/word/2018/wordml/cex" xmlns:w16cid="http://schemas.microsoft.com/office/word/2016/wordml/cid" xmlns:w16="http://schemas.microsoft.com/office/word/2018/wordml" xmlns:w16sdtdh="http://schemas.microsoft.com/office/word/2020/wordml/sdtdatahash" xmlns:w16se="http://schemas.microsoft.com/office/word/2015/wordml/symex" xmlns:wpg="http://schemas.microsoft.com/office/word/2010/wordprocessingGroup" xmlns:wpi="http://schemas.microsoft.com/office/word/2010/wordprocessingInk" xmlns:wne="http://schemas.microsoft.com/office/word/2006/wordml" xmlns:wps="http://schemas.microsoft.com/office/word/2010/wordprocessingShape" mc:Ignorable="w14 w15 w16se w16cid w16 w16cex w16sdtdh wp14">
+<w:ftr xmlns:wpc="http://schemas.microsoft.com/office/word/2010/wordprocessingCanvas" xmlns:cx="http://schemas.microsoft.com/office/drawing/2014/chartex" xmlns:cx1="http://schemas.microsoft.com/office/drawing/2015/9/8/chartex" xmlns:cx2="http://schemas.microsoft.com/office/drawing/2015/10/21/chartex" xmlns:cx3="http://schemas.microsoft.com/office/drawing/2016/5/9/chartex" xmlns:cx4="http://schemas.microsoft.com/office/drawing/2016/5/10/chartex" xmlns:cx5="http://schemas.microsoft.com/office/drawing/2016/5/11/chartex" xmlns:cx6="http://schemas.microsoft.com/office/drawing/2016/5/12/chartex" xmlns:cx7="http://schemas.microsoft.com/office/drawing/2016/5/13/chartex" xmlns:cx8="http://schemas.microsoft.com/office/drawing/2016/5/14/chartex" xmlns:mc="http://schemas.openxmlformats.org/markup-compatibility/2006" xmlns:aink="http://schemas.microsoft.com/office/drawing/2016/ink" xmlns:am3d="http://schemas.microsoft.com/office/drawing/2017/model3d" xmlns:o="urn:schemas-microsoft-com:office:office" xmlns:oel="http://schemas.microsoft.com/office/2019/extlst" xmlns:r="http://schemas.openxmlformats.org/officeDocument/2006/relationships" xmlns:m="http://schemas.openxmlformats.org/officeDocument/2006/math" xmlns:v="urn:schemas-microsoft-com:vml" xmlns:wp14="http://schemas.microsoft.com/office/word/2010/wordprocessingDrawing" xmlns:wp="http://schemas.openxmlformats.org/drawingml/2006/wordprocessingDrawing" xmlns:w10="urn:schemas-microsoft-com:office:word" xmlns:w="http://schemas.openxmlformats.org/wordprocessingml/2006/main" xmlns:w14="http://schemas.microsoft.com/office/word/2010/wordml" xmlns:w15="http://schemas.microsoft.com/office/word/2012/wordml" xmlns:w16cex="http://schemas.microsoft.com/office/word/2018/wordml/cex" xmlns:w16cid="http://schemas.microsoft.com/office/word/2016/wordml/cid" xmlns:w16="http://schemas.microsoft.com/office/word/2018/wordml" xmlns:w16du="http://schemas.microsoft.com/office/word/2023/wordml/word16du" xmlns:w16sdtdh="http://schemas.microsoft.com/office/word/2020/wordml/sdtdatahash" xmlns:w16sdtfl="http://schemas.microsoft.com/office/word/2024/wordml/sdtformatlock" xmlns:w16se="http://schemas.microsoft.com/office/word/2015/wordml/symex" xmlns:wpg="http://schemas.microsoft.com/office/word/2010/wordprocessingGroup" xmlns:wpi="http://schemas.microsoft.com/office/word/2010/wordprocessingInk" xmlns:wne="http://schemas.microsoft.com/office/word/2006/wordml" xmlns:wps="http://schemas.microsoft.com/office/word/2010/wordprocessingShape" mc:Ignorable="w14 w15 w16se w16cid w16 w16cex w16sdtdh w16sdtfl w16du wp14">
   <w:p>
     <w:pPr>
       <w:pStyle w:val="Footer"/>
@@ -1661,7 +1711,7 @@
 </file>
 
 <file path=word/footer2.xml><?xml version="1.0" encoding="utf-8"?>
-<w:ftr xmlns:wpc="http://schemas.microsoft.com/office/word/2010/wordprocessingCanvas" xmlns:cx="http://schemas.microsoft.com/office/drawing/2014/chartex" xmlns:cx1="http://schemas.microsoft.com/office/drawing/2015/9/8/chartex" xmlns:cx2="http://schemas.microsoft.com/office/drawing/2015/10/21/chartex" xmlns:cx3="http://schemas.microsoft.com/office/drawing/2016/5/9/chartex" xmlns:cx4="http://schemas.microsoft.com/office/drawing/2016/5/10/chartex" xmlns:cx5="http://schemas.microsoft.com/office/drawing/2016/5/11/chartex" xmlns:cx6="http://schemas.microsoft.com/office/drawing/2016/5/12/chartex" xmlns:cx7="http://schemas.microsoft.com/office/drawing/2016/5/13/chartex" xmlns:cx8="http://schemas.microsoft.com/office/drawing/2016/5/14/chartex" xmlns:mc="http://schemas.openxmlformats.org/markup-compatibility/2006" xmlns:aink="http://schemas.microsoft.com/office/drawing/2016/ink" xmlns:am3d="http://schemas.microsoft.com/office/drawing/2017/model3d" xmlns:o="urn:schemas-microsoft-com:office:office" xmlns:oel="http://schemas.microsoft.com/office/2019/extlst" xmlns:r="http://schemas.openxmlformats.org/officeDocument/2006/relationships" xmlns:m="http://schemas.openxmlformats.org/officeDocument/2006/math" xmlns:v="urn:schemas-microsoft-com:vml" xmlns:wp14="http://schemas.microsoft.com/office/word/2010/wordprocessingDrawing" xmlns:wp="http://schemas.openxmlformats.org/drawingml/2006/wordprocessingDrawing" xmlns:w10="urn:schemas-microsoft-com:office:word" xmlns:w="http://schemas.openxmlformats.org/wordprocessingml/2006/main" xmlns:w14="http://schemas.microsoft.com/office/word/2010/wordml" xmlns:w15="http://schemas.microsoft.com/office/word/2012/wordml" xmlns:w16cex="http://schemas.microsoft.com/office/word/2018/wordml/cex" xmlns:w16cid="http://schemas.microsoft.com/office/word/2016/wordml/cid" xmlns:w16="http://schemas.microsoft.com/office/word/2018/wordml" xmlns:w16sdtdh="http://schemas.microsoft.com/office/word/2020/wordml/sdtdatahash" xmlns:w16se="http://schemas.microsoft.com/office/word/2015/wordml/symex" xmlns:wpg="http://schemas.microsoft.com/office/word/2010/wordprocessingGroup" xmlns:wpi="http://schemas.microsoft.com/office/word/2010/wordprocessingInk" xmlns:wne="http://schemas.microsoft.com/office/word/2006/wordml" xmlns:wps="http://schemas.microsoft.com/office/word/2010/wordprocessingShape" mc:Ignorable="w14 w15 w16se w16cid w16 w16cex w16sdtdh wp14">
+<w:ftr xmlns:wpc="http://schemas.microsoft.com/office/word/2010/wordprocessingCanvas" xmlns:cx="http://schemas.microsoft.com/office/drawing/2014/chartex" xmlns:cx1="http://schemas.microsoft.com/office/drawing/2015/9/8/chartex" xmlns:cx2="http://schemas.microsoft.com/office/drawing/2015/10/21/chartex" xmlns:cx3="http://schemas.microsoft.com/office/drawing/2016/5/9/chartex" xmlns:cx4="http://schemas.microsoft.com/office/drawing/2016/5/10/chartex" xmlns:cx5="http://schemas.microsoft.com/office/drawing/2016/5/11/chartex" xmlns:cx6="http://schemas.microsoft.com/office/drawing/2016/5/12/chartex" xmlns:cx7="http://schemas.microsoft.com/office/drawing/2016/5/13/chartex" xmlns:cx8="http://schemas.microsoft.com/office/drawing/2016/5/14/chartex" xmlns:mc="http://schemas.openxmlformats.org/markup-compatibility/2006" xmlns:aink="http://schemas.microsoft.com/office/drawing/2016/ink" xmlns:am3d="http://schemas.microsoft.com/office/drawing/2017/model3d" xmlns:o="urn:schemas-microsoft-com:office:office" xmlns:oel="http://schemas.microsoft.com/office/2019/extlst" xmlns:r="http://schemas.openxmlformats.org/officeDocument/2006/relationships" xmlns:m="http://schemas.openxmlformats.org/officeDocument/2006/math" xmlns:v="urn:schemas-microsoft-com:vml" xmlns:wp14="http://schemas.microsoft.com/office/word/2010/wordprocessingDrawing" xmlns:wp="http://schemas.openxmlformats.org/drawingml/2006/wordprocessingDrawing" xmlns:w10="urn:schemas-microsoft-com:office:word" xmlns:w="http://schemas.openxmlformats.org/wordprocessingml/2006/main" xmlns:w14="http://schemas.microsoft.com/office/word/2010/wordml" xmlns:w15="http://schemas.microsoft.com/office/word/2012/wordml" xmlns:w16cex="http://schemas.microsoft.com/office/word/2018/wordml/cex" xmlns:w16cid="http://schemas.microsoft.com/office/word/2016/wordml/cid" xmlns:w16="http://schemas.microsoft.com/office/word/2018/wordml" xmlns:w16du="http://schemas.microsoft.com/office/word/2023/wordml/word16du" xmlns:w16sdtdh="http://schemas.microsoft.com/office/word/2020/wordml/sdtdatahash" xmlns:w16sdtfl="http://schemas.microsoft.com/office/word/2024/wordml/sdtformatlock" xmlns:w16se="http://schemas.microsoft.com/office/word/2015/wordml/symex" xmlns:wpg="http://schemas.microsoft.com/office/word/2010/wordprocessingGroup" xmlns:wpi="http://schemas.microsoft.com/office/word/2010/wordprocessingInk" xmlns:wne="http://schemas.microsoft.com/office/word/2006/wordml" xmlns:wps="http://schemas.microsoft.com/office/word/2010/wordprocessingShape" mc:Ignorable="w14 w15 w16se w16cid w16 w16cex w16sdtdh w16sdtfl w16du wp14">
   <w:p>
     <w:pPr>
       <w:pStyle w:val="Footer"/>
@@ -1671,7 +1721,7 @@
 </file>
 
 <file path=word/footer3.xml><?xml version="1.0" encoding="utf-8"?>
-<w:ftr xmlns:wpc="http://schemas.microsoft.com/office/word/2010/wordprocessingCanvas" xmlns:cx="http://schemas.microsoft.com/office/drawing/2014/chartex" xmlns:cx1="http://schemas.microsoft.com/office/drawing/2015/9/8/chartex" xmlns:cx2="http://schemas.microsoft.com/office/drawing/2015/10/21/chartex" xmlns:cx3="http://schemas.microsoft.com/office/drawing/2016/5/9/chartex" xmlns:cx4="http://schemas.microsoft.com/office/drawing/2016/5/10/chartex" xmlns:cx5="http://schemas.microsoft.com/office/drawing/2016/5/11/chartex" xmlns:cx6="http://schemas.microsoft.com/office/drawing/2016/5/12/chartex" xmlns:cx7="http://schemas.microsoft.com/office/drawing/2016/5/13/chartex" xmlns:cx8="http://schemas.microsoft.com/office/drawing/2016/5/14/chartex" xmlns:mc="http://schemas.openxmlformats.org/markup-compatibility/2006" xmlns:aink="http://schemas.microsoft.com/office/drawing/2016/ink" xmlns:am3d="http://schemas.microsoft.com/office/drawing/2017/model3d" xmlns:o="urn:schemas-microsoft-com:office:office" xmlns:oel="http://schemas.microsoft.com/office/2019/extlst" xmlns:r="http://schemas.openxmlformats.org/officeDocument/2006/relationships" xmlns:m="http://schemas.openxmlformats.org/officeDocument/2006/math" xmlns:v="urn:schemas-microsoft-com:vml" xmlns:wp14="http://schemas.microsoft.com/office/word/2010/wordprocessingDrawing" xmlns:wp="http://schemas.openxmlformats.org/drawingml/2006/wordprocessingDrawing" xmlns:w10="urn:schemas-microsoft-com:office:word" xmlns:w="http://schemas.openxmlformats.org/wordprocessingml/2006/main" xmlns:w14="http://schemas.microsoft.com/office/word/2010/wordml" xmlns:w15="http://schemas.microsoft.com/office/word/2012/wordml" xmlns:w16cex="http://schemas.microsoft.com/office/word/2018/wordml/cex" xmlns:w16cid="http://schemas.microsoft.com/office/word/2016/wordml/cid" xmlns:w16="http://schemas.microsoft.com/office/word/2018/wordml" xmlns:w16sdtdh="http://schemas.microsoft.com/office/word/2020/wordml/sdtdatahash" xmlns:w16se="http://schemas.microsoft.com/office/word/2015/wordml/symex" xmlns:wpg="http://schemas.microsoft.com/office/word/2010/wordprocessingGroup" xmlns:wpi="http://schemas.microsoft.com/office/word/2010/wordprocessingInk" xmlns:wne="http://schemas.microsoft.com/office/word/2006/wordml" xmlns:wps="http://schemas.microsoft.com/office/word/2010/wordprocessingShape" mc:Ignorable="w14 w15 w16se w16cid w16 w16cex w16sdtdh wp14">
+<w:ftr xmlns:wpc="http://schemas.microsoft.com/office/word/2010/wordprocessingCanvas" xmlns:cx="http://schemas.microsoft.com/office/drawing/2014/chartex" xmlns:cx1="http://schemas.microsoft.com/office/drawing/2015/9/8/chartex" xmlns:cx2="http://schemas.microsoft.com/office/drawing/2015/10/21/chartex" xmlns:cx3="http://schemas.microsoft.com/office/drawing/2016/5/9/chartex" xmlns:cx4="http://schemas.microsoft.com/office/drawing/2016/5/10/chartex" xmlns:cx5="http://schemas.microsoft.com/office/drawing/2016/5/11/chartex" xmlns:cx6="http://schemas.microsoft.com/office/drawing/2016/5/12/chartex" xmlns:cx7="http://schemas.microsoft.com/office/drawing/2016/5/13/chartex" xmlns:cx8="http://schemas.microsoft.com/office/drawing/2016/5/14/chartex" xmlns:mc="http://schemas.openxmlformats.org/markup-compatibility/2006" xmlns:aink="http://schemas.microsoft.com/office/drawing/2016/ink" xmlns:am3d="http://schemas.microsoft.com/office/drawing/2017/model3d" xmlns:o="urn:schemas-microsoft-com:office:office" xmlns:oel="http://schemas.microsoft.com/office/2019/extlst" xmlns:r="http://schemas.openxmlformats.org/officeDocument/2006/relationships" xmlns:m="http://schemas.openxmlformats.org/officeDocument/2006/math" xmlns:v="urn:schemas-microsoft-com:vml" xmlns:wp14="http://schemas.microsoft.com/office/word/2010/wordprocessingDrawing" xmlns:wp="http://schemas.openxmlformats.org/drawingml/2006/wordprocessingDrawing" xmlns:w10="urn:schemas-microsoft-com:office:word" xmlns:w="http://schemas.openxmlformats.org/wordprocessingml/2006/main" xmlns:w14="http://schemas.microsoft.com/office/word/2010/wordml" xmlns:w15="http://schemas.microsoft.com/office/word/2012/wordml" xmlns:w16cex="http://schemas.microsoft.com/office/word/2018/wordml/cex" xmlns:w16cid="http://schemas.microsoft.com/office/word/2016/wordml/cid" xmlns:w16="http://schemas.microsoft.com/office/word/2018/wordml" xmlns:w16du="http://schemas.microsoft.com/office/word/2023/wordml/word16du" xmlns:w16sdtdh="http://schemas.microsoft.com/office/word/2020/wordml/sdtdatahash" xmlns:w16sdtfl="http://schemas.microsoft.com/office/word/2024/wordml/sdtformatlock" xmlns:w16se="http://schemas.microsoft.com/office/word/2015/wordml/symex" xmlns:wpg="http://schemas.microsoft.com/office/word/2010/wordprocessingGroup" xmlns:wpi="http://schemas.microsoft.com/office/word/2010/wordprocessingInk" xmlns:wne="http://schemas.microsoft.com/office/word/2006/wordml" xmlns:wps="http://schemas.microsoft.com/office/word/2010/wordprocessingShape" mc:Ignorable="w14 w15 w16se w16cid w16 w16cex w16sdtdh w16sdtfl w16du wp14">
   <w:p>
     <w:pPr>
       <w:pStyle w:val="Footer"/>
@@ -1681,7 +1731,7 @@
 </file>
 
 <file path=word/footnotes.xml><?xml version="1.0" encoding="utf-8"?>
-<w:footnotes xmlns:wpc="http://schemas.microsoft.com/office/word/2010/wordprocessingCanvas" xmlns:cx="http://schemas.microsoft.com/office/drawing/2014/chartex" xmlns:cx1="http://schemas.microsoft.com/office/drawing/2015/9/8/chartex" xmlns:cx2="http://schemas.microsoft.com/office/drawing/2015/10/21/chartex" xmlns:cx3="http://schemas.microsoft.com/office/drawing/2016/5/9/chartex" xmlns:cx4="http://schemas.microsoft.com/office/drawing/2016/5/10/chartex" xmlns:cx5="http://schemas.microsoft.com/office/drawing/2016/5/11/chartex" xmlns:cx6="http://schemas.microsoft.com/office/drawing/2016/5/12/chartex" xmlns:cx7="http://schemas.microsoft.com/office/drawing/2016/5/13/chartex" xmlns:cx8="http://schemas.microsoft.com/office/drawing/2016/5/14/chartex" xmlns:mc="http://schemas.openxmlformats.org/markup-compatibility/2006" xmlns:aink="http://schemas.microsoft.com/office/drawing/2016/ink" xmlns:am3d="http://schemas.microsoft.com/office/drawing/2017/model3d" xmlns:o="urn:schemas-microsoft-com:office:office" xmlns:oel="http://schemas.microsoft.com/office/2019/extlst" xmlns:r="http://schemas.openxmlformats.org/officeDocument/2006/relationships" xmlns:m="http://schemas.openxmlformats.org/officeDocument/2006/math" xmlns:v="urn:schemas-microsoft-com:vml" xmlns:wp14="http://schemas.microsoft.com/office/word/2010/wordprocessingDrawing" xmlns:wp="http://schemas.openxmlformats.org/drawingml/2006/wordprocessingDrawing" xmlns:w10="urn:schemas-microsoft-com:office:word" xmlns:w="http://schemas.openxmlformats.org/wordprocessingml/2006/main" xmlns:w14="http://schemas.microsoft.com/office/word/2010/wordml" xmlns:w15="http://schemas.microsoft.com/office/word/2012/wordml" xmlns:w16cex="http://schemas.microsoft.com/office/word/2018/wordml/cex" xmlns:w16cid="http://schemas.microsoft.com/office/word/2016/wordml/cid" xmlns:w16="http://schemas.microsoft.com/office/word/2018/wordml" xmlns:w16sdtdh="http://schemas.microsoft.com/office/word/2020/wordml/sdtdatahash" xmlns:w16se="http://schemas.microsoft.com/office/word/2015/wordml/symex" xmlns:wpg="http://schemas.microsoft.com/office/word/2010/wordprocessingGroup" xmlns:wpi="http://schemas.microsoft.com/office/word/2010/wordprocessingInk" xmlns:wne="http://schemas.microsoft.com/office/word/2006/wordml" xmlns:wps="http://schemas.microsoft.com/office/word/2010/wordprocessingShape" mc:Ignorable="w14 w15 w16se w16cid w16 w16cex w16sdtdh wp14">
+<w:footnotes xmlns:wpc="http://schemas.microsoft.com/office/word/2010/wordprocessingCanvas" xmlns:cx="http://schemas.microsoft.com/office/drawing/2014/chartex" xmlns:cx1="http://schemas.microsoft.com/office/drawing/2015/9/8/chartex" xmlns:cx2="http://schemas.microsoft.com/office/drawing/2015/10/21/chartex" xmlns:cx3="http://schemas.microsoft.com/office/drawing/2016/5/9/chartex" xmlns:cx4="http://schemas.microsoft.com/office/drawing/2016/5/10/chartex" xmlns:cx5="http://schemas.microsoft.com/office/drawing/2016/5/11/chartex" xmlns:cx6="http://schemas.microsoft.com/office/drawing/2016/5/12/chartex" xmlns:cx7="http://schemas.microsoft.com/office/drawing/2016/5/13/chartex" xmlns:cx8="http://schemas.microsoft.com/office/drawing/2016/5/14/chartex" xmlns:mc="http://schemas.openxmlformats.org/markup-compatibility/2006" xmlns:aink="http://schemas.microsoft.com/office/drawing/2016/ink" xmlns:am3d="http://schemas.microsoft.com/office/drawing/2017/model3d" xmlns:o="urn:schemas-microsoft-com:office:office" xmlns:oel="http://schemas.microsoft.com/office/2019/extlst" xmlns:r="http://schemas.openxmlformats.org/officeDocument/2006/relationships" xmlns:m="http://schemas.openxmlformats.org/officeDocument/2006/math" xmlns:v="urn:schemas-microsoft-com:vml" xmlns:wp14="http://schemas.microsoft.com/office/word/2010/wordprocessingDrawing" xmlns:wp="http://schemas.openxmlformats.org/drawingml/2006/wordprocessingDrawing" xmlns:w10="urn:schemas-microsoft-com:office:word" xmlns:w="http://schemas.openxmlformats.org/wordprocessingml/2006/main" xmlns:w14="http://schemas.microsoft.com/office/word/2010/wordml" xmlns:w15="http://schemas.microsoft.com/office/word/2012/wordml" xmlns:w16cex="http://schemas.microsoft.com/office/word/2018/wordml/cex" xmlns:w16cid="http://schemas.microsoft.com/office/word/2016/wordml/cid" xmlns:w16="http://schemas.microsoft.com/office/word/2018/wordml" xmlns:w16du="http://schemas.microsoft.com/office/word/2023/wordml/word16du" xmlns:w16sdtdh="http://schemas.microsoft.com/office/word/2020/wordml/sdtdatahash" xmlns:w16sdtfl="http://schemas.microsoft.com/office/word/2024/wordml/sdtformatlock" xmlns:w16se="http://schemas.microsoft.com/office/word/2015/wordml/symex" xmlns:wpg="http://schemas.microsoft.com/office/word/2010/wordprocessingGroup" xmlns:wpi="http://schemas.microsoft.com/office/word/2010/wordprocessingInk" xmlns:wne="http://schemas.microsoft.com/office/word/2006/wordml" xmlns:wps="http://schemas.microsoft.com/office/word/2010/wordprocessingShape" mc:Ignorable="w14 w15 w16se w16cid w16 w16cex w16sdtdh w16sdtfl w16du wp14">
   <w:footnote w:type="separator" w:id="-1">
     <w:p>
       <w:pPr>
@@ -1706,7 +1756,7 @@
 </file>
 
 <file path=word/header1.xml><?xml version="1.0" encoding="utf-8"?>
-<w:hdr xmlns:wpc="http://schemas.microsoft.com/office/word/2010/wordprocessingCanvas" xmlns:cx="http://schemas.microsoft.com/office/drawing/2014/chartex" xmlns:cx1="http://schemas.microsoft.com/office/drawing/2015/9/8/chartex" xmlns:cx2="http://schemas.microsoft.com/office/drawing/2015/10/21/chartex" xmlns:cx3="http://schemas.microsoft.com/office/drawing/2016/5/9/chartex" xmlns:cx4="http://schemas.microsoft.com/office/drawing/2016/5/10/chartex" xmlns:cx5="http://schemas.microsoft.com/office/drawing/2016/5/11/chartex" xmlns:cx6="http://schemas.microsoft.com/office/drawing/2016/5/12/chartex" xmlns:cx7="http://schemas.microsoft.com/office/drawing/2016/5/13/chartex" xmlns:cx8="http://schemas.microsoft.com/office/drawing/2016/5/14/chartex" xmlns:mc="http://schemas.openxmlformats.org/markup-compatibility/2006" xmlns:aink="http://schemas.microsoft.com/office/drawing/2016/ink" xmlns:am3d="http://schemas.microsoft.com/office/drawing/2017/model3d" xmlns:o="urn:schemas-microsoft-com:office:office" xmlns:oel="http://schemas.microsoft.com/office/2019/extlst" xmlns:r="http://schemas.openxmlformats.org/officeDocument/2006/relationships" xmlns:m="http://schemas.openxmlformats.org/officeDocument/2006/math" xmlns:v="urn:schemas-microsoft-com:vml" xmlns:wp14="http://schemas.microsoft.com/office/word/2010/wordprocessingDrawing" xmlns:wp="http://schemas.openxmlformats.org/drawingml/2006/wordprocessingDrawing" xmlns:w10="urn:schemas-microsoft-com:office:word" xmlns:w="http://schemas.openxmlformats.org/wordprocessingml/2006/main" xmlns:w14="http://schemas.microsoft.com/office/word/2010/wordml" xmlns:w15="http://schemas.microsoft.com/office/word/2012/wordml" xmlns:w16cex="http://schemas.microsoft.com/office/word/2018/wordml/cex" xmlns:w16cid="http://schemas.microsoft.com/office/word/2016/wordml/cid" xmlns:w16="http://schemas.microsoft.com/office/word/2018/wordml" xmlns:w16sdtdh="http://schemas.microsoft.com/office/word/2020/wordml/sdtdatahash" xmlns:w16se="http://schemas.microsoft.com/office/word/2015/wordml/symex" xmlns:wpg="http://schemas.microsoft.com/office/word/2010/wordprocessingGroup" xmlns:wpi="http://schemas.microsoft.com/office/word/2010/wordprocessingInk" xmlns:wne="http://schemas.microsoft.com/office/word/2006/wordml" xmlns:wps="http://schemas.microsoft.com/office/word/2010/wordprocessingShape" mc:Ignorable="w14 w15 w16se w16cid w16 w16cex w16sdtdh wp14">
+<w:hdr xmlns:wpc="http://schemas.microsoft.com/office/word/2010/wordprocessingCanvas" xmlns:cx="http://schemas.microsoft.com/office/drawing/2014/chartex" xmlns:cx1="http://schemas.microsoft.com/office/drawing/2015/9/8/chartex" xmlns:cx2="http://schemas.microsoft.com/office/drawing/2015/10/21/chartex" xmlns:cx3="http://schemas.microsoft.com/office/drawing/2016/5/9/chartex" xmlns:cx4="http://schemas.microsoft.com/office/drawing/2016/5/10/chartex" xmlns:cx5="http://schemas.microsoft.com/office/drawing/2016/5/11/chartex" xmlns:cx6="http://schemas.microsoft.com/office/drawing/2016/5/12/chartex" xmlns:cx7="http://schemas.microsoft.com/office/drawing/2016/5/13/chartex" xmlns:cx8="http://schemas.microsoft.com/office/drawing/2016/5/14/chartex" xmlns:mc="http://schemas.openxmlformats.org/markup-compatibility/2006" xmlns:aink="http://schemas.microsoft.com/office/drawing/2016/ink" xmlns:am3d="http://schemas.microsoft.com/office/drawing/2017/model3d" xmlns:o="urn:schemas-microsoft-com:office:office" xmlns:oel="http://schemas.microsoft.com/office/2019/extlst" xmlns:r="http://schemas.openxmlformats.org/officeDocument/2006/relationships" xmlns:m="http://schemas.openxmlformats.org/officeDocument/2006/math" xmlns:v="urn:schemas-microsoft-com:vml" xmlns:wp14="http://schemas.microsoft.com/office/word/2010/wordprocessingDrawing" xmlns:wp="http://schemas.openxmlformats.org/drawingml/2006/wordprocessingDrawing" xmlns:w10="urn:schemas-microsoft-com:office:word" xmlns:w="http://schemas.openxmlformats.org/wordprocessingml/2006/main" xmlns:w14="http://schemas.microsoft.com/office/word/2010/wordml" xmlns:w15="http://schemas.microsoft.com/office/word/2012/wordml" xmlns:w16cex="http://schemas.microsoft.com/office/word/2018/wordml/cex" xmlns:w16cid="http://schemas.microsoft.com/office/word/2016/wordml/cid" xmlns:w16="http://schemas.microsoft.com/office/word/2018/wordml" xmlns:w16du="http://schemas.microsoft.com/office/word/2023/wordml/word16du" xmlns:w16sdtdh="http://schemas.microsoft.com/office/word/2020/wordml/sdtdatahash" xmlns:w16sdtfl="http://schemas.microsoft.com/office/word/2024/wordml/sdtformatlock" xmlns:w16se="http://schemas.microsoft.com/office/word/2015/wordml/symex" xmlns:wpg="http://schemas.microsoft.com/office/word/2010/wordprocessingGroup" xmlns:wpi="http://schemas.microsoft.com/office/word/2010/wordprocessingInk" xmlns:wne="http://schemas.microsoft.com/office/word/2006/wordml" xmlns:wps="http://schemas.microsoft.com/office/word/2010/wordprocessingShape" mc:Ignorable="w14 w15 w16se w16cid w16 w16cex w16sdtdh w16sdtfl w16du wp14">
   <w:p>
     <w:pPr>
       <w:pStyle w:val="Header"/>
@@ -1716,7 +1766,7 @@
 </file>
 
 <file path=word/header2.xml><?xml version="1.0" encoding="utf-8"?>
-<w:hdr xmlns:wpc="http://schemas.microsoft.com/office/word/2010/wordprocessingCanvas" xmlns:cx="http://schemas.microsoft.com/office/drawing/2014/chartex" xmlns:cx1="http://schemas.microsoft.com/office/drawing/2015/9/8/chartex" xmlns:cx2="http://schemas.microsoft.com/office/drawing/2015/10/21/chartex" xmlns:cx3="http://schemas.microsoft.com/office/drawing/2016/5/9/chartex" xmlns:cx4="http://schemas.microsoft.com/office/drawing/2016/5/10/chartex" xmlns:cx5="http://schemas.microsoft.com/office/drawing/2016/5/11/chartex" xmlns:cx6="http://schemas.microsoft.com/office/drawing/2016/5/12/chartex" xmlns:cx7="http://schemas.microsoft.com/office/drawing/2016/5/13/chartex" xmlns:cx8="http://schemas.microsoft.com/office/drawing/2016/5/14/chartex" xmlns:mc="http://schemas.openxmlformats.org/markup-compatibility/2006" xmlns:aink="http://schemas.microsoft.com/office/drawing/2016/ink" xmlns:am3d="http://schemas.microsoft.com/office/drawing/2017/model3d" xmlns:o="urn:schemas-microsoft-com:office:office" xmlns:oel="http://schemas.microsoft.com/office/2019/extlst" xmlns:r="http://schemas.openxmlformats.org/officeDocument/2006/relationships" xmlns:m="http://schemas.openxmlformats.org/officeDocument/2006/math" xmlns:v="urn:schemas-microsoft-com:vml" xmlns:wp14="http://schemas.microsoft.com/office/word/2010/wordprocessingDrawing" xmlns:wp="http://schemas.openxmlformats.org/drawingml/2006/wordprocessingDrawing" xmlns:w10="urn:schemas-microsoft-com:office:word" xmlns:w="http://schemas.openxmlformats.org/wordprocessingml/2006/main" xmlns:w14="http://schemas.microsoft.com/office/word/2010/wordml" xmlns:w15="http://schemas.microsoft.com/office/word/2012/wordml" xmlns:w16cex="http://schemas.microsoft.com/office/word/2018/wordml/cex" xmlns:w16cid="http://schemas.microsoft.com/office/word/2016/wordml/cid" xmlns:w16="http://schemas.microsoft.com/office/word/2018/wordml" xmlns:w16sdtdh="http://schemas.microsoft.com/office/word/2020/wordml/sdtdatahash" xmlns:w16se="http://schemas.microsoft.com/office/word/2015/wordml/symex" xmlns:wpg="http://schemas.microsoft.com/office/word/2010/wordprocessingGroup" xmlns:wpi="http://schemas.microsoft.com/office/word/2010/wordprocessingInk" xmlns:wne="http://schemas.microsoft.com/office/word/2006/wordml" xmlns:wps="http://schemas.microsoft.com/office/word/2010/wordprocessingShape" mc:Ignorable="w14 w15 w16se w16cid w16 w16cex w16sdtdh wp14">
+<w:hdr xmlns:wpc="http://schemas.microsoft.com/office/word/2010/wordprocessingCanvas" xmlns:cx="http://schemas.microsoft.com/office/drawing/2014/chartex" xmlns:cx1="http://schemas.microsoft.com/office/drawing/2015/9/8/chartex" xmlns:cx2="http://schemas.microsoft.com/office/drawing/2015/10/21/chartex" xmlns:cx3="http://schemas.microsoft.com/office/drawing/2016/5/9/chartex" xmlns:cx4="http://schemas.microsoft.com/office/drawing/2016/5/10/chartex" xmlns:cx5="http://schemas.microsoft.com/office/drawing/2016/5/11/chartex" xmlns:cx6="http://schemas.microsoft.com/office/drawing/2016/5/12/chartex" xmlns:cx7="http://schemas.microsoft.com/office/drawing/2016/5/13/chartex" xmlns:cx8="http://schemas.microsoft.com/office/drawing/2016/5/14/chartex" xmlns:mc="http://schemas.openxmlformats.org/markup-compatibility/2006" xmlns:aink="http://schemas.microsoft.com/office/drawing/2016/ink" xmlns:am3d="http://schemas.microsoft.com/office/drawing/2017/model3d" xmlns:o="urn:schemas-microsoft-com:office:office" xmlns:oel="http://schemas.microsoft.com/office/2019/extlst" xmlns:r="http://schemas.openxmlformats.org/officeDocument/2006/relationships" xmlns:m="http://schemas.openxmlformats.org/officeDocument/2006/math" xmlns:v="urn:schemas-microsoft-com:vml" xmlns:wp14="http://schemas.microsoft.com/office/word/2010/wordprocessingDrawing" xmlns:wp="http://schemas.openxmlformats.org/drawingml/2006/wordprocessingDrawing" xmlns:w10="urn:schemas-microsoft-com:office:word" xmlns:w="http://schemas.openxmlformats.org/wordprocessingml/2006/main" xmlns:w14="http://schemas.microsoft.com/office/word/2010/wordml" xmlns:w15="http://schemas.microsoft.com/office/word/2012/wordml" xmlns:w16cex="http://schemas.microsoft.com/office/word/2018/wordml/cex" xmlns:w16cid="http://schemas.microsoft.com/office/word/2016/wordml/cid" xmlns:w16="http://schemas.microsoft.com/office/word/2018/wordml" xmlns:w16du="http://schemas.microsoft.com/office/word/2023/wordml/word16du" xmlns:w16sdtdh="http://schemas.microsoft.com/office/word/2020/wordml/sdtdatahash" xmlns:w16sdtfl="http://schemas.microsoft.com/office/word/2024/wordml/sdtformatlock" xmlns:w16se="http://schemas.microsoft.com/office/word/2015/wordml/symex" xmlns:wpg="http://schemas.microsoft.com/office/word/2010/wordprocessingGroup" xmlns:wpi="http://schemas.microsoft.com/office/word/2010/wordprocessingInk" xmlns:wne="http://schemas.microsoft.com/office/word/2006/wordml" xmlns:wps="http://schemas.microsoft.com/office/word/2010/wordprocessingShape" mc:Ignorable="w14 w15 w16se w16cid w16 w16cex w16sdtdh w16sdtfl w16du wp14">
   <w:p>
     <w:pPr>
       <w:pStyle w:val="Header"/>
@@ -1727,7 +1777,7 @@
 </file>
 
 <file path=word/header3.xml><?xml version="1.0" encoding="utf-8"?>
-<w:hdr xmlns:wpc="http://schemas.microsoft.com/office/word/2010/wordprocessingCanvas" xmlns:cx="http://schemas.microsoft.com/office/drawing/2014/chartex" xmlns:cx1="http://schemas.microsoft.com/office/drawing/2015/9/8/chartex" xmlns:cx2="http://schemas.microsoft.com/office/drawing/2015/10/21/chartex" xmlns:cx3="http://schemas.microsoft.com/office/drawing/2016/5/9/chartex" xmlns:cx4="http://schemas.microsoft.com/office/drawing/2016/5/10/chartex" xmlns:cx5="http://schemas.microsoft.com/office/drawing/2016/5/11/chartex" xmlns:cx6="http://schemas.microsoft.com/office/drawing/2016/5/12/chartex" xmlns:cx7="http://schemas.microsoft.com/office/drawing/2016/5/13/chartex" xmlns:cx8="http://schemas.microsoft.com/office/drawing/2016/5/14/chartex" xmlns:mc="http://schemas.openxmlformats.org/markup-compatibility/2006" xmlns:aink="http://schemas.microsoft.com/office/drawing/2016/ink" xmlns:am3d="http://schemas.microsoft.com/office/drawing/2017/model3d" xmlns:o="urn:schemas-microsoft-com:office:office" xmlns:oel="http://schemas.microsoft.com/office/2019/extlst" xmlns:r="http://schemas.openxmlformats.org/officeDocument/2006/relationships" xmlns:m="http://schemas.openxmlformats.org/officeDocument/2006/math" xmlns:v="urn:schemas-microsoft-com:vml" xmlns:wp14="http://schemas.microsoft.com/office/word/2010/wordprocessingDrawing" xmlns:wp="http://schemas.openxmlformats.org/drawingml/2006/wordprocessingDrawing" xmlns:w10="urn:schemas-microsoft-com:office:word" xmlns:w="http://schemas.openxmlformats.org/wordprocessingml/2006/main" xmlns:w14="http://schemas.microsoft.com/office/word/2010/wordml" xmlns:w15="http://schemas.microsoft.com/office/word/2012/wordml" xmlns:w16cex="http://schemas.microsoft.com/office/word/2018/wordml/cex" xmlns:w16cid="http://schemas.microsoft.com/office/word/2016/wordml/cid" xmlns:w16="http://schemas.microsoft.com/office/word/2018/wordml" xmlns:w16sdtdh="http://schemas.microsoft.com/office/word/2020/wordml/sdtdatahash" xmlns:w16se="http://schemas.microsoft.com/office/word/2015/wordml/symex" xmlns:wpg="http://schemas.microsoft.com/office/word/2010/wordprocessingGroup" xmlns:wpi="http://schemas.microsoft.com/office/word/2010/wordprocessingInk" xmlns:wne="http://schemas.microsoft.com/office/word/2006/wordml" xmlns:wps="http://schemas.microsoft.com/office/word/2010/wordprocessingShape" mc:Ignorable="w14 w15 w16se w16cid w16 w16cex w16sdtdh wp14">
+<w:hdr xmlns:wpc="http://schemas.microsoft.com/office/word/2010/wordprocessingCanvas" xmlns:cx="http://schemas.microsoft.com/office/drawing/2014/chartex" xmlns:cx1="http://schemas.microsoft.com/office/drawing/2015/9/8/chartex" xmlns:cx2="http://schemas.microsoft.com/office/drawing/2015/10/21/chartex" xmlns:cx3="http://schemas.microsoft.com/office/drawing/2016/5/9/chartex" xmlns:cx4="http://schemas.microsoft.com/office/drawing/2016/5/10/chartex" xmlns:cx5="http://schemas.microsoft.com/office/drawing/2016/5/11/chartex" xmlns:cx6="http://schemas.microsoft.com/office/drawing/2016/5/12/chartex" xmlns:cx7="http://schemas.microsoft.com/office/drawing/2016/5/13/chartex" xmlns:cx8="http://schemas.microsoft.com/office/drawing/2016/5/14/chartex" xmlns:mc="http://schemas.openxmlformats.org/markup-compatibility/2006" xmlns:aink="http://schemas.microsoft.com/office/drawing/2016/ink" xmlns:am3d="http://schemas.microsoft.com/office/drawing/2017/model3d" xmlns:o="urn:schemas-microsoft-com:office:office" xmlns:oel="http://schemas.microsoft.com/office/2019/extlst" xmlns:r="http://schemas.openxmlformats.org/officeDocument/2006/relationships" xmlns:m="http://schemas.openxmlformats.org/officeDocument/2006/math" xmlns:v="urn:schemas-microsoft-com:vml" xmlns:wp14="http://schemas.microsoft.com/office/word/2010/wordprocessingDrawing" xmlns:wp="http://schemas.openxmlformats.org/drawingml/2006/wordprocessingDrawing" xmlns:w10="urn:schemas-microsoft-com:office:word" xmlns:w="http://schemas.openxmlformats.org/wordprocessingml/2006/main" xmlns:w14="http://schemas.microsoft.com/office/word/2010/wordml" xmlns:w15="http://schemas.microsoft.com/office/word/2012/wordml" xmlns:w16cex="http://schemas.microsoft.com/office/word/2018/wordml/cex" xmlns:w16cid="http://schemas.microsoft.com/office/word/2016/wordml/cid" xmlns:w16="http://schemas.microsoft.com/office/word/2018/wordml" xmlns:w16du="http://schemas.microsoft.com/office/word/2023/wordml/word16du" xmlns:w16sdtdh="http://schemas.microsoft.com/office/word/2020/wordml/sdtdatahash" xmlns:w16sdtfl="http://schemas.microsoft.com/office/word/2024/wordml/sdtformatlock" xmlns:w16se="http://schemas.microsoft.com/office/word/2015/wordml/symex" xmlns:wpg="http://schemas.microsoft.com/office/word/2010/wordprocessingGroup" xmlns:wpi="http://schemas.microsoft.com/office/word/2010/wordprocessingInk" xmlns:wne="http://schemas.microsoft.com/office/word/2006/wordml" xmlns:wps="http://schemas.microsoft.com/office/word/2010/wordprocessingShape" mc:Ignorable="w14 w15 w16se w16cid w16 w16cex w16sdtdh w16sdtfl w16du wp14">
   <w:p>
     <w:pPr>
       <w:pStyle w:val="Header"/>
@@ -1736,7 +1786,7 @@
     <w:r>
       <w:tab/>
       <w:tab/>
-      <w:t>2026-06-17</w:t>
+      <w:t>2026-06-18</w:t>
       <w:br/>
       <w:br/>
     </w:r>
@@ -1753,7 +1803,7 @@
 </file>
 
 <file path=word/numbering.xml><?xml version="1.0" encoding="utf-8"?>
-<w:numbering xmlns:wpc="http://schemas.microsoft.com/office/word/2010/wordprocessingCanvas" xmlns:cx="http://schemas.microsoft.com/office/drawing/2014/chartex" xmlns:cx1="http://schemas.microsoft.com/office/drawing/2015/9/8/chartex" xmlns:cx2="http://schemas.microsoft.com/office/drawing/2015/10/21/chartex" xmlns:cx3="http://schemas.microsoft.com/office/drawing/2016/5/9/chartex" xmlns:cx4="http://schemas.microsoft.com/office/drawing/2016/5/10/chartex" xmlns:cx5="http://schemas.microsoft.com/office/drawing/2016/5/11/chartex" xmlns:cx6="http://schemas.microsoft.com/office/drawing/2016/5/12/chartex" xmlns:cx7="http://schemas.microsoft.com/office/drawing/2016/5/13/chartex" xmlns:cx8="http://schemas.microsoft.com/office/drawing/2016/5/14/chartex" xmlns:mc="http://schemas.openxmlformats.org/markup-compatibility/2006" xmlns:aink="http://schemas.microsoft.com/office/drawing/2016/ink" xmlns:am3d="http://schemas.microsoft.com/office/drawing/2017/model3d" xmlns:o="urn:schemas-microsoft-com:office:office" xmlns:oel="http://schemas.microsoft.com/office/2019/extlst" xmlns:r="http://schemas.openxmlformats.org/officeDocument/2006/relationships" xmlns:m="http://schemas.openxmlformats.org/officeDocument/2006/math" xmlns:v="urn:schemas-microsoft-com:vml" xmlns:wp14="http://schemas.microsoft.com/office/word/2010/wordprocessingDrawing" xmlns:wp="http://schemas.openxmlformats.org/drawingml/2006/wordprocessingDrawing" xmlns:w10="urn:schemas-microsoft-com:office:word" xmlns:w="http://schemas.openxmlformats.org/wordprocessingml/2006/main" xmlns:w14="http://schemas.microsoft.com/office/word/2010/wordml" xmlns:w15="http://schemas.microsoft.com/office/word/2012/wordml" xmlns:w16cex="http://schemas.microsoft.com/office/word/2018/wordml/cex" xmlns:w16cid="http://schemas.microsoft.com/office/word/2016/wordml/cid" xmlns:w16="http://schemas.microsoft.com/office/word/2018/wordml" xmlns:w16sdtdh="http://schemas.microsoft.com/office/word/2020/wordml/sdtdatahash" xmlns:w16se="http://schemas.microsoft.com/office/word/2015/wordml/symex" xmlns:wpg="http://schemas.microsoft.com/office/word/2010/wordprocessingGroup" xmlns:wpi="http://schemas.microsoft.com/office/word/2010/wordprocessingInk" xmlns:wne="http://schemas.microsoft.com/office/word/2006/wordml" xmlns:wps="http://schemas.microsoft.com/office/word/2010/wordprocessingShape" mc:Ignorable="w14 w15 w16se w16cid w16 w16cex w16sdtdh wp14">
+<w:numbering xmlns:wpc="http://schemas.microsoft.com/office/word/2010/wordprocessingCanvas" xmlns:cx="http://schemas.microsoft.com/office/drawing/2014/chartex" xmlns:cx1="http://schemas.microsoft.com/office/drawing/2015/9/8/chartex" xmlns:cx2="http://schemas.microsoft.com/office/drawing/2015/10/21/chartex" xmlns:cx3="http://schemas.microsoft.com/office/drawing/2016/5/9/chartex" xmlns:cx4="http://schemas.microsoft.com/office/drawing/2016/5/10/chartex" xmlns:cx5="http://schemas.microsoft.com/office/drawing/2016/5/11/chartex" xmlns:cx6="http://schemas.microsoft.com/office/drawing/2016/5/12/chartex" xmlns:cx7="http://schemas.microsoft.com/office/drawing/2016/5/13/chartex" xmlns:cx8="http://schemas.microsoft.com/office/drawing/2016/5/14/chartex" xmlns:mc="http://schemas.openxmlformats.org/markup-compatibility/2006" xmlns:aink="http://schemas.microsoft.com/office/drawing/2016/ink" xmlns:am3d="http://schemas.microsoft.com/office/drawing/2017/model3d" xmlns:o="urn:schemas-microsoft-com:office:office" xmlns:oel="http://schemas.microsoft.com/office/2019/extlst" xmlns:r="http://schemas.openxmlformats.org/officeDocument/2006/relationships" xmlns:m="http://schemas.openxmlformats.org/officeDocument/2006/math" xmlns:v="urn:schemas-microsoft-com:vml" xmlns:wp14="http://schemas.microsoft.com/office/word/2010/wordprocessingDrawing" xmlns:wp="http://schemas.openxmlformats.org/drawingml/2006/wordprocessingDrawing" xmlns:w10="urn:schemas-microsoft-com:office:word" xmlns:w="http://schemas.openxmlformats.org/wordprocessingml/2006/main" xmlns:w14="http://schemas.microsoft.com/office/word/2010/wordml" xmlns:w15="http://schemas.microsoft.com/office/word/2012/wordml" xmlns:w16cex="http://schemas.microsoft.com/office/word/2018/wordml/cex" xmlns:w16cid="http://schemas.microsoft.com/office/word/2016/wordml/cid" xmlns:w16="http://schemas.microsoft.com/office/word/2018/wordml" xmlns:w16du="http://schemas.microsoft.com/office/word/2023/wordml/word16du" xmlns:w16sdtdh="http://schemas.microsoft.com/office/word/2020/wordml/sdtdatahash" xmlns:w16sdtfl="http://schemas.microsoft.com/office/word/2024/wordml/sdtformatlock" xmlns:w16se="http://schemas.microsoft.com/office/word/2015/wordml/symex" xmlns:wpg="http://schemas.microsoft.com/office/word/2010/wordprocessingGroup" xmlns:wpi="http://schemas.microsoft.com/office/word/2010/wordprocessingInk" xmlns:wne="http://schemas.microsoft.com/office/word/2006/wordml" xmlns:wps="http://schemas.microsoft.com/office/word/2010/wordprocessingShape" mc:Ignorable="w14 w15 w16se w16cid w16 w16cex w16sdtdh w16sdtfl w16du wp14">
   <w:abstractNum w:abstractNumId="0" w15:restartNumberingAfterBreak="0">
     <w:nsid w:val="FFFFFF7C"/>
     <w:multiLevelType w:val="singleLevel"/>
@@ -1956,7 +2006,7 @@
 </file>
 
 <file path=word/styles.xml><?xml version="1.0" encoding="utf-8"?>
-<w:styles xmlns:mc="http://schemas.openxmlformats.org/markup-compatibility/2006" xmlns:r="http://schemas.openxmlformats.org/officeDocument/2006/relationships" xmlns:w="http://schemas.openxmlformats.org/wordprocessingml/2006/main" xmlns:w14="http://schemas.microsoft.com/office/word/2010/wordml" xmlns:w15="http://schemas.microsoft.com/office/word/2012/wordml" xmlns:w16cex="http://schemas.microsoft.com/office/word/2018/wordml/cex" xmlns:w16cid="http://schemas.microsoft.com/office/word/2016/wordml/cid" xmlns:w16="http://schemas.microsoft.com/office/word/2018/wordml" xmlns:w16sdtdh="http://schemas.microsoft.com/office/word/2020/wordml/sdtdatahash" xmlns:w16se="http://schemas.microsoft.com/office/word/2015/wordml/symex" mc:Ignorable="w14 w15 w16se w16cid w16 w16cex w16sdtdh">
+<w:styles xmlns:mc="http://schemas.openxmlformats.org/markup-compatibility/2006" xmlns:r="http://schemas.openxmlformats.org/officeDocument/2006/relationships" xmlns:w="http://schemas.openxmlformats.org/wordprocessingml/2006/main" xmlns:w14="http://schemas.microsoft.com/office/word/2010/wordml" xmlns:w15="http://schemas.microsoft.com/office/word/2012/wordml" xmlns:w16cex="http://schemas.microsoft.com/office/word/2018/wordml/cex" xmlns:w16cid="http://schemas.microsoft.com/office/word/2016/wordml/cid" xmlns:w16="http://schemas.microsoft.com/office/word/2018/wordml" xmlns:w16du="http://schemas.microsoft.com/office/word/2023/wordml/word16du" xmlns:w16sdtdh="http://schemas.microsoft.com/office/word/2020/wordml/sdtdatahash" xmlns:w16sdtfl="http://schemas.microsoft.com/office/word/2024/wordml/sdtformatlock" xmlns:w16se="http://schemas.microsoft.com/office/word/2015/wordml/symex" mc:Ignorable="w14 w15 w16se w16cid w16 w16cex w16sdtdh w16sdtfl w16du">
   <w:docDefaults>
     <w:rPrDefault>
       <w:rPr>
@@ -2714,7 +2764,7 @@
     <w:link w:val="TitleChar"/>
     <w:uiPriority w:val="10"/>
     <w:qFormat/>
-    <w:rsid w:val="007106C8"/>
+    <w:rsid w:val="00E854FA"/>
     <w:pPr>
       <w:spacing w:after="300" w:line="240" w:lineRule="auto"/>
       <w:contextualSpacing/>
@@ -2724,7 +2774,7 @@
       <w:rFonts w:eastAsiaTheme="majorEastAsia" w:cstheme="majorBidi"/>
       <w:spacing w:val="5"/>
       <w:kern w:val="28"/>
-      <w:sz w:val="52"/>
+      <w:sz w:val="40"/>
       <w:szCs w:val="52"/>
       <w:lang w:val="sv-SE" w:eastAsia="en-US" w:bidi="ar-SA"/>
     </w:rPr>
@@ -2734,12 +2784,12 @@
     <w:basedOn w:val="DefaultParagraphFont"/>
     <w:link w:val="Title"/>
     <w:uiPriority w:val="10"/>
-    <w:rsid w:val="007106C8"/>
+    <w:rsid w:val="00E854FA"/>
     <w:rPr>
       <w:rFonts w:ascii="Times New Roman" w:eastAsiaTheme="majorEastAsia" w:hAnsi="Times New Roman" w:cstheme="majorBidi"/>
       <w:spacing w:val="5"/>
       <w:kern w:val="28"/>
-      <w:sz w:val="52"/>
+      <w:sz w:val="40"/>
       <w:szCs w:val="52"/>
       <w:lang w:val="sv-SE" w:eastAsia="en-US" w:bidi="ar-SA"/>
     </w:rPr>

--- a/klagomål/A 61201-2025 FSC-klagomål.docx
+++ b/klagomål/A 61201-2025 FSC-klagomål.docx
@@ -1786,7 +1786,7 @@
     <w:r>
       <w:tab/>
       <w:tab/>
-      <w:t>2026-06-18</w:t>
+      <w:t>2026-06-19</w:t>
       <w:br/>
       <w:br/>
     </w:r>

--- a/klagomål/A 61201-2025 FSC-klagomål.docx
+++ b/klagomål/A 61201-2025 FSC-klagomål.docx
@@ -1786,7 +1786,7 @@
     <w:r>
       <w:tab/>
       <w:tab/>
-      <w:t>2026-06-19</w:t>
+      <w:t>2026-06-20</w:t>
       <w:br/>
       <w:br/>
     </w:r>

--- a/klagomål/A 61201-2025 FSC-klagomål.docx
+++ b/klagomål/A 61201-2025 FSC-klagomål.docx
@@ -168,38 +168,7 @@
     </w:p>
     <w:p>
       <w:r>
-        <w:t>Detta dokument behandlar höga naturvärden i avverkningsanmälan A 61201-2025 i Krokoms kommun som inkom 2025-12-09 och omfattar 3,2 ha.</w:t>
-      </w:r>
-    </w:p>
-    <w:p>
-      <w:r>
-        <w:t>Nedan presenteras fynd av naturvårdsarter och fridlysta arter som gjorts i det avverkningsanmälda området, samt relevanta utdrag ur standarderna för FSC, Chain of Custody, Controlled Wood och PEFC. I BILAGA 1 finns artfakta om fridlysta och rödlistade arter.</w:t>
-      </w:r>
-    </w:p>
-    <w:p>
-      <w:r>
-        <w:t>Vi förväntar oss att ni återkommer med ett skriftligt svar på vårt klagomål och även beskriver vilka korrigerande åtgärder ni satt in för att rätta till identifierade brister i er efterlevnad av den svenska FSC standarden.</w:t>
-      </w:r>
-    </w:p>
-    <w:p>
-      <w:pPr>
-        <w:pStyle w:val="Heading1"/>
-      </w:pPr>
-      <w:r>
-        <w:t>Naturvårdsarter</w:t>
-      </w:r>
-    </w:p>
-    <w:p>
-      <w:r>
-        <w:t>I och inom 3 meter från avverkningsanmälan har följande 21 naturvårdsarter hittats: garnlav (VU, T), knärot (VU, T, §8), mjölig dropplav (VU), vitskaftad svartspik (VU, T), doftskinn (NT, T), harticka (NT, T), lavskrika (NT, T, §4), liten svartspik (NT), lunglav (NT, T), rödbrun blekspik (NT, T), skrovellav (NT, T), talltagel (NT, T), ullticka (NT, T), vitgrynig nållav (NT), barkkornlav (S, T), norrlandslav (S, T), rostfläck (S, T), stuplav (S, T), trådfräken (S), vedticka (S, T) och revlummer (§9). Av dessa är 14 rödlistade. För rödlistade arter har rödlistekategorin angivits inom parentes. Arter som är signalarter enligt Skogsstyrelsen har markerats med (S). Typiska arter inom Natura 2000 som är kopplade till skogsekosystem har markerats med (T). För fridlysta arter anges även paragrafen i Artskyddsförordningen som arten är fridlyst enligt.</w:t>
-      </w:r>
-    </w:p>
-    <w:p>
-      <w:r>
-        <w:t>De påträffade naturvårdsarterna är ett tydligt kvitto på att det rör sig om en skog med höga naturvärden.</w:t>
-      </w:r>
-      <w:r>
-        <w:t xml:space="preserve"> I Figur 1 visas fyndplatser för naturvårdsarter i området, som finns registrerade på Artportalen.</w:t>
+        <w:t>Detta klagomål behandlar höga naturvärden i avverkningsanmälan A 61201-2025 i Krokoms kommun som inkom 2025-12-09 och omfattar 3,2 ha.</w:t>
       </w:r>
     </w:p>
     <w:p>
@@ -247,34 +216,64 @@
         <w:spacing w:after="240"/>
       </w:pPr>
       <w:r>
-        <w:t>Figur 1. Fyndplatser för naturvårdsarter i och inom 3 meter från avverkningsanmälan (röd linje). Markörer utan svart kant är placerade på fyndplatsen. Markörer med svart kant är placerade vid sidan av fyndplatsen och har ett svart streck som visar fyndplatsens exakta position. Kartans mittpunktskoordinat är N 7026301, E 445721 i SWEREF 99 TM.</w:t>
+        <w:t>Figur 1. Fyndplatser för naturvårdsarter i och inom 3 meter från avverkningsanmälan. Markörer utan svart kant är placerade på fyndplatsen. Markörer med svart kant är placerade vid sidan av fyndplatsen har ett svart streck som visar fyndplatsens exakta position. Kartans mittpunktskoordinat är N 7026301, E 445721 i SWEREF 99 TM.</w:t>
+      </w:r>
+    </w:p>
+    <w:p>
+      <w:r>
+        <w:t>I och inom 3 meter från avverkningsanmälan finns fynd av 21 naturvårdsarter, varav 14 är rödlistade, 3 är fridlysta, 16 är typiska (T) och 6 är signalarter (S): garnlav (VU, T), knärot (VU, T, §8), mjölig dropplav (VU), vitskaftad svartspik (VU, T), doftskinn (NT, T), harticka (NT, T), lavskrika (NT, T, §4), liten svartspik (NT), lunglav (NT, T), rödbrun blekspik (NT, T), skrovellav (NT, T), talltagel (NT, T), ullticka (NT, T), vitgrynig nållav (NT), barkkornlav (S, T), norrlandslav (S, T), rostfläck (S, T), stuplav (S, T), trådfräken (S), vedticka (S, T) och revlummer (§9). Se Figur 1.</w:t>
+      </w:r>
+    </w:p>
+    <w:p>
+      <w:r>
+        <w:t>Nedan presenteras relevanta utdrag ur standarderna för FSC, Chain of Custody, Controlled Wood och PEFC.</w:t>
+      </w:r>
+    </w:p>
+    <w:p>
+      <w:r>
+        <w:t>Vi förväntar oss att ni återkommer med ett skriftligt svar på vårt klagomål och även beskriver vilka korrigerande åtgärder ni satt in för att rätta till identifierade brister i er efterlevnad av den svenska FSC standarden.</w:t>
       </w:r>
     </w:p>
     <w:p>
       <w:pPr>
-        <w:pStyle w:val="Heading2"/>
+        <w:pStyle w:val="Heading1"/>
       </w:pPr>
       <w:r>
-        <w:t>Fridlysta arter</w:t>
+        <w:t>Naturvårdsarter och fridlysta arter</w:t>
       </w:r>
     </w:p>
     <w:p>
       <w:r>
-        <w:t>Följande fridlysta arter har sina livsmiljöer och växtplatser i den avverkningsanmälda skogen: knärot (VU, T, §8), lavskrika (NT, T, §4) och revlummer (§9).</w:t>
+        <w:t>Nedan följer beskrivningar av de naturvårdsarter och fridlysta arter som har sina livsmiljöer och växtplatser i den avverkningsanmälda skogen. Se även ytterligare artfakta i BILAGA 1. De påträffade naturvårdsarterna är ett tydligt kvitto på att det rör sig om en skog med höga naturvärden.</w:t>
       </w:r>
     </w:p>
     <w:p>
-      <w:r>
-        <w:t xml:space="preserve">Observera att medlemsländerna är skyldiga att agera i enlighet med EU:s fågeldirektiv där det uttryckligen står att direktivet gäller för fåglar samt för deras ägg, bon och </w:t>
-      </w:r>
       <w:r>
         <w:rPr>
           <w:b/>
         </w:rPr>
-        <w:t xml:space="preserve">livsmiljöer </w:t>
-      </w:r>
-      <w:r>
-        <w:t>(artikel 1). Vidare att de åtgärder som vidtas inte får leda till en försämring av den nuvarande situationen beträffande bevarandet av de fågelarter som avses i artikel 1 (artikel 13). Fågeldirektivet är styrande för tillsynsansvariga myndigheters ärendehantering, ställningstaganden och beslutsfattande.</w:t>
+        <w:t>Garnlav (VU)</w:t>
+      </w:r>
+      <w:r>
+        <w:t xml:space="preserve"> är en utpräglad barrskogsart som ibland kan drapera träden i norrländska grannaturskogar med hög luftfuktighet. Den förekommer även i talldominerade bestånd där den, förutom i trädens grenverk, påträffas hängande över ojämnheter i tallbarken. Arten har minskat starkt i södra och mellersta Sverige och den minskar även i sitt nordliga utbredningsområde. Minskningstakten uppgår till 30 (20–50) % inom 50 år och överstiger gränsvärdet för Sårbar (VU). Orsaken till tillbakagången beror främst på slutavverkningar av naturskogsartade skogar. Bestånd med riklig förekomst bör regelmässigt sparas, vilket även gynnar flera andra sällsynta och rödlistade arter. Garnlav är värdväxt för den mycket sällsynta och akut hotade fjärilen barrskogslavfly (CR) som hör hemma i boreala barrskogar med riklig förekomst av värdväxten. Tidigare kunde arten konstateras årligen på flera platser vid Dala-Floda i Dalarna innan lokalerna kalavverkades. Senaste fyndet i landet av barrskogslavfly är från år 2000 då den påträffades vid Högberget i Sollefteå kommun. Garnlav är typisk art för </w:t>
+      </w:r>
+      <w:r>
+        <w:rPr>
+          <w:i/>
+        </w:rPr>
+        <w:t xml:space="preserve">9010 Taiga </w:t>
+      </w:r>
+      <w:r>
+        <w:t>och</w:t>
+      </w:r>
+      <w:r>
+        <w:rPr>
+          <w:i/>
+        </w:rPr>
+        <w:t xml:space="preserve"> 9070 Trädklädd betesmark</w:t>
+      </w:r>
+      <w:r>
+        <w:t xml:space="preserve"> (SLU Artdatabanken, 2026).</w:t>
       </w:r>
     </w:p>
     <w:p>
@@ -382,10 +381,21 @@
         <w:rPr>
           <w:b/>
         </w:rPr>
-        <w:t>Lavskrika (NT, §4)</w:t>
-      </w:r>
-      <w:r>
-        <w:t xml:space="preserve"> är rödlistad som nära hotad och fridlyst enligt 4§ artskyddsförordningen. Den har minskat med 20 (10–30) % under de senaste 15 åren och minskningstakten bedöms vara nära gränsvärdet för sårbar (VU). Lavskrikan är en mycket stationär fågel, som häckar i äldre, slutna och hänglavsrika barrskogar. Nyckelfaktorer är flerskiktad skog med rik undervegetation samt riklig förekomst av hänglavar. Reviren är livslånga med hemområden som varierar mellan 50 och 150 ha. Inom ett revir av hög kvalitet finns det som regel ett eller flera kärnområden (1–20 ha) med relativt tät flerskiktad granskog. Arten missgynnas när flerskiktad skog omförs till enskiktade bestånd och även röjning och hård gallring är starkt negativt. Lavskrikan har relativt stora hemområden och försvinner när den äldre skogen fragmenteras, särskilt allvarligt är när kärnområdena avverkas. Den försvinner successivt framför allt vid dess utbredningsgränser och populationen har minskat kontinuerligt under 2000-talet. Lavskrika är typisk art för </w:t>
+        <w:t>Mjölig dropplav (VU)</w:t>
+      </w:r>
+      <w:r>
+        <w:t xml:space="preserve"> växer på gamla granar i boreala granskogar med lång trädkontinuitet och hög luftfuktighet. Avverkning liksom även kraftig utglesning av skog på eller i omedelbar närhet av lokalerna utgör ett hot. Bördiga sumpgranskogar med hög och jämn luftfuktighet bör inte avverkas (SLU Artdatabanken, 2026).</w:t>
+      </w:r>
+    </w:p>
+    <w:p>
+      <w:r>
+        <w:rPr>
+          <w:b/>
+        </w:rPr>
+        <w:t>Vitskaftad svartspik (VU)</w:t>
+      </w:r>
+      <w:r>
+        <w:t xml:space="preserve"> förekommer främst i naturskog på gamla senvuxna granar och signalerar alltid höga naturvärden. Alla skogliga åtgärder som kan påverka markvatten och luftfuktighet på i närheten av lokaler utgör ett hot. Avverkning av naturskogar utgör ett allvarligt hot och alla skogsskötselåtgärder på eller i närheten av växtplatserna bör undvikas. Lämpligt stora reservat av naturskogstyp bör bevaras. Vitskaftad svartspik är typisk art för </w:t>
       </w:r>
       <w:r>
         <w:rPr>
@@ -394,20 +404,306 @@
         <w:t>9010 Taiga</w:t>
       </w:r>
       <w:r>
-        <w:t xml:space="preserve"> (SLU Artdatabanken, 2026; Skogsstyrelsen 2016).</w:t>
+        <w:t xml:space="preserve"> (SLU Artdatabanken, 2026; Nitare &amp; Skogsstyrelsen, 2019).</w:t>
       </w:r>
     </w:p>
     <w:p>
       <w:r>
-        <w:t>I BILAGA 1 finns mer detaljerad information om ekologi samt krav på livsmiljö hos fridlysta arter.</w:t>
+        <w:rPr>
+          <w:b/>
+        </w:rPr>
+        <w:t>Doftskinn (NT)</w:t>
+      </w:r>
+      <w:r>
+        <w:t xml:space="preserve">, rödlistad som nära hotad, är en mycket bra signalart för boreal granskog och indikerar ett gran-skogsekosystem med lång kontinuitet av grova lågor. Arten är placerad i toppen av Skogsstyrelsens värdepyramid för bedömning av skog med höga naturvärden och har klassats som en “urskogsindikator”, då den förekommer med ett tydligt optimum i helt eller nästan helt orörda skogar. Doftskinn är typisk art för </w:t>
+      </w:r>
+      <w:r>
+        <w:rPr>
+          <w:i/>
+        </w:rPr>
+        <w:t xml:space="preserve">9010 Taiga </w:t>
+      </w:r>
+      <w:r>
+        <w:t>(SLU Artdatabanken, 2025; Nitare &amp; Skogsstyrelsen, 2019).</w:t>
       </w:r>
     </w:p>
     <w:p>
-      <w:pPr>
-        <w:pStyle w:val="Heading2"/>
-      </w:pPr>
-      <w:r>
-        <w:t>Övriga naturvårdsarter</w:t>
+      <w:r>
+        <w:rPr>
+          <w:b/>
+        </w:rPr>
+        <w:t>Harticka (NT)</w:t>
+      </w:r>
+      <w:r>
+        <w:t xml:space="preserve"> är normalt en mycket bra signalart för granskogar med höga naturvärden. Även när svampen påträffas i mer påverkade skogar är det nästan alltid fråga om skogsmiljöer i sena successionsstadier med höga naturvärden. Skogsskötselåtgärder på eller i omedelbar närhet av växtplatserna kan innebära ett hot mot arten. Harticka är typisk art för </w:t>
+      </w:r>
+      <w:r>
+        <w:rPr>
+          <w:i/>
+        </w:rPr>
+        <w:t xml:space="preserve">9010 Taiga, 9050 Näringsrik granskog </w:t>
+      </w:r>
+      <w:r>
+        <w:t xml:space="preserve">och </w:t>
+      </w:r>
+      <w:r>
+        <w:rPr>
+          <w:i/>
+        </w:rPr>
+        <w:t>9030 Landhöjningsskog</w:t>
+      </w:r>
+      <w:r>
+        <w:t xml:space="preserve"> (SLU Artdatabanken, 2024; Nitare &amp; Skogsstyrelsen, 2019).</w:t>
+      </w:r>
+    </w:p>
+    <w:p>
+      <w:r>
+        <w:rPr>
+          <w:b/>
+        </w:rPr>
+        <w:t>Lavskrika (NT, §4)</w:t>
+      </w:r>
+      <w:r>
+        <w:t xml:space="preserve"> är rödlistad som nära hotad och fridlyst enligt 4§ artskyddsförordningen. Den har minskat med 20 (10–30) % under de senaste 15 åren och minskningstakten bedöms vara nära gränsvärdet för sårbar (VU). Lavskrikan är en mycket stationär fågel, som häckar i äldre, slutna och hänglavsrika barrskogar. Nyckelfaktorer är flerskiktad skog med rik undervegetation samt riklig förekomst av hänglavar. Reviren är livslånga med hemområden som varierar mellan 50 och 150 ha. Inom ett revir av hög kvalitet finns det som regel ett eller flera kärnområden (1–20 ha) med relativt tät flerskiktad granskog. Arten missgynnas när flerskiktad skog omförs till enskiktade bestånd och även röjning och hård gallring är starkt negativt. Lavskrikan har relativt stora hemområden och försvinner när den äldre skogen fragmenteras, särskilt allvarligt är när kärnområdena avverkas. Den försvinner successivt framför allt vid dess utbredningsgränser och populationen har minskat kontinuerligt under 2000-talet. Lavskrika är typisk art för </w:t>
+      </w:r>
+      <w:r>
+        <w:rPr>
+          <w:i/>
+        </w:rPr>
+        <w:t>9010 Taiga</w:t>
+      </w:r>
+      <w:r>
+        <w:t xml:space="preserve"> (SLU Artdatabanken, 2026; Skogsstyrelsen 2016).</w:t>
+      </w:r>
+    </w:p>
+    <w:p>
+      <w:r>
+        <w:rPr>
+          <w:b/>
+        </w:rPr>
+        <w:t>Liten svartspik (NT)</w:t>
+      </w:r>
+      <w:r>
+        <w:t xml:space="preserve"> växer på granbark i boreala barrskogar med lång trädkontinuitet och hög luftfuktighet. Orsaken till tillbakagången beror på främst på slutavverkningar av naturskogsartade granskogar. Bestånd med riklig förekomst av liten svartspik bör regelmässigt sparas. Naturhänsyn i samband med slutavverkning måste ske så att man undviker uttorkningseffekter (SLU Artdatabanken, 2024).</w:t>
+      </w:r>
+    </w:p>
+    <w:p>
+      <w:r>
+        <w:rPr>
+          <w:b/>
+        </w:rPr>
+        <w:t>Lunglav (NT)</w:t>
+      </w:r>
+      <w:r>
+        <w:t xml:space="preserve"> är en av vårt lands främsta signalarter som överallt indikerar gamla lövträd, skogsbestånd med höga naturvärden och ekosystem med långskoglig kontinuitet. Lokalt kan förekomsten vara mycket riklig men den hittas nästan enbart i gamla och ej slutavverkade skogar. Artens samtliga förekomster bör uppmärksammas från naturvårdssynpunkt, då många lokaler även hyser andra ovanliga och rödlistade arter. Rikliga förekomster bör skyddas med biotopskydd, frivilliga avsättningar eller reservat. På lunglav kan de sällsynta lavparasiterna lunglavshårprick (CR), </w:t>
+      </w:r>
+      <w:r>
+        <w:rPr>
+          <w:i/>
+        </w:rPr>
+        <w:t>Abrothallus diederichii</w:t>
+      </w:r>
+      <w:r>
+        <w:t xml:space="preserve"> (VU), </w:t>
+      </w:r>
+      <w:r>
+        <w:rPr>
+          <w:i/>
+        </w:rPr>
+        <w:t>Abrothallus lobariae</w:t>
+      </w:r>
+      <w:r>
+        <w:t xml:space="preserve"> (VU), </w:t>
+      </w:r>
+      <w:r>
+        <w:rPr>
+          <w:i/>
+        </w:rPr>
+        <w:t>Calycina lobariae</w:t>
+      </w:r>
+      <w:r>
+        <w:t xml:space="preserve"> (VU), lunglavsknapp (VU) och skrovelmössing (VU) påträffas. Lunglav är typisk art för </w:t>
+      </w:r>
+      <w:r>
+        <w:rPr>
+          <w:i/>
+        </w:rPr>
+        <w:t>9010 Taiga, 9020 Nordlig ädellövskog, 9110 Näringsfattig bokskog, 9130 Näringsrik bokskog, 9160 Näringsrik ekskog, 9180 Ädellövskog i branter, 9190 Näringsfattig ekskog, 9070 Trädklädd betesmark, 9040 Fjällbjörkskog</w:t>
+      </w:r>
+      <w:r>
+        <w:t xml:space="preserve"> och</w:t>
+      </w:r>
+      <w:r>
+        <w:rPr>
+          <w:i/>
+        </w:rPr>
+        <w:t xml:space="preserve"> 6530 Lövängar</w:t>
+      </w:r>
+      <w:r>
+        <w:t xml:space="preserve"> (SLU Artdatabanken, 2026; Nitare &amp; Skogsstyrelsen, 2019).</w:t>
+      </w:r>
+    </w:p>
+    <w:p>
+      <w:r>
+        <w:rPr>
+          <w:b/>
+        </w:rPr>
+        <w:t>Rödbrun blekspik (NT)</w:t>
+      </w:r>
+      <w:r>
+        <w:t xml:space="preserve"> växer i norra Sverige på bark och ved av björk och gran i skogar med hög och jämn luftfuktighet. I södra Sverige växer den främst på ek i öppna åldriga lövskogar. I norra delen av sitt utbredningsområde hotas arten av slutavverkningar av gamla granskogar. I den södra delen av landet hotas den genom de åldriga lövskogarnas tillbakagång och särskilt ekhagarnas igenväxning och genom plantering av sådan mark med barrskog. Rödbrun blekspik är typisk art för </w:t>
+      </w:r>
+      <w:r>
+        <w:rPr>
+          <w:i/>
+        </w:rPr>
+        <w:t xml:space="preserve">9010 Taiga, 9020 Nordlig ädellövskog, 9070 Trädklädd betesmark, 9160 Näringsrik ekskog </w:t>
+      </w:r>
+      <w:r>
+        <w:t xml:space="preserve">och </w:t>
+      </w:r>
+      <w:r>
+        <w:rPr>
+          <w:i/>
+        </w:rPr>
+        <w:t>9180 Ädellövskog i branter</w:t>
+      </w:r>
+      <w:r>
+        <w:t xml:space="preserve"> och signalerar alltid höga naturvärden (SLU Artdatabanken, 2024; Nitare &amp; Skogsstyrelsen, 2019).</w:t>
+      </w:r>
+    </w:p>
+    <w:p>
+      <w:r>
+        <w:rPr>
+          <w:b/>
+        </w:rPr>
+        <w:t>Skrovellav (NT)</w:t>
+      </w:r>
+      <w:r>
+        <w:t xml:space="preserve"> växer på gamla lövträd och på klippor i gamla skogar med hög och jämn luftfuktighet. Slutavverkning av kontinuitetsskog utgör det största hotet och lavens fortsatta förekomst bör säkerställas genom att lokaler med äldre skog skyddas. I områden med mycket hög luftfuktighet kan man på bålen av skrovellav finna de sällsynta parasitsvamparna skrovellavsknapp (EN), </w:t>
+      </w:r>
+      <w:r>
+        <w:rPr>
+          <w:i/>
+        </w:rPr>
+        <w:t>Catillaria lobariicola</w:t>
+      </w:r>
+      <w:r>
+        <w:t xml:space="preserve"> (VU) och </w:t>
+      </w:r>
+      <w:r>
+        <w:rPr>
+          <w:i/>
+        </w:rPr>
+        <w:t>Merismatium lobariae</w:t>
+      </w:r>
+      <w:r>
+        <w:t xml:space="preserve"> (DD). Skrovellav är typisk art för </w:t>
+      </w:r>
+      <w:r>
+        <w:rPr>
+          <w:i/>
+        </w:rPr>
+        <w:t xml:space="preserve">9010 Taiga, 9020 Nordlig ädellövskog, 9040 Fjällbjörkskog, 9070 Trädklädd betesmark, 9160 Näringsrik ekskog, 9180 Ädellövskog i branter, 9190 Näringsfattig ekskog, 8210 Kalkbranter </w:t>
+      </w:r>
+      <w:r>
+        <w:t xml:space="preserve">och </w:t>
+      </w:r>
+      <w:r>
+        <w:rPr>
+          <w:i/>
+        </w:rPr>
+        <w:t>6530 Lövängar</w:t>
+      </w:r>
+      <w:r>
+        <w:t xml:space="preserve"> (SLU Artdatabanken, 2026; Nitare &amp; Skogsstyrelsen, 2019).</w:t>
+      </w:r>
+    </w:p>
+    <w:p>
+      <w:r>
+        <w:rPr>
+          <w:b/>
+        </w:rPr>
+        <w:t>Talltagel (NT)</w:t>
+      </w:r>
+      <w:r>
+        <w:t xml:space="preserve"> är en boreal art som förekommer på tall i äldre, öppna tallskogar. Den påverkas negativt av brist på kontinuitetsskog och minskningstakten bedöms vara nära gränsvärdet för Sårbar (VU). Talltagel är typisk art för </w:t>
+      </w:r>
+      <w:r>
+        <w:rPr>
+          <w:i/>
+        </w:rPr>
+        <w:t>9010 Taiga</w:t>
+      </w:r>
+      <w:r>
+        <w:t xml:space="preserve"> (SLU Artdatabanken, 2026).</w:t>
+      </w:r>
+    </w:p>
+    <w:p>
+      <w:r>
+        <w:rPr>
+          <w:b/>
+        </w:rPr>
+        <w:t>Ullticka (NT)</w:t>
+      </w:r>
+      <w:r>
+        <w:t xml:space="preserve"> är knuten till restbestånd av barrnaturskog och förekommer med ett tydligt optimum i orörda eller måttligt påverkade gamla granskogar där det föreligger viss kontinuitet av grov död ved. Ullticka är en bra signalart inom hela sitt utbredningsområde och i södra Sverige är den sällsynt och en god signalart för skyddsvärda granskogsmiljöer. Den hotas av avverkning och fragmentering av naturskog och äldre granskog med lång trädkontinuitet. På ullticka kan ibland ulltickeporing (VU) påträffas - det är en sällsynt ticka som nyligen delats upp i de tre olika arterna ulltickeporing </w:t>
+      </w:r>
+      <w:r>
+        <w:rPr>
+          <w:i/>
+        </w:rPr>
+        <w:t xml:space="preserve">Skeletocutis brevispora </w:t>
+      </w:r>
+      <w:r>
+        <w:t>(VU)</w:t>
+      </w:r>
+      <w:r>
+        <w:rPr>
+          <w:i/>
+        </w:rPr>
+        <w:t>, Skeletocutis delicata</w:t>
+      </w:r>
+      <w:r>
+        <w:t xml:space="preserve"> (VU)</w:t>
+      </w:r>
+      <w:r>
+        <w:rPr>
+          <w:i/>
+        </w:rPr>
+        <w:t xml:space="preserve"> och Skeletocutis exilis</w:t>
+      </w:r>
+      <w:r>
+        <w:t xml:space="preserve"> (NT). Ullticka är typisk art för </w:t>
+      </w:r>
+      <w:r>
+        <w:rPr>
+          <w:i/>
+        </w:rPr>
+        <w:t xml:space="preserve">9010 Taiga, 9050 Näringsrik granskog </w:t>
+      </w:r>
+      <w:r>
+        <w:t xml:space="preserve">och </w:t>
+      </w:r>
+      <w:r>
+        <w:rPr>
+          <w:i/>
+        </w:rPr>
+        <w:t>9030 Landhöjningsskog</w:t>
+      </w:r>
+      <w:r>
+        <w:t xml:space="preserve"> (SLU Artdatabanken, 2026; Nitare &amp; Skogsstyrelsen, 2019; Miettinen &amp; Niemelä, 2018).</w:t>
+      </w:r>
+    </w:p>
+    <w:p>
+      <w:r>
+        <w:rPr>
+          <w:b/>
+        </w:rPr>
+        <w:t>Vitgrynig nållav (NT)</w:t>
+      </w:r>
+      <w:r>
+        <w:t xml:space="preserve"> växer nästan uteslutande på bark av gamla, senvuxna granar i skuggiga lägen med hög och jämn luftfuktighet. Den vanligaste naturtypen för arten är kontinuitetsskogar på frisk mark men den finns också i sumpgranskogar. På lång sikt utgör avverkningar av olikåldriga granskogar av naturskogskaraktär ett allvarligt hot mot arten och skogsbruksåtgärder på eller i närheten av växtplatserna bör undvikas. Naturskogsartade, fuktiga granskogar med förekomster av arten signalerar höga biologiska värden och bör bevaras (SLU Artdatabanken, 2024; Nitare &amp; Skogsstyrelsen, 2019).</w:t>
       </w:r>
     </w:p>
     <w:p>
@@ -435,10 +731,115 @@
         <w:rPr>
           <w:b/>
         </w:rPr>
-        <w:t>Doftskinn (NT)</w:t>
-      </w:r>
-      <w:r>
-        <w:t xml:space="preserve">, rödlistad som nära hotad, är en mycket bra signalart för boreal granskog och indikerar ett gran-skogsekosystem med lång kontinuitet av grova lågor. Arten är placerad i toppen av Skogsstyrelsens värdepyramid för bedömning av skog med höga naturvärden och har klassats som en “urskogsindikator”, då den förekommer med ett tydligt optimum i helt eller nästan helt orörda skogar. Doftskinn är typisk art för </w:t>
+        <w:t xml:space="preserve">Norrlandslav </w:t>
+      </w:r>
+      <w:r>
+        <w:t xml:space="preserve">indikerar söder om den naturliga norrlandsgränsen barrskogsbeklädda bergbranter eller andra ostörda skogsmiljöer med höga naturvärden. Norrlandslav är typisk art för </w:t>
+      </w:r>
+      <w:r>
+        <w:rPr>
+          <w:i/>
+        </w:rPr>
+        <w:t xml:space="preserve">9010 Taiga, 8110 Silikatrasmarker </w:t>
+      </w:r>
+      <w:r>
+        <w:t>och</w:t>
+      </w:r>
+      <w:r>
+        <w:rPr>
+          <w:i/>
+        </w:rPr>
+        <w:t xml:space="preserve"> 8120 Kalkrasmarker </w:t>
+      </w:r>
+      <w:r>
+        <w:t>(Nitare &amp; Skogsstyrelsen, 2000; SLU Artdatabanken, 2025).</w:t>
+      </w:r>
+    </w:p>
+    <w:p>
+      <w:r>
+        <w:rPr>
+          <w:b/>
+        </w:rPr>
+        <w:t xml:space="preserve">Rostfläck </w:t>
+      </w:r>
+      <w:r>
+        <w:t xml:space="preserve">signalerar framför allt höga naturvärden i östra Sverige samt norr om den naturliga norrlandsgränsen. Arten indikerar här skogsmiljöer som under lång tid haft ett konstant fuktigt mikroklimat. Rika förekomster i Norrland visar sannolikt på bestånd med långvarig kontinuitet av gamla träd. När laven påträffas i alkärr signalerar den höga naturvärden inom hela sitt utbredningsområde. Rostfläck är typisk art för </w:t>
+      </w:r>
+      <w:r>
+        <w:rPr>
+          <w:i/>
+        </w:rPr>
+        <w:t xml:space="preserve">9190 Näringsfattig ekskog </w:t>
+      </w:r>
+      <w:r>
+        <w:t>(Nitare &amp; Skogsstyrelsen, 2019; SLU Artdatabanken, 2025).</w:t>
+      </w:r>
+    </w:p>
+    <w:p>
+      <w:r>
+        <w:rPr>
+          <w:b/>
+        </w:rPr>
+        <w:t>Stuplav</w:t>
+      </w:r>
+      <w:r>
+        <w:t xml:space="preserve"> är en mycket bra signalart i hela sitt utbredningsområde och förekommer nästan enbart i skogsmiljöer med höga naturvärden. Den indikerar långvarig förekomst av gamla lövträd och miljöer med konstant hög luftfuktighet. I skogar med suboceaniskt klimat finns det en mycket sällsynt parasit, njurlavsknapp </w:t>
+      </w:r>
+      <w:r>
+        <w:rPr>
+          <w:i/>
+        </w:rPr>
+        <w:t>Pletocarpon nephromeum</w:t>
+      </w:r>
+      <w:r>
+        <w:t xml:space="preserve"> (EN), som växer på stuplav. Ytterligare tre sällsynta lavparasiter, </w:t>
+      </w:r>
+      <w:r>
+        <w:rPr>
+          <w:i/>
+        </w:rPr>
+        <w:t>Protounguicularia nephromatis</w:t>
+      </w:r>
+      <w:r>
+        <w:t xml:space="preserve"> (VU), </w:t>
+      </w:r>
+      <w:r>
+        <w:rPr>
+          <w:i/>
+        </w:rPr>
+        <w:t>Refractohilum galligenum</w:t>
+      </w:r>
+      <w:r>
+        <w:t xml:space="preserve"> (NT) och </w:t>
+      </w:r>
+      <w:r>
+        <w:rPr>
+          <w:i/>
+        </w:rPr>
+        <w:t>Roselliniella nephromatis</w:t>
+      </w:r>
+      <w:r>
+        <w:t xml:space="preserve"> (DD), kan också påträffas på stuplav. Stuplav är typisk art för </w:t>
+      </w:r>
+      <w:r>
+        <w:rPr>
+          <w:i/>
+        </w:rPr>
+        <w:t>9010 Taiga</w:t>
+      </w:r>
+      <w:r>
+        <w:t xml:space="preserve"> (SLU Artdatabanken, 2026; Nitare &amp; Skogsstyrelsen, 2019).</w:t>
+      </w:r>
+    </w:p>
+    <w:p>
+      <w:r>
+        <w:rPr>
+          <w:b/>
+        </w:rPr>
+        <w:t xml:space="preserve">Vedticka </w:t>
+      </w:r>
+      <w:r>
+        <w:t xml:space="preserve">är en bra signalart söder om den naturliga norrlandsgränsen. Den är huvudsakligen knuten till äldre barrskogar där det föreligger långvarig kontinuitet av död barrved. Vedticka är typisk art för </w:t>
       </w:r>
       <w:r>
         <w:rPr>
@@ -447,451 +848,7 @@
         <w:t xml:space="preserve">9010 Taiga </w:t>
       </w:r>
       <w:r>
-        <w:t>(SLU Artdatabanken, 2025; Nitare &amp; Skogsstyrelsen, 2019).</w:t>
-      </w:r>
-    </w:p>
-    <w:p>
-      <w:r>
-        <w:rPr>
-          <w:b/>
-        </w:rPr>
-        <w:t>Garnlav (VU)</w:t>
-      </w:r>
-      <w:r>
-        <w:t xml:space="preserve"> är en utpräglad barrskogsart som ibland kan drapera träden i norrländska grannaturskogar med hög luftfuktighet. Den förekommer även i talldominerade bestånd där den, förutom i trädens grenverk, påträffas hängande över ojämnheter i tallbarken. Arten har minskat starkt i södra och mellersta Sverige och den minskar även i sitt nordliga utbredningsområde. Minskningstakten uppgår till 30 (20–50) % inom 50 år och överstiger gränsvärdet för Sårbar (VU). Orsaken till tillbakagången beror främst på slutavverkningar av naturskogsartade skogar. Bestånd med riklig förekomst bör regelmässigt sparas, vilket även gynnar flera andra sällsynta och rödlistade arter. Garnlav är värdväxt för den mycket sällsynta och akut hotade fjärilen barrskogslavfly (CR) som hör hemma i boreala barrskogar med riklig förekomst av värdväxten. Tidigare kunde arten konstateras årligen på flera platser vid Dala-Floda i Dalarna innan lokalerna kalavverkades. Senaste fyndet i landet av barrskogslavfly är från år 2000 då den påträffades vid Högberget i Sollefteå kommun. Garnlav är typisk art för </w:t>
-      </w:r>
-      <w:r>
-        <w:rPr>
-          <w:i/>
-        </w:rPr>
-        <w:t xml:space="preserve">9010 Taiga </w:t>
-      </w:r>
-      <w:r>
-        <w:t>och</w:t>
-      </w:r>
-      <w:r>
-        <w:rPr>
-          <w:i/>
-        </w:rPr>
-        <w:t xml:space="preserve"> 9070 Trädklädd betesmark</w:t>
-      </w:r>
-      <w:r>
-        <w:t xml:space="preserve"> (SLU Artdatabanken, 2026).</w:t>
-      </w:r>
-    </w:p>
-    <w:p>
-      <w:r>
-        <w:rPr>
-          <w:b/>
-        </w:rPr>
-        <w:t>Harticka (NT)</w:t>
-      </w:r>
-      <w:r>
-        <w:t xml:space="preserve"> är normalt en mycket bra signalart för granskogar med höga naturvärden. Även när svampen påträffas i mer påverkade skogar är det nästan alltid fråga om skogsmiljöer i sena successionsstadier med höga naturvärden. Skogsskötselåtgärder på eller i omedelbar närhet av växtplatserna kan innebära ett hot mot arten. Harticka är typisk art för </w:t>
-      </w:r>
-      <w:r>
-        <w:rPr>
-          <w:i/>
-        </w:rPr>
-        <w:t xml:space="preserve">9010 Taiga, 9050 Näringsrik granskog </w:t>
-      </w:r>
-      <w:r>
-        <w:t xml:space="preserve">och </w:t>
-      </w:r>
-      <w:r>
-        <w:rPr>
-          <w:i/>
-        </w:rPr>
-        <w:t>9030 Landhöjningsskog</w:t>
-      </w:r>
-      <w:r>
-        <w:t xml:space="preserve"> (SLU Artdatabanken, 2024; Nitare &amp; Skogsstyrelsen, 2019).</w:t>
-      </w:r>
-    </w:p>
-    <w:p>
-      <w:r>
-        <w:rPr>
-          <w:b/>
-        </w:rPr>
-        <w:t>Liten svartspik (NT)</w:t>
-      </w:r>
-      <w:r>
-        <w:t xml:space="preserve"> växer på granbark i boreala barrskogar med lång trädkontinuitet och hög luftfuktighet. Orsaken till tillbakagången beror på främst på slutavverkningar av naturskogsartade granskogar. Bestånd med riklig förekomst av liten svartspik bör regelmässigt sparas. Naturhänsyn i samband med slutavverkning måste ske så att man undviker uttorkningseffekter (SLU Artdatabanken, 2024).</w:t>
-      </w:r>
-    </w:p>
-    <w:p>
-      <w:r>
-        <w:rPr>
-          <w:b/>
-        </w:rPr>
-        <w:t>Lunglav (NT)</w:t>
-      </w:r>
-      <w:r>
-        <w:t xml:space="preserve"> är en av vårt lands främsta signalarter som överallt indikerar gamla lövträd, skogsbestånd med höga naturvärden och ekosystem med långskoglig kontinuitet. Lokalt kan förekomsten vara mycket riklig men den hittas nästan enbart i gamla och ej slutavverkade skogar. Artens samtliga förekomster bör uppmärksammas från naturvårdssynpunkt, då många lokaler även hyser andra ovanliga och rödlistade arter. Rikliga förekomster bör skyddas med biotopskydd, frivilliga avsättningar eller reservat. På lunglav kan de sällsynta lavparasiterna lunglavshårprick (CR), </w:t>
-      </w:r>
-      <w:r>
-        <w:rPr>
-          <w:i/>
-        </w:rPr>
-        <w:t>Abrothallus diederichii</w:t>
-      </w:r>
-      <w:r>
-        <w:t xml:space="preserve"> (VU), </w:t>
-      </w:r>
-      <w:r>
-        <w:rPr>
-          <w:i/>
-        </w:rPr>
-        <w:t>Abrothallus lobariae</w:t>
-      </w:r>
-      <w:r>
-        <w:t xml:space="preserve"> (VU), </w:t>
-      </w:r>
-      <w:r>
-        <w:rPr>
-          <w:i/>
-        </w:rPr>
-        <w:t>Calycina lobariae</w:t>
-      </w:r>
-      <w:r>
-        <w:t xml:space="preserve"> (VU), lunglavsknapp (VU) och skrovelmössing (VU) påträffas. Lunglav är typisk art för </w:t>
-      </w:r>
-      <w:r>
-        <w:rPr>
-          <w:i/>
-        </w:rPr>
-        <w:t>9010 Taiga, 9020 Nordlig ädellövskog, 9110 Näringsfattig bokskog, 9130 Näringsrik bokskog, 9160 Näringsrik ekskog, 9180 Ädellövskog i branter, 9190 Näringsfattig ekskog, 9070 Trädklädd betesmark, 9040 Fjällbjörkskog</w:t>
-      </w:r>
-      <w:r>
-        <w:t xml:space="preserve"> och</w:t>
-      </w:r>
-      <w:r>
-        <w:rPr>
-          <w:i/>
-        </w:rPr>
-        <w:t xml:space="preserve"> 6530 Lövängar</w:t>
-      </w:r>
-      <w:r>
-        <w:t xml:space="preserve"> (SLU Artdatabanken, 2026; Nitare &amp; Skogsstyrelsen, 2019).</w:t>
-      </w:r>
-    </w:p>
-    <w:p>
-      <w:r>
-        <w:rPr>
-          <w:b/>
-        </w:rPr>
-        <w:t>Mjölig dropplav (VU)</w:t>
-      </w:r>
-      <w:r>
-        <w:t xml:space="preserve"> växer på gamla granar i boreala granskogar med lång trädkontinuitet och hög luftfuktighet. Avverkning liksom även kraftig utglesning av skog på eller i omedelbar närhet av lokalerna utgör ett hot. Bördiga sumpgranskogar med hög och jämn luftfuktighet bör inte avverkas (SLU Artdatabanken, 2026).</w:t>
-      </w:r>
-    </w:p>
-    <w:p>
-      <w:r>
-        <w:rPr>
-          <w:b/>
-        </w:rPr>
-        <w:t xml:space="preserve">Norrlandslav </w:t>
-      </w:r>
-      <w:r>
-        <w:t xml:space="preserve">indikerar söder om den naturliga norrlandsgränsen barrskogsbeklädda bergbranter eller andra ostörda skogsmiljöer med höga naturvärden. Norrlandslav är typisk art för </w:t>
-      </w:r>
-      <w:r>
-        <w:rPr>
-          <w:i/>
-        </w:rPr>
-        <w:t xml:space="preserve">9010 Taiga, 8110 Silikatrasmarker </w:t>
-      </w:r>
-      <w:r>
-        <w:t>och</w:t>
-      </w:r>
-      <w:r>
-        <w:rPr>
-          <w:i/>
-        </w:rPr>
-        <w:t xml:space="preserve"> 8120 Kalkrasmarker </w:t>
-      </w:r>
-      <w:r>
-        <w:t>(Nitare &amp; Skogsstyrelsen, 2000; SLU Artdatabanken, 2025).</w:t>
-      </w:r>
-    </w:p>
-    <w:p>
-      <w:r>
-        <w:rPr>
-          <w:b/>
-        </w:rPr>
-        <w:t xml:space="preserve">Rostfläck </w:t>
-      </w:r>
-      <w:r>
-        <w:t xml:space="preserve">signalerar framför allt höga naturvärden i östra Sverige samt norr om den naturliga norrlandsgränsen. Arten indikerar här skogsmiljöer som under lång tid haft ett konstant fuktigt mikroklimat. Rika förekomster i Norrland visar sannolikt på bestånd med långvarig kontinuitet av gamla träd. När laven påträffas i alkärr signalerar den höga naturvärden inom hela sitt utbredningsområde. Rostfläck är typisk art för </w:t>
-      </w:r>
-      <w:r>
-        <w:rPr>
-          <w:i/>
-        </w:rPr>
-        <w:t xml:space="preserve">9190 Näringsfattig ekskog </w:t>
-      </w:r>
-      <w:r>
         <w:t>(Nitare &amp; Skogsstyrelsen, 2019; SLU Artdatabanken, 2025).</w:t>
-      </w:r>
-    </w:p>
-    <w:p>
-      <w:r>
-        <w:rPr>
-          <w:b/>
-        </w:rPr>
-        <w:t>Rödbrun blekspik (NT)</w:t>
-      </w:r>
-      <w:r>
-        <w:t xml:space="preserve"> växer i norra Sverige på bark och ved av björk och gran i skogar med hög och jämn luftfuktighet. I södra Sverige växer den främst på ek i öppna åldriga lövskogar. I norra delen av sitt utbredningsområde hotas arten av slutavverkningar av gamla granskogar. I den södra delen av landet hotas den genom de åldriga lövskogarnas tillbakagång och särskilt ekhagarnas igenväxning och genom plantering av sådan mark med barrskog. Rödbrun blekspik är typisk art för </w:t>
-      </w:r>
-      <w:r>
-        <w:rPr>
-          <w:i/>
-        </w:rPr>
-        <w:t xml:space="preserve">9010 Taiga, 9020 Nordlig ädellövskog, 9070 Trädklädd betesmark, 9160 Näringsrik ekskog </w:t>
-      </w:r>
-      <w:r>
-        <w:t xml:space="preserve">och </w:t>
-      </w:r>
-      <w:r>
-        <w:rPr>
-          <w:i/>
-        </w:rPr>
-        <w:t>9180 Ädellövskog i branter</w:t>
-      </w:r>
-      <w:r>
-        <w:t xml:space="preserve"> och signalerar alltid höga naturvärden (SLU Artdatabanken, 2024; Nitare &amp; Skogsstyrelsen, 2019).</w:t>
-      </w:r>
-    </w:p>
-    <w:p>
-      <w:r>
-        <w:rPr>
-          <w:b/>
-        </w:rPr>
-        <w:t>Skrovellav (NT)</w:t>
-      </w:r>
-      <w:r>
-        <w:t xml:space="preserve"> växer på gamla lövträd och på klippor i gamla skogar med hög och jämn luftfuktighet. Slutavverkning av kontinuitetsskog utgör det största hotet och lavens fortsatta förekomst bör säkerställas genom att lokaler med äldre skog skyddas. I områden med mycket hög luftfuktighet kan man på bålen av skrovellav finna de sällsynta parasitsvamparna skrovellavsknapp (EN), </w:t>
-      </w:r>
-      <w:r>
-        <w:rPr>
-          <w:i/>
-        </w:rPr>
-        <w:t>Catillaria lobariicola</w:t>
-      </w:r>
-      <w:r>
-        <w:t xml:space="preserve"> (VU) och </w:t>
-      </w:r>
-      <w:r>
-        <w:rPr>
-          <w:i/>
-        </w:rPr>
-        <w:t>Merismatium lobariae</w:t>
-      </w:r>
-      <w:r>
-        <w:t xml:space="preserve"> (DD). Skrovellav är typisk art för </w:t>
-      </w:r>
-      <w:r>
-        <w:rPr>
-          <w:i/>
-        </w:rPr>
-        <w:t xml:space="preserve">9010 Taiga, 9020 Nordlig ädellövskog, 9040 Fjällbjörkskog, 9070 Trädklädd betesmark, 9160 Näringsrik ekskog, 9180 Ädellövskog i branter, 9190 Näringsfattig ekskog, 8210 Kalkbranter </w:t>
-      </w:r>
-      <w:r>
-        <w:t xml:space="preserve">och </w:t>
-      </w:r>
-      <w:r>
-        <w:rPr>
-          <w:i/>
-        </w:rPr>
-        <w:t>6530 Lövängar</w:t>
-      </w:r>
-      <w:r>
-        <w:t xml:space="preserve"> (SLU Artdatabanken, 2026; Nitare &amp; Skogsstyrelsen, 2019).</w:t>
-      </w:r>
-    </w:p>
-    <w:p>
-      <w:r>
-        <w:rPr>
-          <w:b/>
-        </w:rPr>
-        <w:t>Stuplav</w:t>
-      </w:r>
-      <w:r>
-        <w:t xml:space="preserve"> är en mycket bra signalart i hela sitt utbredningsområde och förekommer nästan enbart i skogsmiljöer med höga naturvärden. Den indikerar långvarig förekomst av gamla lövträd och miljöer med konstant hög luftfuktighet. I skogar med suboceaniskt klimat finns det en mycket sällsynt parasit, njurlavsknapp </w:t>
-      </w:r>
-      <w:r>
-        <w:rPr>
-          <w:i/>
-        </w:rPr>
-        <w:t>Pletocarpon nephromeum</w:t>
-      </w:r>
-      <w:r>
-        <w:t xml:space="preserve"> (EN), som växer på stuplav. Ytterligare tre sällsynta lavparasiter, </w:t>
-      </w:r>
-      <w:r>
-        <w:rPr>
-          <w:i/>
-        </w:rPr>
-        <w:t>Protounguicularia nephromatis</w:t>
-      </w:r>
-      <w:r>
-        <w:t xml:space="preserve"> (VU), </w:t>
-      </w:r>
-      <w:r>
-        <w:rPr>
-          <w:i/>
-        </w:rPr>
-        <w:t>Refractohilum galligenum</w:t>
-      </w:r>
-      <w:r>
-        <w:t xml:space="preserve"> (NT) och </w:t>
-      </w:r>
-      <w:r>
-        <w:rPr>
-          <w:i/>
-        </w:rPr>
-        <w:t>Roselliniella nephromatis</w:t>
-      </w:r>
-      <w:r>
-        <w:t xml:space="preserve"> (DD), kan också påträffas på stuplav. Stuplav är typisk art för </w:t>
-      </w:r>
-      <w:r>
-        <w:rPr>
-          <w:i/>
-        </w:rPr>
-        <w:t>9010 Taiga</w:t>
-      </w:r>
-      <w:r>
-        <w:t xml:space="preserve"> (SLU Artdatabanken, 2026; Nitare &amp; Skogsstyrelsen, 2019).</w:t>
-      </w:r>
-    </w:p>
-    <w:p>
-      <w:r>
-        <w:rPr>
-          <w:b/>
-        </w:rPr>
-        <w:t>Talltagel (NT)</w:t>
-      </w:r>
-      <w:r>
-        <w:t xml:space="preserve"> är en boreal art som förekommer på tall i äldre, öppna tallskogar. Den påverkas negativt av brist på kontinuitetsskog och minskningstakten bedöms vara nära gränsvärdet för Sårbar (VU). Talltagel är typisk art för </w:t>
-      </w:r>
-      <w:r>
-        <w:rPr>
-          <w:i/>
-        </w:rPr>
-        <w:t>9010 Taiga</w:t>
-      </w:r>
-      <w:r>
-        <w:t xml:space="preserve"> (SLU Artdatabanken, 2026).</w:t>
-      </w:r>
-    </w:p>
-    <w:p>
-      <w:r>
-        <w:rPr>
-          <w:b/>
-        </w:rPr>
-        <w:t>Ullticka (NT)</w:t>
-      </w:r>
-      <w:r>
-        <w:t xml:space="preserve"> är knuten till restbestånd av barrnaturskog och förekommer med ett tydligt optimum i orörda eller måttligt påverkade gamla granskogar där det föreligger viss kontinuitet av grov död ved. Ullticka är en bra signalart inom hela sitt utbredningsområde och i södra Sverige är den sällsynt och en god signalart för skyddsvärda granskogsmiljöer. Den hotas av avverkning och fragmentering av naturskog och äldre granskog med lång trädkontinuitet. På ullticka kan ibland ulltickeporing (VU) påträffas - det är en sällsynt ticka som nyligen delats upp i de tre olika arterna ulltickeporing </w:t>
-      </w:r>
-      <w:r>
-        <w:rPr>
-          <w:i/>
-        </w:rPr>
-        <w:t xml:space="preserve">Skeletocutis brevispora </w:t>
-      </w:r>
-      <w:r>
-        <w:t>(VU)</w:t>
-      </w:r>
-      <w:r>
-        <w:rPr>
-          <w:i/>
-        </w:rPr>
-        <w:t>, Skeletocutis delicata</w:t>
-      </w:r>
-      <w:r>
-        <w:t xml:space="preserve"> (VU)</w:t>
-      </w:r>
-      <w:r>
-        <w:rPr>
-          <w:i/>
-        </w:rPr>
-        <w:t xml:space="preserve"> och Skeletocutis exilis</w:t>
-      </w:r>
-      <w:r>
-        <w:t xml:space="preserve"> (NT). Ullticka är typisk art för </w:t>
-      </w:r>
-      <w:r>
-        <w:rPr>
-          <w:i/>
-        </w:rPr>
-        <w:t xml:space="preserve">9010 Taiga, 9050 Näringsrik granskog </w:t>
-      </w:r>
-      <w:r>
-        <w:t xml:space="preserve">och </w:t>
-      </w:r>
-      <w:r>
-        <w:rPr>
-          <w:i/>
-        </w:rPr>
-        <w:t>9030 Landhöjningsskog</w:t>
-      </w:r>
-      <w:r>
-        <w:t xml:space="preserve"> (SLU Artdatabanken, 2026; Nitare &amp; Skogsstyrelsen, 2019; Miettinen &amp; Niemelä, 2018).</w:t>
-      </w:r>
-    </w:p>
-    <w:p>
-      <w:r>
-        <w:rPr>
-          <w:b/>
-        </w:rPr>
-        <w:t xml:space="preserve">Vedticka </w:t>
-      </w:r>
-      <w:r>
-        <w:t xml:space="preserve">är en bra signalart söder om den naturliga norrlandsgränsen. Den är huvudsakligen knuten till äldre barrskogar där det föreligger långvarig kontinuitet av död barrved. Vedticka är typisk art för </w:t>
-      </w:r>
-      <w:r>
-        <w:rPr>
-          <w:i/>
-        </w:rPr>
-        <w:t xml:space="preserve">9010 Taiga </w:t>
-      </w:r>
-      <w:r>
-        <w:t>(Nitare &amp; Skogsstyrelsen, 2019; SLU Artdatabanken, 2025).</w:t>
-      </w:r>
-    </w:p>
-    <w:p>
-      <w:r>
-        <w:rPr>
-          <w:b/>
-        </w:rPr>
-        <w:t>Vitgrynig nållav (NT)</w:t>
-      </w:r>
-      <w:r>
-        <w:t xml:space="preserve"> växer nästan uteslutande på bark av gamla, senvuxna granar i skuggiga lägen med hög och jämn luftfuktighet. Den vanligaste naturtypen för arten är kontinuitetsskogar på frisk mark men den finns också i sumpgranskogar. På lång sikt utgör avverkningar av olikåldriga granskogar av naturskogskaraktär ett allvarligt hot mot arten och skogsbruksåtgärder på eller i närheten av växtplatserna bör undvikas. Naturskogsartade, fuktiga granskogar med förekomster av arten signalerar höga biologiska värden och bör bevaras (SLU Artdatabanken, 2024; Nitare &amp; Skogsstyrelsen, 2019).</w:t>
-      </w:r>
-    </w:p>
-    <w:p>
-      <w:r>
-        <w:rPr>
-          <w:b/>
-        </w:rPr>
-        <w:t>Vitskaftad svartspik (VU)</w:t>
-      </w:r>
-      <w:r>
-        <w:t xml:space="preserve"> förekommer främst i naturskog på gamla senvuxna granar och signalerar alltid höga naturvärden. Alla skogliga åtgärder som kan påverka markvatten och luftfuktighet på i närheten av lokaler utgör ett hot. Avverkning av naturskogar utgör ett allvarligt hot och alla skogsskötselåtgärder på eller i närheten av växtplatserna bör undvikas. Lämpligt stora reservat av naturskogstyp bör bevaras. Vitskaftad svartspik är typisk art för </w:t>
-      </w:r>
-      <w:r>
-        <w:rPr>
-          <w:i/>
-        </w:rPr>
-        <w:t>9010 Taiga</w:t>
-      </w:r>
-      <w:r>
-        <w:t xml:space="preserve"> (SLU Artdatabanken, 2026; Nitare &amp; Skogsstyrelsen, 2019).</w:t>
       </w:r>
     </w:p>
     <w:p>
@@ -1786,7 +1743,7 @@
     <w:r>
       <w:tab/>
       <w:tab/>
-      <w:t>2026-06-20</w:t>
+      <w:t>2026-06-21</w:t>
       <w:br/>
       <w:br/>
     </w:r>

--- a/klagomål/A 61201-2025 FSC-klagomål.docx
+++ b/klagomål/A 61201-2025 FSC-klagomål.docx
@@ -1743,7 +1743,7 @@
     <w:r>
       <w:tab/>
       <w:tab/>
-      <w:t>2026-06-21</w:t>
+      <w:t>2026-06-22</w:t>
       <w:br/>
       <w:br/>
     </w:r>

--- a/klagomål/A 61201-2025 FSC-klagomål.docx
+++ b/klagomål/A 61201-2025 FSC-klagomål.docx
@@ -1743,7 +1743,7 @@
     <w:r>
       <w:tab/>
       <w:tab/>
-      <w:t>2026-06-22</w:t>
+      <w:t>2026-06-23</w:t>
       <w:br/>
       <w:br/>
     </w:r>

--- a/klagomål/A 61201-2025 FSC-klagomål.docx
+++ b/klagomål/A 61201-2025 FSC-klagomål.docx
@@ -1743,7 +1743,7 @@
     <w:r>
       <w:tab/>
       <w:tab/>
-      <w:t>2026-06-23</w:t>
+      <w:t>2026-06-24</w:t>
       <w:br/>
       <w:br/>
     </w:r>

--- a/klagomål/A 61201-2025 FSC-klagomål.docx
+++ b/klagomål/A 61201-2025 FSC-klagomål.docx
@@ -1743,7 +1743,7 @@
     <w:r>
       <w:tab/>
       <w:tab/>
-      <w:t>2026-06-24</w:t>
+      <w:t>2026-06-25</w:t>
       <w:br/>
       <w:br/>
     </w:r>

--- a/klagomål/A 61201-2025 FSC-klagomål.docx
+++ b/klagomål/A 61201-2025 FSC-klagomål.docx
@@ -1743,7 +1743,7 @@
     <w:r>
       <w:tab/>
       <w:tab/>
-      <w:t>2026-06-25</w:t>
+      <w:t>2026-06-26</w:t>
       <w:br/>
       <w:br/>
     </w:r>

--- a/klagomål/A 61201-2025 FSC-klagomål.docx
+++ b/klagomål/A 61201-2025 FSC-klagomål.docx
@@ -1743,7 +1743,7 @@
     <w:r>
       <w:tab/>
       <w:tab/>
-      <w:t>2026-06-26</w:t>
+      <w:t>2026-06-27</w:t>
       <w:br/>
       <w:br/>
     </w:r>

--- a/klagomål/A 61201-2025 FSC-klagomål.docx
+++ b/klagomål/A 61201-2025 FSC-klagomål.docx
@@ -1743,7 +1743,7 @@
     <w:r>
       <w:tab/>
       <w:tab/>
-      <w:t>2026-06-27</w:t>
+      <w:t>2026-06-28</w:t>
       <w:br/>
       <w:br/>
     </w:r>

--- a/klagomål/A 61201-2025 FSC-klagomål.docx
+++ b/klagomål/A 61201-2025 FSC-klagomål.docx
@@ -1743,7 +1743,7 @@
     <w:r>
       <w:tab/>
       <w:tab/>
-      <w:t>2026-06-28</w:t>
+      <w:t>2026-06-29</w:t>
       <w:br/>
       <w:br/>
     </w:r>

--- a/klagomål/A 61201-2025 FSC-klagomål.docx
+++ b/klagomål/A 61201-2025 FSC-klagomål.docx
@@ -1743,7 +1743,7 @@
     <w:r>
       <w:tab/>
       <w:tab/>
-      <w:t>2026-06-29</w:t>
+      <w:t>2026-06-30</w:t>
       <w:br/>
       <w:br/>
     </w:r>

--- a/klagomål/A 61201-2025 FSC-klagomål.docx
+++ b/klagomål/A 61201-2025 FSC-klagomål.docx
@@ -1743,7 +1743,7 @@
     <w:r>
       <w:tab/>
       <w:tab/>
-      <w:t>2026-06-30</w:t>
+      <w:t>2026-07-01</w:t>
       <w:br/>
       <w:br/>
     </w:r>

--- a/klagomål/A 61201-2025 FSC-klagomål.docx
+++ b/klagomål/A 61201-2025 FSC-klagomål.docx
@@ -1743,7 +1743,7 @@
     <w:r>
       <w:tab/>
       <w:tab/>
-      <w:t>2026-07-01</w:t>
+      <w:t>2026-07-02</w:t>
       <w:br/>
       <w:br/>
     </w:r>

--- a/klagomål/A 61201-2025 FSC-klagomål.docx
+++ b/klagomål/A 61201-2025 FSC-klagomål.docx
@@ -1743,7 +1743,7 @@
     <w:r>
       <w:tab/>
       <w:tab/>
-      <w:t>2026-07-13</w:t>
+      <w:t>2026-07-14</w:t>
       <w:br/>
       <w:br/>
     </w:r>

--- a/klagomål/A 61201-2025 FSC-klagomål.docx
+++ b/klagomål/A 61201-2025 FSC-klagomål.docx
@@ -1743,7 +1743,7 @@
     <w:r>
       <w:tab/>
       <w:tab/>
-      <w:t>2026-07-14</w:t>
+      <w:t>2026-07-15</w:t>
       <w:br/>
       <w:br/>
     </w:r>

--- a/klagomål/A 61201-2025 FSC-klagomål.docx
+++ b/klagomål/A 61201-2025 FSC-klagomål.docx
@@ -1743,7 +1743,7 @@
     <w:r>
       <w:tab/>
       <w:tab/>
-      <w:t>2026-07-15</w:t>
+      <w:t>2026-07-16</w:t>
       <w:br/>
       <w:br/>
     </w:r>

--- a/klagomål/A 61201-2025 FSC-klagomål.docx
+++ b/klagomål/A 61201-2025 FSC-klagomål.docx
@@ -1743,7 +1743,7 @@
     <w:r>
       <w:tab/>
       <w:tab/>
-      <w:t>2026-07-16</w:t>
+      <w:t>2026-07-17</w:t>
       <w:br/>
       <w:br/>
     </w:r>

--- a/klagomål/A 61201-2025 FSC-klagomål.docx
+++ b/klagomål/A 61201-2025 FSC-klagomål.docx
@@ -1743,7 +1743,7 @@
     <w:r>
       <w:tab/>
       <w:tab/>
-      <w:t>2026-07-17</w:t>
+      <w:t>2026-07-18</w:t>
       <w:br/>
       <w:br/>
     </w:r>

--- a/klagomål/A 61201-2025 FSC-klagomål.docx
+++ b/klagomål/A 61201-2025 FSC-klagomål.docx
@@ -1743,7 +1743,7 @@
     <w:r>
       <w:tab/>
       <w:tab/>
-      <w:t>2026-07-18</w:t>
+      <w:t>2026-07-19</w:t>
       <w:br/>
       <w:br/>
     </w:r>

--- a/klagomål/A 61201-2025 FSC-klagomål.docx
+++ b/klagomål/A 61201-2025 FSC-klagomål.docx
@@ -1743,7 +1743,7 @@
     <w:r>
       <w:tab/>
       <w:tab/>
-      <w:t>2026-07-19</w:t>
+      <w:t>2026-07-20</w:t>
       <w:br/>
       <w:br/>
     </w:r>

--- a/klagomål/A 61201-2025 FSC-klagomål.docx
+++ b/klagomål/A 61201-2025 FSC-klagomål.docx
@@ -1743,7 +1743,7 @@
     <w:r>
       <w:tab/>
       <w:tab/>
-      <w:t>2026-07-20</w:t>
+      <w:t>2026-07-21</w:t>
       <w:br/>
       <w:br/>
     </w:r>

--- a/klagomål/A 61201-2025 FSC-klagomål.docx
+++ b/klagomål/A 61201-2025 FSC-klagomål.docx
@@ -1743,7 +1743,7 @@
     <w:r>
       <w:tab/>
       <w:tab/>
-      <w:t>2026-07-21</w:t>
+      <w:t>2026-07-22</w:t>
       <w:br/>
       <w:br/>
     </w:r>

--- a/klagomål/A 61201-2025 FSC-klagomål.docx
+++ b/klagomål/A 61201-2025 FSC-klagomål.docx
@@ -1743,7 +1743,7 @@
     <w:r>
       <w:tab/>
       <w:tab/>
-      <w:t>2026-07-22</w:t>
+      <w:t>2026-07-23</w:t>
       <w:br/>
       <w:br/>
     </w:r>

--- a/klagomål/A 61201-2025 FSC-klagomål.docx
+++ b/klagomål/A 61201-2025 FSC-klagomål.docx
@@ -1743,7 +1743,7 @@
     <w:r>
       <w:tab/>
       <w:tab/>
-      <w:t>2026-07-23</w:t>
+      <w:t>2026-07-24</w:t>
       <w:br/>
       <w:br/>
     </w:r>

--- a/klagomål/A 61201-2025 FSC-klagomål.docx
+++ b/klagomål/A 61201-2025 FSC-klagomål.docx
@@ -1743,7 +1743,7 @@
     <w:r>
       <w:tab/>
       <w:tab/>
-      <w:t>2026-07-24</w:t>
+      <w:t>2026-07-25</w:t>
       <w:br/>
       <w:br/>
     </w:r>

--- a/klagomål/A 61201-2025 FSC-klagomål.docx
+++ b/klagomål/A 61201-2025 FSC-klagomål.docx
@@ -1743,7 +1743,7 @@
     <w:r>
       <w:tab/>
       <w:tab/>
-      <w:t>2026-07-25</w:t>
+      <w:t>2026-07-26</w:t>
       <w:br/>
       <w:br/>
     </w:r>

--- a/klagomål/A 61201-2025 FSC-klagomål.docx
+++ b/klagomål/A 61201-2025 FSC-klagomål.docx
@@ -1743,7 +1743,7 @@
     <w:r>
       <w:tab/>
       <w:tab/>
-      <w:t>2026-07-26</w:t>
+      <w:t>2026-07-27</w:t>
       <w:br/>
       <w:br/>
     </w:r>

--- a/klagomål/A 61201-2025 FSC-klagomål.docx
+++ b/klagomål/A 61201-2025 FSC-klagomål.docx
@@ -1743,7 +1743,7 @@
     <w:r>
       <w:tab/>
       <w:tab/>
-      <w:t>2026-07-27</w:t>
+      <w:t>2026-07-28</w:t>
       <w:br/>
       <w:br/>
     </w:r>

--- a/klagomål/A 61201-2025 FSC-klagomål.docx
+++ b/klagomål/A 61201-2025 FSC-klagomål.docx
@@ -1743,7 +1743,7 @@
     <w:r>
       <w:tab/>
       <w:tab/>
-      <w:t>2026-07-28</w:t>
+      <w:t>2026-07-29</w:t>
       <w:br/>
       <w:br/>
     </w:r>

--- a/klagomål/A 61201-2025 FSC-klagomål.docx
+++ b/klagomål/A 61201-2025 FSC-klagomål.docx
@@ -1743,7 +1743,7 @@
     <w:r>
       <w:tab/>
       <w:tab/>
-      <w:t>2026-07-29</w:t>
+      <w:t>2026-07-30</w:t>
       <w:br/>
       <w:br/>
     </w:r>

--- a/klagomål/A 61201-2025 FSC-klagomål.docx
+++ b/klagomål/A 61201-2025 FSC-klagomål.docx
@@ -1743,7 +1743,7 @@
     <w:r>
       <w:tab/>
       <w:tab/>
-      <w:t>2026-07-30</w:t>
+      <w:t>2026-07-31</w:t>
       <w:br/>
       <w:br/>
     </w:r>

--- a/klagomål/A 61201-2025 FSC-klagomål.docx
+++ b/klagomål/A 61201-2025 FSC-klagomål.docx
@@ -1743,7 +1743,7 @@
     <w:r>
       <w:tab/>
       <w:tab/>
-      <w:t>2026-07-31</w:t>
+      <w:t>2026-08-01</w:t>
       <w:br/>
       <w:br/>
     </w:r>

--- a/klagomål/A 61201-2025 FSC-klagomål.docx
+++ b/klagomål/A 61201-2025 FSC-klagomål.docx
@@ -1743,7 +1743,7 @@
     <w:r>
       <w:tab/>
       <w:tab/>
-      <w:t>2026-08-01</w:t>
+      <w:t>2026-08-02</w:t>
       <w:br/>
       <w:br/>
     </w:r>

--- a/klagomål/A 61201-2025 FSC-klagomål.docx
+++ b/klagomål/A 61201-2025 FSC-klagomål.docx
@@ -1743,7 +1743,7 @@
     <w:r>
       <w:tab/>
       <w:tab/>
-      <w:t>2026-08-02</w:t>
+      <w:t>2026-08-03</w:t>
       <w:br/>
       <w:br/>
     </w:r>

--- a/klagomål/A 61201-2025 FSC-klagomål.docx
+++ b/klagomål/A 61201-2025 FSC-klagomål.docx
@@ -1743,7 +1743,7 @@
     <w:r>
       <w:tab/>
       <w:tab/>
-      <w:t>2026-08-03</w:t>
+      <w:t>2026-08-05</w:t>
       <w:br/>
       <w:br/>
     </w:r>

--- a/klagomål/A 61201-2025 FSC-klagomål.docx
+++ b/klagomål/A 61201-2025 FSC-klagomål.docx
@@ -1743,7 +1743,7 @@
     <w:r>
       <w:tab/>
       <w:tab/>
-      <w:t>2026-08-05</w:t>
+      <w:t>2026-08-07</w:t>
       <w:br/>
       <w:br/>
     </w:r>

--- a/klagomål/A 61201-2025 FSC-klagomål.docx
+++ b/klagomål/A 61201-2025 FSC-klagomål.docx
@@ -1743,7 +1743,7 @@
     <w:r>
       <w:tab/>
       <w:tab/>
-      <w:t>2026-08-07</w:t>
+      <w:t>2026-08-08</w:t>
       <w:br/>
       <w:br/>
     </w:r>

--- a/klagomål/A 61201-2025 FSC-klagomål.docx
+++ b/klagomål/A 61201-2025 FSC-klagomål.docx
@@ -216,7 +216,7 @@
         <w:spacing w:after="240"/>
       </w:pPr>
       <w:r>
-        <w:t>Figur 1. Fyndplatser för naturvårdsarter i och inom 3 meter från avverkningsanmälan. Markörer utan svart kant är placerade på fyndplatsen. Markörer med svart kant är placerade vid sidan av fyndplatsen har ett svart streck som visar fyndplatsens exakta position. Kartans mittpunktskoordinat är N 7026301, E 445721 i SWEREF 99 TM.</w:t>
+        <w:t>Figur 1. Fyndplatser för naturvårdsarter i och inom 3 meter från avverkningsanmälan. Markörer utan svart kant är placerade på fyndplatsen. Markörer med svart kant är placerade vid sidan av fyndplatsen och har ett svart streck som visar fyndplatsens exakta position. Kartans mittpunktskoordinat är N 7026301, E 445721 i SWEREF 99 TM.</w:t>
       </w:r>
     </w:p>
     <w:p>
@@ -1743,7 +1743,7 @@
     <w:r>
       <w:tab/>
       <w:tab/>
-      <w:t>2026-08-14</w:t>
+      <w:t>2026-08-15</w:t>
       <w:br/>
       <w:br/>
     </w:r>

--- a/klagomål/A 61201-2025 FSC-klagomål.docx
+++ b/klagomål/A 61201-2025 FSC-klagomål.docx
@@ -1743,7 +1743,7 @@
     <w:r>
       <w:tab/>
       <w:tab/>
-      <w:t>2026-08-15</w:t>
+      <w:t>2026-08-16</w:t>
       <w:br/>
       <w:br/>
     </w:r>

--- a/klagomål/A 61201-2025 FSC-klagomål.docx
+++ b/klagomål/A 61201-2025 FSC-klagomål.docx
@@ -1743,7 +1743,7 @@
     <w:r>
       <w:tab/>
       <w:tab/>
-      <w:t>2026-08-16</w:t>
+      <w:t>2026-08-17</w:t>
       <w:br/>
       <w:br/>
     </w:r>

--- a/klagomål/A 61201-2025 FSC-klagomål.docx
+++ b/klagomål/A 61201-2025 FSC-klagomål.docx
@@ -1743,7 +1743,7 @@
     <w:r>
       <w:tab/>
       <w:tab/>
-      <w:t>2026-08-17</w:t>
+      <w:t>2026-08-18</w:t>
       <w:br/>
       <w:br/>
     </w:r>

--- a/klagomål/A 61201-2025 FSC-klagomål.docx
+++ b/klagomål/A 61201-2025 FSC-klagomål.docx
@@ -1743,7 +1743,7 @@
     <w:r>
       <w:tab/>
       <w:tab/>
-      <w:t>2026-08-18</w:t>
+      <w:t>2026-08-19</w:t>
       <w:br/>
       <w:br/>
     </w:r>

--- a/klagomål/A 61201-2025 FSC-klagomål.docx
+++ b/klagomål/A 61201-2025 FSC-klagomål.docx
@@ -1743,7 +1743,7 @@
     <w:r>
       <w:tab/>
       <w:tab/>
-      <w:t>2026-08-19</w:t>
+      <w:t>2026-08-20</w:t>
       <w:br/>
       <w:br/>
     </w:r>

--- a/klagomål/A 61201-2025 FSC-klagomål.docx
+++ b/klagomål/A 61201-2025 FSC-klagomål.docx
@@ -1743,7 +1743,7 @@
     <w:r>
       <w:tab/>
       <w:tab/>
-      <w:t>2026-08-20</w:t>
+      <w:t>2026-08-21</w:t>
       <w:br/>
       <w:br/>
     </w:r>

--- a/klagomål/A 61201-2025 FSC-klagomål.docx
+++ b/klagomål/A 61201-2025 FSC-klagomål.docx
@@ -1743,7 +1743,7 @@
     <w:r>
       <w:tab/>
       <w:tab/>
-      <w:t>2026-08-21</w:t>
+      <w:t>2026-08-22</w:t>
       <w:br/>
       <w:br/>
     </w:r>

--- a/klagomål/A 61201-2025 FSC-klagomål.docx
+++ b/klagomål/A 61201-2025 FSC-klagomål.docx
@@ -1743,7 +1743,7 @@
     <w:r>
       <w:tab/>
       <w:tab/>
-      <w:t>2026-08-22</w:t>
+      <w:t>2026-08-23</w:t>
       <w:br/>
       <w:br/>
     </w:r>

--- a/klagomål/A 61201-2025 FSC-klagomål.docx
+++ b/klagomål/A 61201-2025 FSC-klagomål.docx
@@ -1743,7 +1743,7 @@
     <w:r>
       <w:tab/>
       <w:tab/>
-      <w:t>2026-08-23</w:t>
+      <w:t>2026-08-24</w:t>
       <w:br/>
       <w:br/>
     </w:r>

--- a/klagomål/A 61201-2025 FSC-klagomål.docx
+++ b/klagomål/A 61201-2025 FSC-klagomål.docx
@@ -1743,7 +1743,7 @@
     <w:r>
       <w:tab/>
       <w:tab/>
-      <w:t>2026-08-24</w:t>
+      <w:t>2026-08-25</w:t>
       <w:br/>
       <w:br/>
     </w:r>

--- a/klagomål/A 61201-2025 FSC-klagomål.docx
+++ b/klagomål/A 61201-2025 FSC-klagomål.docx
@@ -1743,7 +1743,7 @@
     <w:r>
       <w:tab/>
       <w:tab/>
-      <w:t>2026-08-25</w:t>
+      <w:t>2026-08-26</w:t>
       <w:br/>
       <w:br/>
     </w:r>

--- a/klagomål/A 61201-2025 FSC-klagomål.docx
+++ b/klagomål/A 61201-2025 FSC-klagomål.docx
@@ -1743,7 +1743,7 @@
     <w:r>
       <w:tab/>
       <w:tab/>
-      <w:t>2026-08-26</w:t>
+      <w:t>2026-08-27</w:t>
       <w:br/>
       <w:br/>
     </w:r>

--- a/klagomål/A 61201-2025 FSC-klagomål.docx
+++ b/klagomål/A 61201-2025 FSC-klagomål.docx
@@ -1743,7 +1743,7 @@
     <w:r>
       <w:tab/>
       <w:tab/>
-      <w:t>2026-08-27</w:t>
+      <w:t>2026-08-28</w:t>
       <w:br/>
       <w:br/>
     </w:r>

--- a/klagomål/A 61201-2025 FSC-klagomål.docx
+++ b/klagomål/A 61201-2025 FSC-klagomål.docx
@@ -1743,7 +1743,7 @@
     <w:r>
       <w:tab/>
       <w:tab/>
-      <w:t>2026-08-28</w:t>
+      <w:t>2026-08-29</w:t>
       <w:br/>
       <w:br/>
     </w:r>

--- a/klagomål/A 61201-2025 FSC-klagomål.docx
+++ b/klagomål/A 61201-2025 FSC-klagomål.docx
@@ -1743,7 +1743,7 @@
     <w:r>
       <w:tab/>
       <w:tab/>
-      <w:t>2026-08-29</w:t>
+      <w:t>2026-08-31</w:t>
       <w:br/>
       <w:br/>
     </w:r>

--- a/klagomål/A 61201-2025 FSC-klagomål.docx
+++ b/klagomål/A 61201-2025 FSC-klagomål.docx
@@ -1743,7 +1743,7 @@
     <w:r>
       <w:tab/>
       <w:tab/>
-      <w:t>2026-08-31</w:t>
+      <w:t>2026-09-01</w:t>
       <w:br/>
       <w:br/>
     </w:r>

--- a/klagomål/A 61201-2025 FSC-klagomål.docx
+++ b/klagomål/A 61201-2025 FSC-klagomål.docx
@@ -1743,7 +1743,7 @@
     <w:r>
       <w:tab/>
       <w:tab/>
-      <w:t>2026-09-01</w:t>
+      <w:t>2026-09-02</w:t>
       <w:br/>
       <w:br/>
     </w:r>

--- a/klagomål/A 61201-2025 FSC-klagomål.docx
+++ b/klagomål/A 61201-2025 FSC-klagomål.docx
@@ -1743,7 +1743,7 @@
     <w:r>
       <w:tab/>
       <w:tab/>
-      <w:t>2026-09-02</w:t>
+      <w:t>2026-09-03</w:t>
       <w:br/>
       <w:br/>
     </w:r>

--- a/klagomål/A 61201-2025 FSC-klagomål.docx
+++ b/klagomål/A 61201-2025 FSC-klagomål.docx
@@ -1743,7 +1743,7 @@
     <w:r>
       <w:tab/>
       <w:tab/>
-      <w:t>2026-09-03</w:t>
+      <w:t>2026-09-04</w:t>
       <w:br/>
       <w:br/>
     </w:r>

--- a/klagomål/A 61201-2025 FSC-klagomål.docx
+++ b/klagomål/A 61201-2025 FSC-klagomål.docx
@@ -1743,7 +1743,7 @@
     <w:r>
       <w:tab/>
       <w:tab/>
-      <w:t>2026-09-04</w:t>
+      <w:t>2026-09-05</w:t>
       <w:br/>
       <w:br/>
     </w:r>

--- a/klagomål/A 61201-2025 FSC-klagomål.docx
+++ b/klagomål/A 61201-2025 FSC-klagomål.docx
@@ -1743,7 +1743,7 @@
     <w:r>
       <w:tab/>
       <w:tab/>
-      <w:t>2026-09-05</w:t>
+      <w:t>2026-09-06</w:t>
       <w:br/>
       <w:br/>
     </w:r>

--- a/klagomål/A 61201-2025 FSC-klagomål.docx
+++ b/klagomål/A 61201-2025 FSC-klagomål.docx
@@ -1743,7 +1743,7 @@
     <w:r>
       <w:tab/>
       <w:tab/>
-      <w:t>2026-09-06</w:t>
+      <w:t>2026-09-07</w:t>
       <w:br/>
       <w:br/>
     </w:r>

--- a/klagomål/A 61201-2025 FSC-klagomål.docx
+++ b/klagomål/A 61201-2025 FSC-klagomål.docx
@@ -1743,7 +1743,7 @@
     <w:r>
       <w:tab/>
       <w:tab/>
-      <w:t>2026-09-07</w:t>
+      <w:t>2026-09-08</w:t>
       <w:br/>
       <w:br/>
     </w:r>

--- a/klagomål/A 61201-2025 FSC-klagomål.docx
+++ b/klagomål/A 61201-2025 FSC-klagomål.docx
@@ -1743,7 +1743,7 @@
     <w:r>
       <w:tab/>
       <w:tab/>
-      <w:t>2026-09-08</w:t>
+      <w:t>2026-09-09</w:t>
       <w:br/>
       <w:br/>
     </w:r>

--- a/klagomål/A 61201-2025 FSC-klagomål.docx
+++ b/klagomål/A 61201-2025 FSC-klagomål.docx
@@ -1743,7 +1743,7 @@
     <w:r>
       <w:tab/>
       <w:tab/>
-      <w:t>2026-09-09</w:t>
+      <w:t>2026-09-10</w:t>
       <w:br/>
       <w:br/>
     </w:r>

--- a/klagomål/A 61201-2025 FSC-klagomål.docx
+++ b/klagomål/A 61201-2025 FSC-klagomål.docx
@@ -1743,7 +1743,7 @@
     <w:r>
       <w:tab/>
       <w:tab/>
-      <w:t>2026-09-10</w:t>
+      <w:t>2026-09-11</w:t>
       <w:br/>
       <w:br/>
     </w:r>

--- a/klagomål/A 61201-2025 FSC-klagomål.docx
+++ b/klagomål/A 61201-2025 FSC-klagomål.docx
@@ -1743,7 +1743,7 @@
     <w:r>
       <w:tab/>
       <w:tab/>
-      <w:t>2026-09-11</w:t>
+      <w:t>2026-09-12</w:t>
       <w:br/>
       <w:br/>
     </w:r>

--- a/klagomål/A 61201-2025 FSC-klagomål.docx
+++ b/klagomål/A 61201-2025 FSC-klagomål.docx
@@ -1743,7 +1743,7 @@
     <w:r>
       <w:tab/>
       <w:tab/>
-      <w:t>2026-09-12</w:t>
+      <w:t>2026-09-13</w:t>
       <w:br/>
       <w:br/>
     </w:r>
